--- a/paper/mega27-04-microbiome-twin-paper.docx
+++ b/paper/mega27-04-microbiome-twin-paper.docx
@@ -51,7 +51,16 @@
         <w:jc w:val="both"/>
       </w:pPr>
       <w:r>
-        <w:t>Caveat that limits the claim. The official MDSINE2 metric scores only timepoints where the held-out taxon is detected. Our forecaster averages over training mice in which the taxon was detected, so it is tuned to exactly that conditional target. The UC result is a genuine beat under the published protocol, but it is also evidence that the protocol rewards detection-conditional averaging; it is not evidence that our model understands community dynamics better. We report it as a benchmark finding about the benchmark. Negative results are kept: our own graph network (GraphTwin), our gLV replicator and our cNODE re-implementation do not beat published cNODE under leave-one-out, and an earlier claimed gLV beat under 10-fold CV was retracted.</w:t>
+        <w:t>(4) Under a stricter metric that scores every timepoint, the same forecaster ranks first on both MDSINE2 cohorts (UC 1.654 vs MDSINE2 without modules 1.824; healthy 1.752 vs 2.072; p &lt; 1e-39), which falsified our own prediction that the advantage came from the detection-only metric. (5) At scale the picture changes: across 160 MGnify studies in 8 biomes, an interaction model beats a calibrated presence prior in 121 studies (FDR &lt; 0.05), so the human-data null of finding (1) does not generalise. We ship the microtwin command-line tool (audit and forecast) so anyone can run this audit on their own abundance table.</w:t>
+      </w:r>
+    </w:p>
+    <w:p>
+      <w:pPr>
+        <w:spacing w:after="120"/>
+        <w:jc w:val="both"/>
+      </w:pPr>
+      <w:r>
+        <w:t>Caveats. The MDSINE2 cohorts are small (4 and 5 mice), so the forecasting beats rest on hundreds of subject-taxon pairs from few animals. Our initial explanation, that the detection-only metric favours detection-conditional averaging, was tested and falsified (finding 4). The beat therefore suggests that, with this little training data, a population trajectory is a stronger forecaster than fitted dynamics. It does not show that interactions are absent: the 160-study audit (finding 5) shows they usually carry signal for steady-state composition. Negative results are kept: our graph network (GraphTwin), our gLV replicator and our cNODE re-implementation do not beat published cNODE under leave-one-out, and an earlier claimed gLV beat under 10-fold CV was retracted.</w:t>
       </w:r>
     </w:p>
     <w:p>
@@ -410,7 +419,7 @@
         <w:jc w:val="both"/>
       </w:pPr>
       <w:r>
-        <w:t>All data are public, unmodified, and fetched by accession. Table 1 is the dataset manifest. We count nine distinct datasets. The program target of 120+ datasets was not reached, and we do not pad the count with sub-splits or derived tables.</w:t>
+        <w:t>All data are public, unmodified, and fetched by accession. Table 1 is the dataset manifest. We count 169 distinct accession-level datasets: the nine below plus 160 MGnify studies (Appendix A).</w:t>
       </w:r>
     </w:p>
     <w:p>
@@ -3901,6 +3910,735 @@
     </w:p>
     <w:p>
       <w:pPr>
+        <w:pStyle w:val="Heading2"/>
+      </w:pPr>
+      <w:r>
+        <w:t>5.3 Scale-up: interaction audit across 160 MGnify studies</w:t>
+      </w:r>
+    </w:p>
+    <w:p>
+      <w:pPr>
+        <w:spacing w:after="120"/>
+        <w:jc w:val="both"/>
+      </w:pPr>
+      <w:r>
+        <w:t>To test whether the human-data null generalises, we fetched study-level SSU genus tables for 160 MGnify studies (8 biomes, at least 20 samples each; accessions in Appendix A) and asked, per study, whether an interaction model beats a calibrated presence prior at predicting composition from the assemblage. The prior is the two-way log-linear fit</w:t>
+      </w:r>
+    </w:p>
+    <w:p>
+      <w:pPr>
+        <w:jc w:val="center"/>
+      </w:pPr>
+      <w:r>
+        <w:rPr>
+          <w:i/>
+        </w:rPr>
+        <w:t>log p_si = mu_i + c_s  (present entries only),   p-hat_i(z) = z_i e^(mu_i) / sum_j z_j e^(mu_j)</w:t>
+      </w:r>
+      <w:r>
+        <w:tab/>
+        <w:tab/>
+        <w:t>(12)</w:t>
+      </w:r>
+    </w:p>
+    <w:p>
+      <w:pPr>
+        <w:spacing w:after="120"/>
+        <w:jc w:val="both"/>
+      </w:pPr>
+      <w:r>
+        <w:t>in which the sample offset c_s absorbs the closure constant, so mu is not biased by which other taxa are present. The interaction model adds a steady-state generalised Lotka-Volterra shift fitted by ridge regression:</w:t>
+      </w:r>
+    </w:p>
+    <w:p>
+      <w:pPr>
+        <w:jc w:val="center"/>
+      </w:pPr>
+      <w:r>
+        <w:rPr>
+          <w:i/>
+        </w:rPr>
+        <w:t>p-hat_i(z) ∝ z_i exp( mu_i + b_i + sum_j W_ij z_j ),   (b_i, W_i) = argmin sum_{s: z_si=1} (log p_si - mu_i - c_s - b_i - W_i z_s)^2 + lambda ||W_i||^2</w:t>
+      </w:r>
+      <w:r>
+        <w:tab/>
+        <w:tab/>
+        <w:t>(13)</w:t>
+      </w:r>
+    </w:p>
+    <w:p>
+      <w:pPr>
+        <w:spacing w:after="120"/>
+        <w:jc w:val="both"/>
+      </w:pPr>
+      <w:r>
+        <w:t>with lambda chosen by inner 3-fold CV. We used 5-fold outer CV, median Bray-Curtis error, a paired Wilcoxon test per study, and Benjamini-Hochberg FDR across studies:</w:t>
+      </w:r>
+    </w:p>
+    <w:p>
+      <w:pPr>
+        <w:jc w:val="center"/>
+      </w:pPr>
+      <w:r>
+        <w:rPr>
+          <w:i/>
+        </w:rPr>
+        <w:t>q_(k) = min_{j &gt;= k} ( m p_(j) / j )</w:t>
+      </w:r>
+      <w:r>
+        <w:tab/>
+        <w:tab/>
+        <w:t>(14)</w:t>
+      </w:r>
+    </w:p>
+    <w:p>
+      <w:pPr>
+        <w:spacing w:after="120"/>
+        <w:jc w:val="both"/>
+      </w:pPr>
+      <w:r>
+        <w:t>Interactions were better at FDR &lt; 0.05 in 121 of 160 studies, the prior in 6, and neither in 33; median relative gain 14.5%.</w:t>
+      </w:r>
+    </w:p>
+    <w:p>
+      <w:r>
+        <w:rPr>
+          <w:b/>
+        </w:rPr>
+        <w:t>Table 6. Interaction audit by biome (results/mgnify_audit_summary.json).</w:t>
+      </w:r>
+    </w:p>
+    <w:tbl>
+      <w:tblPr>
+        <w:tblStyle w:val="LightGrid-Accent1"/>
+        <w:tblW w:type="auto" w:w="0"/>
+        <w:tblLook w:firstColumn="1" w:firstRow="1" w:lastColumn="0" w:lastRow="0" w:noHBand="0" w:noVBand="1" w:val="04A0"/>
+      </w:tblPr>
+      <w:tblGrid>
+        <w:gridCol w:w="1440"/>
+        <w:gridCol w:w="1440"/>
+        <w:gridCol w:w="1440"/>
+        <w:gridCol w:w="1440"/>
+        <w:gridCol w:w="1440"/>
+        <w:gridCol w:w="1440"/>
+      </w:tblGrid>
+      <w:tr>
+        <w:tc>
+          <w:tcPr>
+            <w:tcW w:type="dxa" w:w="1440"/>
+          </w:tcPr>
+          <w:p>
+            <w:r>
+              <w:t>biome</w:t>
+            </w:r>
+          </w:p>
+        </w:tc>
+        <w:tc>
+          <w:tcPr>
+            <w:tcW w:type="dxa" w:w="1440"/>
+          </w:tcPr>
+          <w:p>
+            <w:r>
+              <w:t>studies</w:t>
+            </w:r>
+          </w:p>
+        </w:tc>
+        <w:tc>
+          <w:tcPr>
+            <w:tcW w:type="dxa" w:w="1440"/>
+          </w:tcPr>
+          <w:p>
+            <w:r>
+              <w:t>interactions better</w:t>
+            </w:r>
+          </w:p>
+        </w:tc>
+        <w:tc>
+          <w:tcPr>
+            <w:tcW w:type="dxa" w:w="1440"/>
+          </w:tcPr>
+          <w:p>
+            <w:r>
+              <w:t>prior better</w:t>
+            </w:r>
+          </w:p>
+        </w:tc>
+        <w:tc>
+          <w:tcPr>
+            <w:tcW w:type="dxa" w:w="1440"/>
+          </w:tcPr>
+          <w:p>
+            <w:r>
+              <w:t>median gain (BC)</w:t>
+            </w:r>
+          </w:p>
+        </w:tc>
+        <w:tc>
+          <w:tcPr>
+            <w:tcW w:type="dxa" w:w="1440"/>
+          </w:tcPr>
+          <w:p>
+            <w:r>
+              <w:t>median prior BC</w:t>
+            </w:r>
+          </w:p>
+        </w:tc>
+      </w:tr>
+      <w:tr>
+        <w:tc>
+          <w:tcPr>
+            <w:tcW w:type="dxa" w:w="1440"/>
+          </w:tcPr>
+          <w:p>
+            <w:r>
+              <w:t>Birds</w:t>
+            </w:r>
+          </w:p>
+        </w:tc>
+        <w:tc>
+          <w:tcPr>
+            <w:tcW w:type="dxa" w:w="1440"/>
+          </w:tcPr>
+          <w:p>
+            <w:r>
+              <w:t>20</w:t>
+            </w:r>
+          </w:p>
+        </w:tc>
+        <w:tc>
+          <w:tcPr>
+            <w:tcW w:type="dxa" w:w="1440"/>
+          </w:tcPr>
+          <w:p>
+            <w:r>
+              <w:t>18</w:t>
+            </w:r>
+          </w:p>
+        </w:tc>
+        <w:tc>
+          <w:tcPr>
+            <w:tcW w:type="dxa" w:w="1440"/>
+          </w:tcPr>
+          <w:p>
+            <w:r>
+              <w:t>0</w:t>
+            </w:r>
+          </w:p>
+        </w:tc>
+        <w:tc>
+          <w:tcPr>
+            <w:tcW w:type="dxa" w:w="1440"/>
+          </w:tcPr>
+          <w:p>
+            <w:r>
+              <w:t>0.107</w:t>
+            </w:r>
+          </w:p>
+        </w:tc>
+        <w:tc>
+          <w:tcPr>
+            <w:tcW w:type="dxa" w:w="1440"/>
+          </w:tcPr>
+          <w:p>
+            <w:r>
+              <w:t>0.375</w:t>
+            </w:r>
+          </w:p>
+        </w:tc>
+      </w:tr>
+      <w:tr>
+        <w:tc>
+          <w:tcPr>
+            <w:tcW w:type="dxa" w:w="1440"/>
+          </w:tcPr>
+          <w:p>
+            <w:r>
+              <w:t>Digestive system</w:t>
+            </w:r>
+          </w:p>
+        </w:tc>
+        <w:tc>
+          <w:tcPr>
+            <w:tcW w:type="dxa" w:w="1440"/>
+          </w:tcPr>
+          <w:p>
+            <w:r>
+              <w:t>41</w:t>
+            </w:r>
+          </w:p>
+        </w:tc>
+        <w:tc>
+          <w:tcPr>
+            <w:tcW w:type="dxa" w:w="1440"/>
+          </w:tcPr>
+          <w:p>
+            <w:r>
+              <w:t>21</w:t>
+            </w:r>
+          </w:p>
+        </w:tc>
+        <w:tc>
+          <w:tcPr>
+            <w:tcW w:type="dxa" w:w="1440"/>
+          </w:tcPr>
+          <w:p>
+            <w:r>
+              <w:t>3</w:t>
+            </w:r>
+          </w:p>
+        </w:tc>
+        <w:tc>
+          <w:tcPr>
+            <w:tcW w:type="dxa" w:w="1440"/>
+          </w:tcPr>
+          <w:p>
+            <w:r>
+              <w:t>0.004</w:t>
+            </w:r>
+          </w:p>
+        </w:tc>
+        <w:tc>
+          <w:tcPr>
+            <w:tcW w:type="dxa" w:w="1440"/>
+          </w:tcPr>
+          <w:p>
+            <w:r>
+              <w:t>0.176</w:t>
+            </w:r>
+          </w:p>
+        </w:tc>
+      </w:tr>
+      <w:tr>
+        <w:tc>
+          <w:tcPr>
+            <w:tcW w:type="dxa" w:w="1440"/>
+          </w:tcPr>
+          <w:p>
+            <w:r>
+              <w:t>Fish</w:t>
+            </w:r>
+          </w:p>
+        </w:tc>
+        <w:tc>
+          <w:tcPr>
+            <w:tcW w:type="dxa" w:w="1440"/>
+          </w:tcPr>
+          <w:p>
+            <w:r>
+              <w:t>15</w:t>
+            </w:r>
+          </w:p>
+        </w:tc>
+        <w:tc>
+          <w:tcPr>
+            <w:tcW w:type="dxa" w:w="1440"/>
+          </w:tcPr>
+          <w:p>
+            <w:r>
+              <w:t>12</w:t>
+            </w:r>
+          </w:p>
+        </w:tc>
+        <w:tc>
+          <w:tcPr>
+            <w:tcW w:type="dxa" w:w="1440"/>
+          </w:tcPr>
+          <w:p>
+            <w:r>
+              <w:t>1</w:t>
+            </w:r>
+          </w:p>
+        </w:tc>
+        <w:tc>
+          <w:tcPr>
+            <w:tcW w:type="dxa" w:w="1440"/>
+          </w:tcPr>
+          <w:p>
+            <w:r>
+              <w:t>0.113</w:t>
+            </w:r>
+          </w:p>
+        </w:tc>
+        <w:tc>
+          <w:tcPr>
+            <w:tcW w:type="dxa" w:w="1440"/>
+          </w:tcPr>
+          <w:p>
+            <w:r>
+              <w:t>0.420</w:t>
+            </w:r>
+          </w:p>
+        </w:tc>
+      </w:tr>
+      <w:tr>
+        <w:tc>
+          <w:tcPr>
+            <w:tcW w:type="dxa" w:w="1440"/>
+          </w:tcPr>
+          <w:p>
+            <w:r>
+              <w:t>Insecta</w:t>
+            </w:r>
+          </w:p>
+        </w:tc>
+        <w:tc>
+          <w:tcPr>
+            <w:tcW w:type="dxa" w:w="1440"/>
+          </w:tcPr>
+          <w:p>
+            <w:r>
+              <w:t>7</w:t>
+            </w:r>
+          </w:p>
+        </w:tc>
+        <w:tc>
+          <w:tcPr>
+            <w:tcW w:type="dxa" w:w="1440"/>
+          </w:tcPr>
+          <w:p>
+            <w:r>
+              <w:t>5</w:t>
+            </w:r>
+          </w:p>
+        </w:tc>
+        <w:tc>
+          <w:tcPr>
+            <w:tcW w:type="dxa" w:w="1440"/>
+          </w:tcPr>
+          <w:p>
+            <w:r>
+              <w:t>0</w:t>
+            </w:r>
+          </w:p>
+        </w:tc>
+        <w:tc>
+          <w:tcPr>
+            <w:tcW w:type="dxa" w:w="1440"/>
+          </w:tcPr>
+          <w:p>
+            <w:r>
+              <w:t>0.052</w:t>
+            </w:r>
+          </w:p>
+        </w:tc>
+        <w:tc>
+          <w:tcPr>
+            <w:tcW w:type="dxa" w:w="1440"/>
+          </w:tcPr>
+          <w:p>
+            <w:r>
+              <w:t>0.345</w:t>
+            </w:r>
+          </w:p>
+        </w:tc>
+      </w:tr>
+      <w:tr>
+        <w:tc>
+          <w:tcPr>
+            <w:tcW w:type="dxa" w:w="1440"/>
+          </w:tcPr>
+          <w:p>
+            <w:r>
+              <w:t>Mammals</w:t>
+            </w:r>
+          </w:p>
+        </w:tc>
+        <w:tc>
+          <w:tcPr>
+            <w:tcW w:type="dxa" w:w="1440"/>
+          </w:tcPr>
+          <w:p>
+            <w:r>
+              <w:t>20</w:t>
+            </w:r>
+          </w:p>
+        </w:tc>
+        <w:tc>
+          <w:tcPr>
+            <w:tcW w:type="dxa" w:w="1440"/>
+          </w:tcPr>
+          <w:p>
+            <w:r>
+              <w:t>14</w:t>
+            </w:r>
+          </w:p>
+        </w:tc>
+        <w:tc>
+          <w:tcPr>
+            <w:tcW w:type="dxa" w:w="1440"/>
+          </w:tcPr>
+          <w:p>
+            <w:r>
+              <w:t>2</w:t>
+            </w:r>
+          </w:p>
+        </w:tc>
+        <w:tc>
+          <w:tcPr>
+            <w:tcW w:type="dxa" w:w="1440"/>
+          </w:tcPr>
+          <w:p>
+            <w:r>
+              <w:t>0.056</w:t>
+            </w:r>
+          </w:p>
+        </w:tc>
+        <w:tc>
+          <w:tcPr>
+            <w:tcW w:type="dxa" w:w="1440"/>
+          </w:tcPr>
+          <w:p>
+            <w:r>
+              <w:t>0.386</w:t>
+            </w:r>
+          </w:p>
+        </w:tc>
+      </w:tr>
+      <w:tr>
+        <w:tc>
+          <w:tcPr>
+            <w:tcW w:type="dxa" w:w="1440"/>
+          </w:tcPr>
+          <w:p>
+            <w:r>
+              <w:t>Oral</w:t>
+            </w:r>
+          </w:p>
+        </w:tc>
+        <w:tc>
+          <w:tcPr>
+            <w:tcW w:type="dxa" w:w="1440"/>
+          </w:tcPr>
+          <w:p>
+            <w:r>
+              <w:t>20</w:t>
+            </w:r>
+          </w:p>
+        </w:tc>
+        <w:tc>
+          <w:tcPr>
+            <w:tcW w:type="dxa" w:w="1440"/>
+          </w:tcPr>
+          <w:p>
+            <w:r>
+              <w:t>17</w:t>
+            </w:r>
+          </w:p>
+        </w:tc>
+        <w:tc>
+          <w:tcPr>
+            <w:tcW w:type="dxa" w:w="1440"/>
+          </w:tcPr>
+          <w:p>
+            <w:r>
+              <w:t>0</w:t>
+            </w:r>
+          </w:p>
+        </w:tc>
+        <w:tc>
+          <w:tcPr>
+            <w:tcW w:type="dxa" w:w="1440"/>
+          </w:tcPr>
+          <w:p>
+            <w:r>
+              <w:t>0.040</w:t>
+            </w:r>
+          </w:p>
+        </w:tc>
+        <w:tc>
+          <w:tcPr>
+            <w:tcW w:type="dxa" w:w="1440"/>
+          </w:tcPr>
+          <w:p>
+            <w:r>
+              <w:t>0.326</w:t>
+            </w:r>
+          </w:p>
+        </w:tc>
+      </w:tr>
+      <w:tr>
+        <w:tc>
+          <w:tcPr>
+            <w:tcW w:type="dxa" w:w="1440"/>
+          </w:tcPr>
+          <w:p>
+            <w:r>
+              <w:t>Plants</w:t>
+            </w:r>
+          </w:p>
+        </w:tc>
+        <w:tc>
+          <w:tcPr>
+            <w:tcW w:type="dxa" w:w="1440"/>
+          </w:tcPr>
+          <w:p>
+            <w:r>
+              <w:t>20</w:t>
+            </w:r>
+          </w:p>
+        </w:tc>
+        <w:tc>
+          <w:tcPr>
+            <w:tcW w:type="dxa" w:w="1440"/>
+          </w:tcPr>
+          <w:p>
+            <w:r>
+              <w:t>18</w:t>
+            </w:r>
+          </w:p>
+        </w:tc>
+        <w:tc>
+          <w:tcPr>
+            <w:tcW w:type="dxa" w:w="1440"/>
+          </w:tcPr>
+          <w:p>
+            <w:r>
+              <w:t>0</w:t>
+            </w:r>
+          </w:p>
+        </w:tc>
+        <w:tc>
+          <w:tcPr>
+            <w:tcW w:type="dxa" w:w="1440"/>
+          </w:tcPr>
+          <w:p>
+            <w:r>
+              <w:t>0.081</w:t>
+            </w:r>
+          </w:p>
+        </w:tc>
+        <w:tc>
+          <w:tcPr>
+            <w:tcW w:type="dxa" w:w="1440"/>
+          </w:tcPr>
+          <w:p>
+            <w:r>
+              <w:t>0.330</w:t>
+            </w:r>
+          </w:p>
+        </w:tc>
+      </w:tr>
+      <w:tr>
+        <w:tc>
+          <w:tcPr>
+            <w:tcW w:type="dxa" w:w="1440"/>
+          </w:tcPr>
+          <w:p>
+            <w:r>
+              <w:t>Skin</w:t>
+            </w:r>
+          </w:p>
+        </w:tc>
+        <w:tc>
+          <w:tcPr>
+            <w:tcW w:type="dxa" w:w="1440"/>
+          </w:tcPr>
+          <w:p>
+            <w:r>
+              <w:t>17</w:t>
+            </w:r>
+          </w:p>
+        </w:tc>
+        <w:tc>
+          <w:tcPr>
+            <w:tcW w:type="dxa" w:w="1440"/>
+          </w:tcPr>
+          <w:p>
+            <w:r>
+              <w:t>16</w:t>
+            </w:r>
+          </w:p>
+        </w:tc>
+        <w:tc>
+          <w:tcPr>
+            <w:tcW w:type="dxa" w:w="1440"/>
+          </w:tcPr>
+          <w:p>
+            <w:r>
+              <w:t>0</w:t>
+            </w:r>
+          </w:p>
+        </w:tc>
+        <w:tc>
+          <w:tcPr>
+            <w:tcW w:type="dxa" w:w="1440"/>
+          </w:tcPr>
+          <w:p>
+            <w:r>
+              <w:t>0.075</w:t>
+            </w:r>
+          </w:p>
+        </w:tc>
+        <w:tc>
+          <w:tcPr>
+            <w:tcW w:type="dxa" w:w="1440"/>
+          </w:tcPr>
+          <w:p>
+            <w:r>
+              <w:t>0.374</w:t>
+            </w:r>
+          </w:p>
+        </w:tc>
+      </w:tr>
+    </w:tbl>
+    <w:p>
+      <w:pPr>
+        <w:jc w:val="center"/>
+      </w:pPr>
+      <w:r>
+        <w:drawing>
+          <wp:inline xmlns:a="http://schemas.openxmlformats.org/drawingml/2006/main" xmlns:pic="http://schemas.openxmlformats.org/drawingml/2006/picture">
+            <wp:extent cx="5943600" cy="3302000"/>
+            <wp:docPr id="3" name="Picture 3"/>
+            <wp:cNvGraphicFramePr>
+              <a:graphicFrameLocks noChangeAspect="1"/>
+            </wp:cNvGraphicFramePr>
+            <a:graphic>
+              <a:graphicData uri="http://schemas.openxmlformats.org/drawingml/2006/picture">
+                <pic:pic>
+                  <pic:nvPicPr>
+                    <pic:cNvPr id="0" name="fig_mgnify_audit.png"/>
+                    <pic:cNvPicPr/>
+                  </pic:nvPicPr>
+                  <pic:blipFill>
+                    <a:blip r:embed="rId11"/>
+                    <a:stretch>
+                      <a:fillRect/>
+                    </a:stretch>
+                  </pic:blipFill>
+                  <pic:spPr>
+                    <a:xfrm>
+                      <a:off x="0" y="0"/>
+                      <a:ext cx="5943600" cy="3302000"/>
+                    </a:xfrm>
+                    <a:prstGeom prst="rect"/>
+                  </pic:spPr>
+                </pic:pic>
+              </a:graphicData>
+            </a:graphic>
+          </wp:inline>
+        </w:drawing>
+      </w:r>
+    </w:p>
+    <w:p>
+      <w:r>
+        <w:rPr>
+          <w:i/>
+        </w:rPr>
+        <w:t>Figure 3. Relative gain of the interaction model per study. Red: interactions better (FDR &lt; 0.05); dark: prior better; grey: no difference.</w:t>
+      </w:r>
+    </w:p>
+    <w:p>
+      <w:pPr>
+        <w:spacing w:after="120"/>
+        <w:jc w:val="both"/>
+      </w:pPr>
+      <w:r>
+        <w:t>A candidate exception, the human digestive system (21 of 41), did not survive scrutiny: 33 of the 41 gut studies are metagenome assemblies, against 2 of 118 other studies, and the 8 amplicon gut studies show the same relative gain as other biomes (0.210 vs 0.184). Gut and data type are confounded here, so we do not claim a gut-specific effect. This larger audit also means the cNODE null result (Section 5.1) should be read narrowly: on these two cNODE tables a mean-composition null matched published cNODE, but across 160 amplicon and assembly studies interaction structure usually does carry predictive information.</w:t>
+      </w:r>
+    </w:p>
+    <w:p>
+      <w:pPr>
         <w:pStyle w:val="Heading1"/>
       </w:pPr>
       <w:r>
@@ -3949,7 +4687,25 @@
         <w:jc w:val="both"/>
       </w:pPr>
       <w:r>
-        <w:t>- Healthy cohort: RA-MDSINE2 without modules beats our forecaster (0.883 vs 0.919, p = 0.045).</w:t>
+        <w:t>- Healthy cohort: RA-MDSINE2 without modules beats our forecaster under the official detected-only metric (0.883 vs 0.919, p = 0.045).</w:t>
+      </w:r>
+    </w:p>
+    <w:p>
+      <w:pPr>
+        <w:spacing w:after="120"/>
+        <w:jc w:val="both"/>
+      </w:pPr>
+      <w:r>
+        <w:t>- Our own falsifiable prediction (Section 7, v1) that scoring all timepoints would erase the forecaster's advantage was FALSIFIED: under the all-timepoint metric it ranks first on both cohorts (UC 1.654 vs MDSINE2-NM 1.824; healthy 1.752 vs 2.072; results/mdsine2_headtohead_*_alltimepoints.json).</w:t>
+      </w:r>
+    </w:p>
+    <w:p>
+      <w:pPr>
+        <w:spacing w:after="120"/>
+        <w:jc w:val="both"/>
+      </w:pPr>
+      <w:r>
+        <w:t>- The candidate 'human gut is least interaction-predictable' was rejected as confounded with assembly-derived data.</w:t>
       </w:r>
     </w:p>
     <w:p>
@@ -3975,7 +4731,7 @@
         <w:jc w:val="both"/>
       </w:pPr>
       <w:r>
-        <w:t>Falsifiable prediction. If the MDSINE2 metric is changed to score all timepoints (with an explicit detection model), the presence-conditional forecaster's advantage on UC should shrink or reverse, because it predicts presence everywhere. We name this the detection-conditioning effect and quantify it as the change in rank under the two metrics. Testing this needs per-timepoint MDSINE2 predictions, which the Source Data does not include; it is the main open item.</w:t>
+        <w:t>[v1 text, now tested and falsified - kept for the record] Falsifiable prediction. If the MDSINE2 metric is changed to score all timepoints (with an explicit detection model), the presence-conditional forecaster's advantage on UC should shrink or reverse, because it predicts presence everywhere. We name this the detection-conditioning effect and quantify it as the change in rank under the two metrics. Testing this needs per-timepoint MDSINE2 predictions, which the Source Data does not include; it is the main open item.</w:t>
       </w:r>
     </w:p>
     <w:p>
@@ -4018,7 +4774,7 @@
         <w:rPr>
           <w:b/>
         </w:rPr>
-        <w:t>Table 6. Tools table (honest count: 11).</w:t>
+        <w:t>Table 7. Tools table (honest count: 13).</w:t>
       </w:r>
     </w:p>
     <w:tbl>
@@ -4291,6 +5047,50 @@
           <w:p>
             <w:r>
               <w:t>version control</w:t>
+            </w:r>
+          </w:p>
+        </w:tc>
+      </w:tr>
+      <w:tr>
+        <w:tc>
+          <w:tcPr>
+            <w:tcW w:type="dxa" w:w="4320"/>
+          </w:tcPr>
+          <w:p>
+            <w:r>
+              <w:t>MGnify REST API (EBI)</w:t>
+            </w:r>
+          </w:p>
+        </w:tc>
+        <w:tc>
+          <w:tcPr>
+            <w:tcW w:type="dxa" w:w="4320"/>
+          </w:tcPr>
+          <w:p>
+            <w:r>
+              <w:t>160 study taxonomy tables</w:t>
+            </w:r>
+          </w:p>
+        </w:tc>
+      </w:tr>
+      <w:tr>
+        <w:tc>
+          <w:tcPr>
+            <w:tcW w:type="dxa" w:w="4320"/>
+          </w:tcPr>
+          <w:p>
+            <w:r>
+              <w:t>statsmodels</w:t>
+            </w:r>
+          </w:p>
+        </w:tc>
+        <w:tc>
+          <w:tcPr>
+            <w:tcW w:type="dxa" w:w="4320"/>
+          </w:tcPr>
+          <w:p>
+            <w:r>
+              <w:t>confounder regression</w:t>
             </w:r>
           </w:p>
         </w:tc>
@@ -4318,6 +5118,8408 @@
         <w:pStyle w:val="Heading1"/>
       </w:pPr>
       <w:r>
+        <w:t>Appendix A. MGnify study accessions used</w:t>
+      </w:r>
+    </w:p>
+    <w:p>
+      <w:r>
+        <w:rPr>
+          <w:b/>
+        </w:rPr>
+        <w:t>Table 8. All 160 MGnify studies fetched and used (data/raw/mgnify/manifest.csv).</w:t>
+      </w:r>
+    </w:p>
+    <w:tbl>
+      <w:tblPr>
+        <w:tblStyle w:val="LightGrid-Accent1"/>
+        <w:tblW w:type="auto" w:w="0"/>
+        <w:tblLook w:firstColumn="1" w:firstRow="1" w:lastColumn="0" w:lastRow="0" w:noHBand="0" w:noVBand="1" w:val="04A0"/>
+      </w:tblPr>
+      <w:tblGrid>
+        <w:gridCol w:w="1728"/>
+        <w:gridCol w:w="1728"/>
+        <w:gridCol w:w="1728"/>
+        <w:gridCol w:w="1728"/>
+        <w:gridCol w:w="1728"/>
+      </w:tblGrid>
+      <w:tr>
+        <w:tc>
+          <w:tcPr>
+            <w:tcW w:type="dxa" w:w="1728"/>
+          </w:tcPr>
+          <w:p>
+            <w:r>
+              <w:t>MGnify study</w:t>
+            </w:r>
+          </w:p>
+        </w:tc>
+        <w:tc>
+          <w:tcPr>
+            <w:tcW w:type="dxa" w:w="1728"/>
+          </w:tcPr>
+          <w:p>
+            <w:r>
+              <w:t>INSDC project</w:t>
+            </w:r>
+          </w:p>
+        </w:tc>
+        <w:tc>
+          <w:tcPr>
+            <w:tcW w:type="dxa" w:w="1728"/>
+          </w:tcPr>
+          <w:p>
+            <w:r>
+              <w:t>biome</w:t>
+            </w:r>
+          </w:p>
+        </w:tc>
+        <w:tc>
+          <w:tcPr>
+            <w:tcW w:type="dxa" w:w="1728"/>
+          </w:tcPr>
+          <w:p>
+            <w:r>
+              <w:t>samples</w:t>
+            </w:r>
+          </w:p>
+        </w:tc>
+        <w:tc>
+          <w:tcPr>
+            <w:tcW w:type="dxa" w:w="1728"/>
+          </w:tcPr>
+          <w:p>
+            <w:r>
+              <w:t>genera</w:t>
+            </w:r>
+          </w:p>
+        </w:tc>
+      </w:tr>
+      <w:tr>
+        <w:tc>
+          <w:tcPr>
+            <w:tcW w:type="dxa" w:w="1728"/>
+          </w:tcPr>
+          <w:p>
+            <w:r>
+              <w:t>MGYS00006862</w:t>
+            </w:r>
+          </w:p>
+        </w:tc>
+        <w:tc>
+          <w:tcPr>
+            <w:tcW w:type="dxa" w:w="1728"/>
+          </w:tcPr>
+          <w:p>
+            <w:r>
+              <w:t>ERP175206</w:t>
+            </w:r>
+          </w:p>
+        </w:tc>
+        <w:tc>
+          <w:tcPr>
+            <w:tcW w:type="dxa" w:w="1728"/>
+          </w:tcPr>
+          <w:p>
+            <w:r>
+              <w:t>Digestive system</w:t>
+            </w:r>
+          </w:p>
+        </w:tc>
+        <w:tc>
+          <w:tcPr>
+            <w:tcW w:type="dxa" w:w="1728"/>
+          </w:tcPr>
+          <w:p>
+            <w:r>
+              <w:t>84</w:t>
+            </w:r>
+          </w:p>
+        </w:tc>
+        <w:tc>
+          <w:tcPr>
+            <w:tcW w:type="dxa" w:w="1728"/>
+          </w:tcPr>
+          <w:p>
+            <w:r>
+              <w:t>106</w:t>
+            </w:r>
+          </w:p>
+        </w:tc>
+      </w:tr>
+      <w:tr>
+        <w:tc>
+          <w:tcPr>
+            <w:tcW w:type="dxa" w:w="1728"/>
+          </w:tcPr>
+          <w:p>
+            <w:r>
+              <w:t>MGYS00005791</w:t>
+            </w:r>
+          </w:p>
+        </w:tc>
+        <w:tc>
+          <w:tcPr>
+            <w:tcW w:type="dxa" w:w="1728"/>
+          </w:tcPr>
+          <w:p>
+            <w:r>
+              <w:t>ERP127967</w:t>
+            </w:r>
+          </w:p>
+        </w:tc>
+        <w:tc>
+          <w:tcPr>
+            <w:tcW w:type="dxa" w:w="1728"/>
+          </w:tcPr>
+          <w:p>
+            <w:r>
+              <w:t>Digestive system</w:t>
+            </w:r>
+          </w:p>
+        </w:tc>
+        <w:tc>
+          <w:tcPr>
+            <w:tcW w:type="dxa" w:w="1728"/>
+          </w:tcPr>
+          <w:p>
+            <w:r>
+              <w:t>245</w:t>
+            </w:r>
+          </w:p>
+        </w:tc>
+        <w:tc>
+          <w:tcPr>
+            <w:tcW w:type="dxa" w:w="1728"/>
+          </w:tcPr>
+          <w:p>
+            <w:r>
+              <w:t>124</w:t>
+            </w:r>
+          </w:p>
+        </w:tc>
+      </w:tr>
+      <w:tr>
+        <w:tc>
+          <w:tcPr>
+            <w:tcW w:type="dxa" w:w="1728"/>
+          </w:tcPr>
+          <w:p>
+            <w:r>
+              <w:t>MGYS00006825</w:t>
+            </w:r>
+          </w:p>
+        </w:tc>
+        <w:tc>
+          <w:tcPr>
+            <w:tcW w:type="dxa" w:w="1728"/>
+          </w:tcPr>
+          <w:p>
+            <w:r>
+              <w:t>ERP160132</w:t>
+            </w:r>
+          </w:p>
+        </w:tc>
+        <w:tc>
+          <w:tcPr>
+            <w:tcW w:type="dxa" w:w="1728"/>
+          </w:tcPr>
+          <w:p>
+            <w:r>
+              <w:t>Digestive system</w:t>
+            </w:r>
+          </w:p>
+        </w:tc>
+        <w:tc>
+          <w:tcPr>
+            <w:tcW w:type="dxa" w:w="1728"/>
+          </w:tcPr>
+          <w:p>
+            <w:r>
+              <w:t>197</w:t>
+            </w:r>
+          </w:p>
+        </w:tc>
+        <w:tc>
+          <w:tcPr>
+            <w:tcW w:type="dxa" w:w="1728"/>
+          </w:tcPr>
+          <w:p>
+            <w:r>
+              <w:t>142</w:t>
+            </w:r>
+          </w:p>
+        </w:tc>
+      </w:tr>
+      <w:tr>
+        <w:tc>
+          <w:tcPr>
+            <w:tcW w:type="dxa" w:w="1728"/>
+          </w:tcPr>
+          <w:p>
+            <w:r>
+              <w:t>MGYS00006824</w:t>
+            </w:r>
+          </w:p>
+        </w:tc>
+        <w:tc>
+          <w:tcPr>
+            <w:tcW w:type="dxa" w:w="1728"/>
+          </w:tcPr>
+          <w:p>
+            <w:r>
+              <w:t>ERP147941</w:t>
+            </w:r>
+          </w:p>
+        </w:tc>
+        <w:tc>
+          <w:tcPr>
+            <w:tcW w:type="dxa" w:w="1728"/>
+          </w:tcPr>
+          <w:p>
+            <w:r>
+              <w:t>Digestive system</w:t>
+            </w:r>
+          </w:p>
+        </w:tc>
+        <w:tc>
+          <w:tcPr>
+            <w:tcW w:type="dxa" w:w="1728"/>
+          </w:tcPr>
+          <w:p>
+            <w:r>
+              <w:t>40</w:t>
+            </w:r>
+          </w:p>
+        </w:tc>
+        <w:tc>
+          <w:tcPr>
+            <w:tcW w:type="dxa" w:w="1728"/>
+          </w:tcPr>
+          <w:p>
+            <w:r>
+              <w:t>98</w:t>
+            </w:r>
+          </w:p>
+        </w:tc>
+      </w:tr>
+      <w:tr>
+        <w:tc>
+          <w:tcPr>
+            <w:tcW w:type="dxa" w:w="1728"/>
+          </w:tcPr>
+          <w:p>
+            <w:r>
+              <w:t>MGYS00006822</w:t>
+            </w:r>
+          </w:p>
+        </w:tc>
+        <w:tc>
+          <w:tcPr>
+            <w:tcW w:type="dxa" w:w="1728"/>
+          </w:tcPr>
+          <w:p>
+            <w:r>
+              <w:t>ERP148470</w:t>
+            </w:r>
+          </w:p>
+        </w:tc>
+        <w:tc>
+          <w:tcPr>
+            <w:tcW w:type="dxa" w:w="1728"/>
+          </w:tcPr>
+          <w:p>
+            <w:r>
+              <w:t>Digestive system</w:t>
+            </w:r>
+          </w:p>
+        </w:tc>
+        <w:tc>
+          <w:tcPr>
+            <w:tcW w:type="dxa" w:w="1728"/>
+          </w:tcPr>
+          <w:p>
+            <w:r>
+              <w:t>55</w:t>
+            </w:r>
+          </w:p>
+        </w:tc>
+        <w:tc>
+          <w:tcPr>
+            <w:tcW w:type="dxa" w:w="1728"/>
+          </w:tcPr>
+          <w:p>
+            <w:r>
+              <w:t>95</w:t>
+            </w:r>
+          </w:p>
+        </w:tc>
+      </w:tr>
+      <w:tr>
+        <w:tc>
+          <w:tcPr>
+            <w:tcW w:type="dxa" w:w="1728"/>
+          </w:tcPr>
+          <w:p>
+            <w:r>
+              <w:t>MGYS00006814</w:t>
+            </w:r>
+          </w:p>
+        </w:tc>
+        <w:tc>
+          <w:tcPr>
+            <w:tcW w:type="dxa" w:w="1728"/>
+          </w:tcPr>
+          <w:p>
+            <w:r>
+              <w:t>ERP148607</w:t>
+            </w:r>
+          </w:p>
+        </w:tc>
+        <w:tc>
+          <w:tcPr>
+            <w:tcW w:type="dxa" w:w="1728"/>
+          </w:tcPr>
+          <w:p>
+            <w:r>
+              <w:t>Digestive system</w:t>
+            </w:r>
+          </w:p>
+        </w:tc>
+        <w:tc>
+          <w:tcPr>
+            <w:tcW w:type="dxa" w:w="1728"/>
+          </w:tcPr>
+          <w:p>
+            <w:r>
+              <w:t>68</w:t>
+            </w:r>
+          </w:p>
+        </w:tc>
+        <w:tc>
+          <w:tcPr>
+            <w:tcW w:type="dxa" w:w="1728"/>
+          </w:tcPr>
+          <w:p>
+            <w:r>
+              <w:t>143</w:t>
+            </w:r>
+          </w:p>
+        </w:tc>
+      </w:tr>
+      <w:tr>
+        <w:tc>
+          <w:tcPr>
+            <w:tcW w:type="dxa" w:w="1728"/>
+          </w:tcPr>
+          <w:p>
+            <w:r>
+              <w:t>MGYS00006815</w:t>
+            </w:r>
+          </w:p>
+        </w:tc>
+        <w:tc>
+          <w:tcPr>
+            <w:tcW w:type="dxa" w:w="1728"/>
+          </w:tcPr>
+          <w:p>
+            <w:r>
+              <w:t>ERP147808</w:t>
+            </w:r>
+          </w:p>
+        </w:tc>
+        <w:tc>
+          <w:tcPr>
+            <w:tcW w:type="dxa" w:w="1728"/>
+          </w:tcPr>
+          <w:p>
+            <w:r>
+              <w:t>Digestive system</w:t>
+            </w:r>
+          </w:p>
+        </w:tc>
+        <w:tc>
+          <w:tcPr>
+            <w:tcW w:type="dxa" w:w="1728"/>
+          </w:tcPr>
+          <w:p>
+            <w:r>
+              <w:t>67</w:t>
+            </w:r>
+          </w:p>
+        </w:tc>
+        <w:tc>
+          <w:tcPr>
+            <w:tcW w:type="dxa" w:w="1728"/>
+          </w:tcPr>
+          <w:p>
+            <w:r>
+              <w:t>88</w:t>
+            </w:r>
+          </w:p>
+        </w:tc>
+      </w:tr>
+      <w:tr>
+        <w:tc>
+          <w:tcPr>
+            <w:tcW w:type="dxa" w:w="1728"/>
+          </w:tcPr>
+          <w:p>
+            <w:r>
+              <w:t>MGYS00006811</w:t>
+            </w:r>
+          </w:p>
+        </w:tc>
+        <w:tc>
+          <w:tcPr>
+            <w:tcW w:type="dxa" w:w="1728"/>
+          </w:tcPr>
+          <w:p>
+            <w:r>
+              <w:t>ERP147961</w:t>
+            </w:r>
+          </w:p>
+        </w:tc>
+        <w:tc>
+          <w:tcPr>
+            <w:tcW w:type="dxa" w:w="1728"/>
+          </w:tcPr>
+          <w:p>
+            <w:r>
+              <w:t>Digestive system</w:t>
+            </w:r>
+          </w:p>
+        </w:tc>
+        <w:tc>
+          <w:tcPr>
+            <w:tcW w:type="dxa" w:w="1728"/>
+          </w:tcPr>
+          <w:p>
+            <w:r>
+              <w:t>98</w:t>
+            </w:r>
+          </w:p>
+        </w:tc>
+        <w:tc>
+          <w:tcPr>
+            <w:tcW w:type="dxa" w:w="1728"/>
+          </w:tcPr>
+          <w:p>
+            <w:r>
+              <w:t>89</w:t>
+            </w:r>
+          </w:p>
+        </w:tc>
+      </w:tr>
+      <w:tr>
+        <w:tc>
+          <w:tcPr>
+            <w:tcW w:type="dxa" w:w="1728"/>
+          </w:tcPr>
+          <w:p>
+            <w:r>
+              <w:t>MGYS00006807</w:t>
+            </w:r>
+          </w:p>
+        </w:tc>
+        <w:tc>
+          <w:tcPr>
+            <w:tcW w:type="dxa" w:w="1728"/>
+          </w:tcPr>
+          <w:p>
+            <w:r>
+              <w:t>ERP170897</w:t>
+            </w:r>
+          </w:p>
+        </w:tc>
+        <w:tc>
+          <w:tcPr>
+            <w:tcW w:type="dxa" w:w="1728"/>
+          </w:tcPr>
+          <w:p>
+            <w:r>
+              <w:t>Digestive system</w:t>
+            </w:r>
+          </w:p>
+        </w:tc>
+        <w:tc>
+          <w:tcPr>
+            <w:tcW w:type="dxa" w:w="1728"/>
+          </w:tcPr>
+          <w:p>
+            <w:r>
+              <w:t>60</w:t>
+            </w:r>
+          </w:p>
+        </w:tc>
+        <w:tc>
+          <w:tcPr>
+            <w:tcW w:type="dxa" w:w="1728"/>
+          </w:tcPr>
+          <w:p>
+            <w:r>
+              <w:t>111</w:t>
+            </w:r>
+          </w:p>
+        </w:tc>
+      </w:tr>
+      <w:tr>
+        <w:tc>
+          <w:tcPr>
+            <w:tcW w:type="dxa" w:w="1728"/>
+          </w:tcPr>
+          <w:p>
+            <w:r>
+              <w:t>MGYS00006805</w:t>
+            </w:r>
+          </w:p>
+        </w:tc>
+        <w:tc>
+          <w:tcPr>
+            <w:tcW w:type="dxa" w:w="1728"/>
+          </w:tcPr>
+          <w:p>
+            <w:r>
+              <w:t>ERP148499</w:t>
+            </w:r>
+          </w:p>
+        </w:tc>
+        <w:tc>
+          <w:tcPr>
+            <w:tcW w:type="dxa" w:w="1728"/>
+          </w:tcPr>
+          <w:p>
+            <w:r>
+              <w:t>Digestive system</w:t>
+            </w:r>
+          </w:p>
+        </w:tc>
+        <w:tc>
+          <w:tcPr>
+            <w:tcW w:type="dxa" w:w="1728"/>
+          </w:tcPr>
+          <w:p>
+            <w:r>
+              <w:t>86</w:t>
+            </w:r>
+          </w:p>
+        </w:tc>
+        <w:tc>
+          <w:tcPr>
+            <w:tcW w:type="dxa" w:w="1728"/>
+          </w:tcPr>
+          <w:p>
+            <w:r>
+              <w:t>131</w:t>
+            </w:r>
+          </w:p>
+        </w:tc>
+      </w:tr>
+      <w:tr>
+        <w:tc>
+          <w:tcPr>
+            <w:tcW w:type="dxa" w:w="1728"/>
+          </w:tcPr>
+          <w:p>
+            <w:r>
+              <w:t>MGYS00006806</w:t>
+            </w:r>
+          </w:p>
+        </w:tc>
+        <w:tc>
+          <w:tcPr>
+            <w:tcW w:type="dxa" w:w="1728"/>
+          </w:tcPr>
+          <w:p>
+            <w:r>
+              <w:t>ERP136860</w:t>
+            </w:r>
+          </w:p>
+        </w:tc>
+        <w:tc>
+          <w:tcPr>
+            <w:tcW w:type="dxa" w:w="1728"/>
+          </w:tcPr>
+          <w:p>
+            <w:r>
+              <w:t>Digestive system</w:t>
+            </w:r>
+          </w:p>
+        </w:tc>
+        <w:tc>
+          <w:tcPr>
+            <w:tcW w:type="dxa" w:w="1728"/>
+          </w:tcPr>
+          <w:p>
+            <w:r>
+              <w:t>74</w:t>
+            </w:r>
+          </w:p>
+        </w:tc>
+        <w:tc>
+          <w:tcPr>
+            <w:tcW w:type="dxa" w:w="1728"/>
+          </w:tcPr>
+          <w:p>
+            <w:r>
+              <w:t>103</w:t>
+            </w:r>
+          </w:p>
+        </w:tc>
+      </w:tr>
+      <w:tr>
+        <w:tc>
+          <w:tcPr>
+            <w:tcW w:type="dxa" w:w="1728"/>
+          </w:tcPr>
+          <w:p>
+            <w:r>
+              <w:t>MGYS00006760</w:t>
+            </w:r>
+          </w:p>
+        </w:tc>
+        <w:tc>
+          <w:tcPr>
+            <w:tcW w:type="dxa" w:w="1728"/>
+          </w:tcPr>
+          <w:p>
+            <w:r>
+              <w:t>ERP148661</w:t>
+            </w:r>
+          </w:p>
+        </w:tc>
+        <w:tc>
+          <w:tcPr>
+            <w:tcW w:type="dxa" w:w="1728"/>
+          </w:tcPr>
+          <w:p>
+            <w:r>
+              <w:t>Digestive system</w:t>
+            </w:r>
+          </w:p>
+        </w:tc>
+        <w:tc>
+          <w:tcPr>
+            <w:tcW w:type="dxa" w:w="1728"/>
+          </w:tcPr>
+          <w:p>
+            <w:r>
+              <w:t>218</w:t>
+            </w:r>
+          </w:p>
+        </w:tc>
+        <w:tc>
+          <w:tcPr>
+            <w:tcW w:type="dxa" w:w="1728"/>
+          </w:tcPr>
+          <w:p>
+            <w:r>
+              <w:t>159</w:t>
+            </w:r>
+          </w:p>
+        </w:tc>
+      </w:tr>
+      <w:tr>
+        <w:tc>
+          <w:tcPr>
+            <w:tcW w:type="dxa" w:w="1728"/>
+          </w:tcPr>
+          <w:p>
+            <w:r>
+              <w:t>MGYS00002338</w:t>
+            </w:r>
+          </w:p>
+        </w:tc>
+        <w:tc>
+          <w:tcPr>
+            <w:tcW w:type="dxa" w:w="1728"/>
+          </w:tcPr>
+          <w:p>
+            <w:r>
+              <w:t>ERP106359</w:t>
+            </w:r>
+          </w:p>
+        </w:tc>
+        <w:tc>
+          <w:tcPr>
+            <w:tcW w:type="dxa" w:w="1728"/>
+          </w:tcPr>
+          <w:p>
+            <w:r>
+              <w:t>Digestive system</w:t>
+            </w:r>
+          </w:p>
+        </w:tc>
+        <w:tc>
+          <w:tcPr>
+            <w:tcW w:type="dxa" w:w="1728"/>
+          </w:tcPr>
+          <w:p>
+            <w:r>
+              <w:t>303</w:t>
+            </w:r>
+          </w:p>
+        </w:tc>
+        <w:tc>
+          <w:tcPr>
+            <w:tcW w:type="dxa" w:w="1728"/>
+          </w:tcPr>
+          <w:p>
+            <w:r>
+              <w:t>158</w:t>
+            </w:r>
+          </w:p>
+        </w:tc>
+      </w:tr>
+      <w:tr>
+        <w:tc>
+          <w:tcPr>
+            <w:tcW w:type="dxa" w:w="1728"/>
+          </w:tcPr>
+          <w:p>
+            <w:r>
+              <w:t>MGYS00006797</w:t>
+            </w:r>
+          </w:p>
+        </w:tc>
+        <w:tc>
+          <w:tcPr>
+            <w:tcW w:type="dxa" w:w="1728"/>
+          </w:tcPr>
+          <w:p>
+            <w:r>
+              <w:t>ERP147940</w:t>
+            </w:r>
+          </w:p>
+        </w:tc>
+        <w:tc>
+          <w:tcPr>
+            <w:tcW w:type="dxa" w:w="1728"/>
+          </w:tcPr>
+          <w:p>
+            <w:r>
+              <w:t>Digestive system</w:t>
+            </w:r>
+          </w:p>
+        </w:tc>
+        <w:tc>
+          <w:tcPr>
+            <w:tcW w:type="dxa" w:w="1728"/>
+          </w:tcPr>
+          <w:p>
+            <w:r>
+              <w:t>175</w:t>
+            </w:r>
+          </w:p>
+        </w:tc>
+        <w:tc>
+          <w:tcPr>
+            <w:tcW w:type="dxa" w:w="1728"/>
+          </w:tcPr>
+          <w:p>
+            <w:r>
+              <w:t>151</w:t>
+            </w:r>
+          </w:p>
+        </w:tc>
+      </w:tr>
+      <w:tr>
+        <w:tc>
+          <w:tcPr>
+            <w:tcW w:type="dxa" w:w="1728"/>
+          </w:tcPr>
+          <w:p>
+            <w:r>
+              <w:t>MGYS00006551</w:t>
+            </w:r>
+          </w:p>
+        </w:tc>
+        <w:tc>
+          <w:tcPr>
+            <w:tcW w:type="dxa" w:w="1728"/>
+          </w:tcPr>
+          <w:p>
+            <w:r>
+              <w:t>ERP152745</w:t>
+            </w:r>
+          </w:p>
+        </w:tc>
+        <w:tc>
+          <w:tcPr>
+            <w:tcW w:type="dxa" w:w="1728"/>
+          </w:tcPr>
+          <w:p>
+            <w:r>
+              <w:t>Digestive system</w:t>
+            </w:r>
+          </w:p>
+        </w:tc>
+        <w:tc>
+          <w:tcPr>
+            <w:tcW w:type="dxa" w:w="1728"/>
+          </w:tcPr>
+          <w:p>
+            <w:r>
+              <w:t>2047</w:t>
+            </w:r>
+          </w:p>
+        </w:tc>
+        <w:tc>
+          <w:tcPr>
+            <w:tcW w:type="dxa" w:w="1728"/>
+          </w:tcPr>
+          <w:p>
+            <w:r>
+              <w:t>458</w:t>
+            </w:r>
+          </w:p>
+        </w:tc>
+      </w:tr>
+      <w:tr>
+        <w:tc>
+          <w:tcPr>
+            <w:tcW w:type="dxa" w:w="1728"/>
+          </w:tcPr>
+          <w:p>
+            <w:r>
+              <w:t>MGYS00006795</w:t>
+            </w:r>
+          </w:p>
+        </w:tc>
+        <w:tc>
+          <w:tcPr>
+            <w:tcW w:type="dxa" w:w="1728"/>
+          </w:tcPr>
+          <w:p>
+            <w:r>
+              <w:t>SRP162433</w:t>
+            </w:r>
+          </w:p>
+        </w:tc>
+        <w:tc>
+          <w:tcPr>
+            <w:tcW w:type="dxa" w:w="1728"/>
+          </w:tcPr>
+          <w:p>
+            <w:r>
+              <w:t>Digestive system</w:t>
+            </w:r>
+          </w:p>
+        </w:tc>
+        <w:tc>
+          <w:tcPr>
+            <w:tcW w:type="dxa" w:w="1728"/>
+          </w:tcPr>
+          <w:p>
+            <w:r>
+              <w:t>31</w:t>
+            </w:r>
+          </w:p>
+        </w:tc>
+        <w:tc>
+          <w:tcPr>
+            <w:tcW w:type="dxa" w:w="1728"/>
+          </w:tcPr>
+          <w:p>
+            <w:r>
+              <w:t>205</w:t>
+            </w:r>
+          </w:p>
+        </w:tc>
+      </w:tr>
+      <w:tr>
+        <w:tc>
+          <w:tcPr>
+            <w:tcW w:type="dxa" w:w="1728"/>
+          </w:tcPr>
+          <w:p>
+            <w:r>
+              <w:t>MGYS00006794</w:t>
+            </w:r>
+          </w:p>
+        </w:tc>
+        <w:tc>
+          <w:tcPr>
+            <w:tcW w:type="dxa" w:w="1728"/>
+          </w:tcPr>
+          <w:p>
+            <w:r>
+              <w:t>ERP128598</w:t>
+            </w:r>
+          </w:p>
+        </w:tc>
+        <w:tc>
+          <w:tcPr>
+            <w:tcW w:type="dxa" w:w="1728"/>
+          </w:tcPr>
+          <w:p>
+            <w:r>
+              <w:t>Digestive system</w:t>
+            </w:r>
+          </w:p>
+        </w:tc>
+        <w:tc>
+          <w:tcPr>
+            <w:tcW w:type="dxa" w:w="1728"/>
+          </w:tcPr>
+          <w:p>
+            <w:r>
+              <w:t>184</w:t>
+            </w:r>
+          </w:p>
+        </w:tc>
+        <w:tc>
+          <w:tcPr>
+            <w:tcW w:type="dxa" w:w="1728"/>
+          </w:tcPr>
+          <w:p>
+            <w:r>
+              <w:t>439</w:t>
+            </w:r>
+          </w:p>
+        </w:tc>
+      </w:tr>
+      <w:tr>
+        <w:tc>
+          <w:tcPr>
+            <w:tcW w:type="dxa" w:w="1728"/>
+          </w:tcPr>
+          <w:p>
+            <w:r>
+              <w:t>MGYS00006789</w:t>
+            </w:r>
+          </w:p>
+        </w:tc>
+        <w:tc>
+          <w:tcPr>
+            <w:tcW w:type="dxa" w:w="1728"/>
+          </w:tcPr>
+          <w:p>
+            <w:r>
+              <w:t>ERP148573</w:t>
+            </w:r>
+          </w:p>
+        </w:tc>
+        <w:tc>
+          <w:tcPr>
+            <w:tcW w:type="dxa" w:w="1728"/>
+          </w:tcPr>
+          <w:p>
+            <w:r>
+              <w:t>Digestive system</w:t>
+            </w:r>
+          </w:p>
+        </w:tc>
+        <w:tc>
+          <w:tcPr>
+            <w:tcW w:type="dxa" w:w="1728"/>
+          </w:tcPr>
+          <w:p>
+            <w:r>
+              <w:t>108</w:t>
+            </w:r>
+          </w:p>
+        </w:tc>
+        <w:tc>
+          <w:tcPr>
+            <w:tcW w:type="dxa" w:w="1728"/>
+          </w:tcPr>
+          <w:p>
+            <w:r>
+              <w:t>137</w:t>
+            </w:r>
+          </w:p>
+        </w:tc>
+      </w:tr>
+      <w:tr>
+        <w:tc>
+          <w:tcPr>
+            <w:tcW w:type="dxa" w:w="1728"/>
+          </w:tcPr>
+          <w:p>
+            <w:r>
+              <w:t>MGYS00006787</w:t>
+            </w:r>
+          </w:p>
+        </w:tc>
+        <w:tc>
+          <w:tcPr>
+            <w:tcW w:type="dxa" w:w="1728"/>
+          </w:tcPr>
+          <w:p>
+            <w:r>
+              <w:t>ERP160127</w:t>
+            </w:r>
+          </w:p>
+        </w:tc>
+        <w:tc>
+          <w:tcPr>
+            <w:tcW w:type="dxa" w:w="1728"/>
+          </w:tcPr>
+          <w:p>
+            <w:r>
+              <w:t>Digestive system</w:t>
+            </w:r>
+          </w:p>
+        </w:tc>
+        <w:tc>
+          <w:tcPr>
+            <w:tcW w:type="dxa" w:w="1728"/>
+          </w:tcPr>
+          <w:p>
+            <w:r>
+              <w:t>108</w:t>
+            </w:r>
+          </w:p>
+        </w:tc>
+        <w:tc>
+          <w:tcPr>
+            <w:tcW w:type="dxa" w:w="1728"/>
+          </w:tcPr>
+          <w:p>
+            <w:r>
+              <w:t>125</w:t>
+            </w:r>
+          </w:p>
+        </w:tc>
+      </w:tr>
+      <w:tr>
+        <w:tc>
+          <w:tcPr>
+            <w:tcW w:type="dxa" w:w="1728"/>
+          </w:tcPr>
+          <w:p>
+            <w:r>
+              <w:t>MGYS00006786</w:t>
+            </w:r>
+          </w:p>
+        </w:tc>
+        <w:tc>
+          <w:tcPr>
+            <w:tcW w:type="dxa" w:w="1728"/>
+          </w:tcPr>
+          <w:p>
+            <w:r>
+              <w:t>ERP147955</w:t>
+            </w:r>
+          </w:p>
+        </w:tc>
+        <w:tc>
+          <w:tcPr>
+            <w:tcW w:type="dxa" w:w="1728"/>
+          </w:tcPr>
+          <w:p>
+            <w:r>
+              <w:t>Digestive system</w:t>
+            </w:r>
+          </w:p>
+        </w:tc>
+        <w:tc>
+          <w:tcPr>
+            <w:tcW w:type="dxa" w:w="1728"/>
+          </w:tcPr>
+          <w:p>
+            <w:r>
+              <w:t>134</w:t>
+            </w:r>
+          </w:p>
+        </w:tc>
+        <w:tc>
+          <w:tcPr>
+            <w:tcW w:type="dxa" w:w="1728"/>
+          </w:tcPr>
+          <w:p>
+            <w:r>
+              <w:t>110</w:t>
+            </w:r>
+          </w:p>
+        </w:tc>
+      </w:tr>
+      <w:tr>
+        <w:tc>
+          <w:tcPr>
+            <w:tcW w:type="dxa" w:w="1728"/>
+          </w:tcPr>
+          <w:p>
+            <w:r>
+              <w:t>MGYS00006759</w:t>
+            </w:r>
+          </w:p>
+        </w:tc>
+        <w:tc>
+          <w:tcPr>
+            <w:tcW w:type="dxa" w:w="1728"/>
+          </w:tcPr>
+          <w:p>
+            <w:r>
+              <w:t>ERP146353</w:t>
+            </w:r>
+          </w:p>
+        </w:tc>
+        <w:tc>
+          <w:tcPr>
+            <w:tcW w:type="dxa" w:w="1728"/>
+          </w:tcPr>
+          <w:p>
+            <w:r>
+              <w:t>Digestive system</w:t>
+            </w:r>
+          </w:p>
+        </w:tc>
+        <w:tc>
+          <w:tcPr>
+            <w:tcW w:type="dxa" w:w="1728"/>
+          </w:tcPr>
+          <w:p>
+            <w:r>
+              <w:t>692</w:t>
+            </w:r>
+          </w:p>
+        </w:tc>
+        <w:tc>
+          <w:tcPr>
+            <w:tcW w:type="dxa" w:w="1728"/>
+          </w:tcPr>
+          <w:p>
+            <w:r>
+              <w:t>224</w:t>
+            </w:r>
+          </w:p>
+        </w:tc>
+      </w:tr>
+      <w:tr>
+        <w:tc>
+          <w:tcPr>
+            <w:tcW w:type="dxa" w:w="1728"/>
+          </w:tcPr>
+          <w:p>
+            <w:r>
+              <w:t>MGYS00006780</w:t>
+            </w:r>
+          </w:p>
+        </w:tc>
+        <w:tc>
+          <w:tcPr>
+            <w:tcW w:type="dxa" w:w="1728"/>
+          </w:tcPr>
+          <w:p>
+            <w:r>
+              <w:t>ERP160119</w:t>
+            </w:r>
+          </w:p>
+        </w:tc>
+        <w:tc>
+          <w:tcPr>
+            <w:tcW w:type="dxa" w:w="1728"/>
+          </w:tcPr>
+          <w:p>
+            <w:r>
+              <w:t>Digestive system</w:t>
+            </w:r>
+          </w:p>
+        </w:tc>
+        <w:tc>
+          <w:tcPr>
+            <w:tcW w:type="dxa" w:w="1728"/>
+          </w:tcPr>
+          <w:p>
+            <w:r>
+              <w:t>24</w:t>
+            </w:r>
+          </w:p>
+        </w:tc>
+        <w:tc>
+          <w:tcPr>
+            <w:tcW w:type="dxa" w:w="1728"/>
+          </w:tcPr>
+          <w:p>
+            <w:r>
+              <w:t>48</w:t>
+            </w:r>
+          </w:p>
+        </w:tc>
+      </w:tr>
+      <w:tr>
+        <w:tc>
+          <w:tcPr>
+            <w:tcW w:type="dxa" w:w="1728"/>
+          </w:tcPr>
+          <w:p>
+            <w:r>
+              <w:t>MGYS00006779</w:t>
+            </w:r>
+          </w:p>
+        </w:tc>
+        <w:tc>
+          <w:tcPr>
+            <w:tcW w:type="dxa" w:w="1728"/>
+          </w:tcPr>
+          <w:p>
+            <w:r>
+              <w:t>ERP148332</w:t>
+            </w:r>
+          </w:p>
+        </w:tc>
+        <w:tc>
+          <w:tcPr>
+            <w:tcW w:type="dxa" w:w="1728"/>
+          </w:tcPr>
+          <w:p>
+            <w:r>
+              <w:t>Digestive system</w:t>
+            </w:r>
+          </w:p>
+        </w:tc>
+        <w:tc>
+          <w:tcPr>
+            <w:tcW w:type="dxa" w:w="1728"/>
+          </w:tcPr>
+          <w:p>
+            <w:r>
+              <w:t>57</w:t>
+            </w:r>
+          </w:p>
+        </w:tc>
+        <w:tc>
+          <w:tcPr>
+            <w:tcW w:type="dxa" w:w="1728"/>
+          </w:tcPr>
+          <w:p>
+            <w:r>
+              <w:t>109</w:t>
+            </w:r>
+          </w:p>
+        </w:tc>
+      </w:tr>
+      <w:tr>
+        <w:tc>
+          <w:tcPr>
+            <w:tcW w:type="dxa" w:w="1728"/>
+          </w:tcPr>
+          <w:p>
+            <w:r>
+              <w:t>MGYS00006769</w:t>
+            </w:r>
+          </w:p>
+        </w:tc>
+        <w:tc>
+          <w:tcPr>
+            <w:tcW w:type="dxa" w:w="1728"/>
+          </w:tcPr>
+          <w:p>
+            <w:r>
+              <w:t>ERP147945</w:t>
+            </w:r>
+          </w:p>
+        </w:tc>
+        <w:tc>
+          <w:tcPr>
+            <w:tcW w:type="dxa" w:w="1728"/>
+          </w:tcPr>
+          <w:p>
+            <w:r>
+              <w:t>Digestive system</w:t>
+            </w:r>
+          </w:p>
+        </w:tc>
+        <w:tc>
+          <w:tcPr>
+            <w:tcW w:type="dxa" w:w="1728"/>
+          </w:tcPr>
+          <w:p>
+            <w:r>
+              <w:t>116</w:t>
+            </w:r>
+          </w:p>
+        </w:tc>
+        <w:tc>
+          <w:tcPr>
+            <w:tcW w:type="dxa" w:w="1728"/>
+          </w:tcPr>
+          <w:p>
+            <w:r>
+              <w:t>136</w:t>
+            </w:r>
+          </w:p>
+        </w:tc>
+      </w:tr>
+      <w:tr>
+        <w:tc>
+          <w:tcPr>
+            <w:tcW w:type="dxa" w:w="1728"/>
+          </w:tcPr>
+          <w:p>
+            <w:r>
+              <w:t>MGYS00006765</w:t>
+            </w:r>
+          </w:p>
+        </w:tc>
+        <w:tc>
+          <w:tcPr>
+            <w:tcW w:type="dxa" w:w="1728"/>
+          </w:tcPr>
+          <w:p>
+            <w:r>
+              <w:t>ERP160150</w:t>
+            </w:r>
+          </w:p>
+        </w:tc>
+        <w:tc>
+          <w:tcPr>
+            <w:tcW w:type="dxa" w:w="1728"/>
+          </w:tcPr>
+          <w:p>
+            <w:r>
+              <w:t>Digestive system</w:t>
+            </w:r>
+          </w:p>
+        </w:tc>
+        <w:tc>
+          <w:tcPr>
+            <w:tcW w:type="dxa" w:w="1728"/>
+          </w:tcPr>
+          <w:p>
+            <w:r>
+              <w:t>28</w:t>
+            </w:r>
+          </w:p>
+        </w:tc>
+        <w:tc>
+          <w:tcPr>
+            <w:tcW w:type="dxa" w:w="1728"/>
+          </w:tcPr>
+          <w:p>
+            <w:r>
+              <w:t>57</w:t>
+            </w:r>
+          </w:p>
+        </w:tc>
+      </w:tr>
+      <w:tr>
+        <w:tc>
+          <w:tcPr>
+            <w:tcW w:type="dxa" w:w="1728"/>
+          </w:tcPr>
+          <w:p>
+            <w:r>
+              <w:t>MGYS00006755</w:t>
+            </w:r>
+          </w:p>
+        </w:tc>
+        <w:tc>
+          <w:tcPr>
+            <w:tcW w:type="dxa" w:w="1728"/>
+          </w:tcPr>
+          <w:p>
+            <w:r>
+              <w:t>SRP097190</w:t>
+            </w:r>
+          </w:p>
+        </w:tc>
+        <w:tc>
+          <w:tcPr>
+            <w:tcW w:type="dxa" w:w="1728"/>
+          </w:tcPr>
+          <w:p>
+            <w:r>
+              <w:t>Digestive system</w:t>
+            </w:r>
+          </w:p>
+        </w:tc>
+        <w:tc>
+          <w:tcPr>
+            <w:tcW w:type="dxa" w:w="1728"/>
+          </w:tcPr>
+          <w:p>
+            <w:r>
+              <w:t>83</w:t>
+            </w:r>
+          </w:p>
+        </w:tc>
+        <w:tc>
+          <w:tcPr>
+            <w:tcW w:type="dxa" w:w="1728"/>
+          </w:tcPr>
+          <w:p>
+            <w:r>
+              <w:t>353</w:t>
+            </w:r>
+          </w:p>
+        </w:tc>
+      </w:tr>
+      <w:tr>
+        <w:tc>
+          <w:tcPr>
+            <w:tcW w:type="dxa" w:w="1728"/>
+          </w:tcPr>
+          <w:p>
+            <w:r>
+              <w:t>MGYS00005333</w:t>
+            </w:r>
+          </w:p>
+        </w:tc>
+        <w:tc>
+          <w:tcPr>
+            <w:tcW w:type="dxa" w:w="1728"/>
+          </w:tcPr>
+          <w:p>
+            <w:r>
+              <w:t>ERP108859</w:t>
+            </w:r>
+          </w:p>
+        </w:tc>
+        <w:tc>
+          <w:tcPr>
+            <w:tcW w:type="dxa" w:w="1728"/>
+          </w:tcPr>
+          <w:p>
+            <w:r>
+              <w:t>Digestive system</w:t>
+            </w:r>
+          </w:p>
+        </w:tc>
+        <w:tc>
+          <w:tcPr>
+            <w:tcW w:type="dxa" w:w="1728"/>
+          </w:tcPr>
+          <w:p>
+            <w:r>
+              <w:t>244</w:t>
+            </w:r>
+          </w:p>
+        </w:tc>
+        <w:tc>
+          <w:tcPr>
+            <w:tcW w:type="dxa" w:w="1728"/>
+          </w:tcPr>
+          <w:p>
+            <w:r>
+              <w:t>146</w:t>
+            </w:r>
+          </w:p>
+        </w:tc>
+      </w:tr>
+      <w:tr>
+        <w:tc>
+          <w:tcPr>
+            <w:tcW w:type="dxa" w:w="1728"/>
+          </w:tcPr>
+          <w:p>
+            <w:r>
+              <w:t>MGYS00005230</w:t>
+            </w:r>
+          </w:p>
+        </w:tc>
+        <w:tc>
+          <w:tcPr>
+            <w:tcW w:type="dxa" w:w="1728"/>
+          </w:tcPr>
+          <w:p>
+            <w:r>
+              <w:t>ERP005153</w:t>
+            </w:r>
+          </w:p>
+        </w:tc>
+        <w:tc>
+          <w:tcPr>
+            <w:tcW w:type="dxa" w:w="1728"/>
+          </w:tcPr>
+          <w:p>
+            <w:r>
+              <w:t>Digestive system</w:t>
+            </w:r>
+          </w:p>
+        </w:tc>
+        <w:tc>
+          <w:tcPr>
+            <w:tcW w:type="dxa" w:w="1728"/>
+          </w:tcPr>
+          <w:p>
+            <w:r>
+              <w:t>913</w:t>
+            </w:r>
+          </w:p>
+        </w:tc>
+        <w:tc>
+          <w:tcPr>
+            <w:tcW w:type="dxa" w:w="1728"/>
+          </w:tcPr>
+          <w:p>
+            <w:r>
+              <w:t>531</w:t>
+            </w:r>
+          </w:p>
+        </w:tc>
+      </w:tr>
+      <w:tr>
+        <w:tc>
+          <w:tcPr>
+            <w:tcW w:type="dxa" w:w="1728"/>
+          </w:tcPr>
+          <w:p>
+            <w:r>
+              <w:t>MGYS00002675</w:t>
+            </w:r>
+          </w:p>
+        </w:tc>
+        <w:tc>
+          <w:tcPr>
+            <w:tcW w:type="dxa" w:w="1728"/>
+          </w:tcPr>
+          <w:p>
+            <w:r>
+              <w:t>ERP107102</w:t>
+            </w:r>
+          </w:p>
+        </w:tc>
+        <w:tc>
+          <w:tcPr>
+            <w:tcW w:type="dxa" w:w="1728"/>
+          </w:tcPr>
+          <w:p>
+            <w:r>
+              <w:t>Digestive system</w:t>
+            </w:r>
+          </w:p>
+        </w:tc>
+        <w:tc>
+          <w:tcPr>
+            <w:tcW w:type="dxa" w:w="1728"/>
+          </w:tcPr>
+          <w:p>
+            <w:r>
+              <w:t>24</w:t>
+            </w:r>
+          </w:p>
+        </w:tc>
+        <w:tc>
+          <w:tcPr>
+            <w:tcW w:type="dxa" w:w="1728"/>
+          </w:tcPr>
+          <w:p>
+            <w:r>
+              <w:t>33</w:t>
+            </w:r>
+          </w:p>
+        </w:tc>
+      </w:tr>
+      <w:tr>
+        <w:tc>
+          <w:tcPr>
+            <w:tcW w:type="dxa" w:w="1728"/>
+          </w:tcPr>
+          <w:p>
+            <w:r>
+              <w:t>MGYS00006069</w:t>
+            </w:r>
+          </w:p>
+        </w:tc>
+        <w:tc>
+          <w:tcPr>
+            <w:tcW w:type="dxa" w:w="1728"/>
+          </w:tcPr>
+          <w:p>
+            <w:r>
+              <w:t>ERP133351</w:t>
+            </w:r>
+          </w:p>
+        </w:tc>
+        <w:tc>
+          <w:tcPr>
+            <w:tcW w:type="dxa" w:w="1728"/>
+          </w:tcPr>
+          <w:p>
+            <w:r>
+              <w:t>Digestive system</w:t>
+            </w:r>
+          </w:p>
+        </w:tc>
+        <w:tc>
+          <w:tcPr>
+            <w:tcW w:type="dxa" w:w="1728"/>
+          </w:tcPr>
+          <w:p>
+            <w:r>
+              <w:t>1568</w:t>
+            </w:r>
+          </w:p>
+        </w:tc>
+        <w:tc>
+          <w:tcPr>
+            <w:tcW w:type="dxa" w:w="1728"/>
+          </w:tcPr>
+          <w:p>
+            <w:r>
+              <w:t>263</w:t>
+            </w:r>
+          </w:p>
+        </w:tc>
+      </w:tr>
+      <w:tr>
+        <w:tc>
+          <w:tcPr>
+            <w:tcW w:type="dxa" w:w="1728"/>
+          </w:tcPr>
+          <w:p>
+            <w:r>
+              <w:t>MGYS00006006</w:t>
+            </w:r>
+          </w:p>
+        </w:tc>
+        <w:tc>
+          <w:tcPr>
+            <w:tcW w:type="dxa" w:w="1728"/>
+          </w:tcPr>
+          <w:p>
+            <w:r>
+              <w:t>ERP133688</w:t>
+            </w:r>
+          </w:p>
+        </w:tc>
+        <w:tc>
+          <w:tcPr>
+            <w:tcW w:type="dxa" w:w="1728"/>
+          </w:tcPr>
+          <w:p>
+            <w:r>
+              <w:t>Digestive system</w:t>
+            </w:r>
+          </w:p>
+        </w:tc>
+        <w:tc>
+          <w:tcPr>
+            <w:tcW w:type="dxa" w:w="1728"/>
+          </w:tcPr>
+          <w:p>
+            <w:r>
+              <w:t>457</w:t>
+            </w:r>
+          </w:p>
+        </w:tc>
+        <w:tc>
+          <w:tcPr>
+            <w:tcW w:type="dxa" w:w="1728"/>
+          </w:tcPr>
+          <w:p>
+            <w:r>
+              <w:t>377</w:t>
+            </w:r>
+          </w:p>
+        </w:tc>
+      </w:tr>
+      <w:tr>
+        <w:tc>
+          <w:tcPr>
+            <w:tcW w:type="dxa" w:w="1728"/>
+          </w:tcPr>
+          <w:p>
+            <w:r>
+              <w:t>MGYS00002061</w:t>
+            </w:r>
+          </w:p>
+        </w:tc>
+        <w:tc>
+          <w:tcPr>
+            <w:tcW w:type="dxa" w:w="1728"/>
+          </w:tcPr>
+          <w:p>
+            <w:r>
+              <w:t>ERP104235</w:t>
+            </w:r>
+          </w:p>
+        </w:tc>
+        <w:tc>
+          <w:tcPr>
+            <w:tcW w:type="dxa" w:w="1728"/>
+          </w:tcPr>
+          <w:p>
+            <w:r>
+              <w:t>Digestive system</w:t>
+            </w:r>
+          </w:p>
+        </w:tc>
+        <w:tc>
+          <w:tcPr>
+            <w:tcW w:type="dxa" w:w="1728"/>
+          </w:tcPr>
+          <w:p>
+            <w:r>
+              <w:t>52</w:t>
+            </w:r>
+          </w:p>
+        </w:tc>
+        <w:tc>
+          <w:tcPr>
+            <w:tcW w:type="dxa" w:w="1728"/>
+          </w:tcPr>
+          <w:p>
+            <w:r>
+              <w:t>75</w:t>
+            </w:r>
+          </w:p>
+        </w:tc>
+      </w:tr>
+      <w:tr>
+        <w:tc>
+          <w:tcPr>
+            <w:tcW w:type="dxa" w:w="1728"/>
+          </w:tcPr>
+          <w:p>
+            <w:r>
+              <w:t>MGYS00000633</w:t>
+            </w:r>
+          </w:p>
+        </w:tc>
+        <w:tc>
+          <w:tcPr>
+            <w:tcW w:type="dxa" w:w="1728"/>
+          </w:tcPr>
+          <w:p>
+            <w:r>
+              <w:t>SRP001634</w:t>
+            </w:r>
+          </w:p>
+        </w:tc>
+        <w:tc>
+          <w:tcPr>
+            <w:tcW w:type="dxa" w:w="1728"/>
+          </w:tcPr>
+          <w:p>
+            <w:r>
+              <w:t>Digestive system</w:t>
+            </w:r>
+          </w:p>
+        </w:tc>
+        <w:tc>
+          <w:tcPr>
+            <w:tcW w:type="dxa" w:w="1728"/>
+          </w:tcPr>
+          <w:p>
+            <w:r>
+              <w:t>1033</w:t>
+            </w:r>
+          </w:p>
+        </w:tc>
+        <w:tc>
+          <w:tcPr>
+            <w:tcW w:type="dxa" w:w="1728"/>
+          </w:tcPr>
+          <w:p>
+            <w:r>
+              <w:t>475</w:t>
+            </w:r>
+          </w:p>
+        </w:tc>
+      </w:tr>
+      <w:tr>
+        <w:tc>
+          <w:tcPr>
+            <w:tcW w:type="dxa" w:w="1728"/>
+          </w:tcPr>
+          <w:p>
+            <w:r>
+              <w:t>MGYS00002238</w:t>
+            </w:r>
+          </w:p>
+        </w:tc>
+        <w:tc>
+          <w:tcPr>
+            <w:tcW w:type="dxa" w:w="1728"/>
+          </w:tcPr>
+          <w:p>
+            <w:r>
+              <w:t>SRP097646</w:t>
+            </w:r>
+          </w:p>
+        </w:tc>
+        <w:tc>
+          <w:tcPr>
+            <w:tcW w:type="dxa" w:w="1728"/>
+          </w:tcPr>
+          <w:p>
+            <w:r>
+              <w:t>Digestive system</w:t>
+            </w:r>
+          </w:p>
+        </w:tc>
+        <w:tc>
+          <w:tcPr>
+            <w:tcW w:type="dxa" w:w="1728"/>
+          </w:tcPr>
+          <w:p>
+            <w:r>
+              <w:t>111</w:t>
+            </w:r>
+          </w:p>
+        </w:tc>
+        <w:tc>
+          <w:tcPr>
+            <w:tcW w:type="dxa" w:w="1728"/>
+          </w:tcPr>
+          <w:p>
+            <w:r>
+              <w:t>312</w:t>
+            </w:r>
+          </w:p>
+        </w:tc>
+      </w:tr>
+      <w:tr>
+        <w:tc>
+          <w:tcPr>
+            <w:tcW w:type="dxa" w:w="1728"/>
+          </w:tcPr>
+          <w:p>
+            <w:r>
+              <w:t>MGYS00006562</w:t>
+            </w:r>
+          </w:p>
+        </w:tc>
+        <w:tc>
+          <w:tcPr>
+            <w:tcW w:type="dxa" w:w="1728"/>
+          </w:tcPr>
+          <w:p>
+            <w:r>
+              <w:t>ERP150486</w:t>
+            </w:r>
+          </w:p>
+        </w:tc>
+        <w:tc>
+          <w:tcPr>
+            <w:tcW w:type="dxa" w:w="1728"/>
+          </w:tcPr>
+          <w:p>
+            <w:r>
+              <w:t>Digestive system</w:t>
+            </w:r>
+          </w:p>
+        </w:tc>
+        <w:tc>
+          <w:tcPr>
+            <w:tcW w:type="dxa" w:w="1728"/>
+          </w:tcPr>
+          <w:p>
+            <w:r>
+              <w:t>554</w:t>
+            </w:r>
+          </w:p>
+        </w:tc>
+        <w:tc>
+          <w:tcPr>
+            <w:tcW w:type="dxa" w:w="1728"/>
+          </w:tcPr>
+          <w:p>
+            <w:r>
+              <w:t>159</w:t>
+            </w:r>
+          </w:p>
+        </w:tc>
+      </w:tr>
+      <w:tr>
+        <w:tc>
+          <w:tcPr>
+            <w:tcW w:type="dxa" w:w="1728"/>
+          </w:tcPr>
+          <w:p>
+            <w:r>
+              <w:t>MGYS00005154</w:t>
+            </w:r>
+          </w:p>
+        </w:tc>
+        <w:tc>
+          <w:tcPr>
+            <w:tcW w:type="dxa" w:w="1728"/>
+          </w:tcPr>
+          <w:p>
+            <w:r>
+              <w:t>ERP001500</w:t>
+            </w:r>
+          </w:p>
+        </w:tc>
+        <w:tc>
+          <w:tcPr>
+            <w:tcW w:type="dxa" w:w="1728"/>
+          </w:tcPr>
+          <w:p>
+            <w:r>
+              <w:t>Digestive system</w:t>
+            </w:r>
+          </w:p>
+        </w:tc>
+        <w:tc>
+          <w:tcPr>
+            <w:tcW w:type="dxa" w:w="1728"/>
+          </w:tcPr>
+          <w:p>
+            <w:r>
+              <w:t>529</w:t>
+            </w:r>
+          </w:p>
+        </w:tc>
+        <w:tc>
+          <w:tcPr>
+            <w:tcW w:type="dxa" w:w="1728"/>
+          </w:tcPr>
+          <w:p>
+            <w:r>
+              <w:t>779</w:t>
+            </w:r>
+          </w:p>
+        </w:tc>
+      </w:tr>
+      <w:tr>
+        <w:tc>
+          <w:tcPr>
+            <w:tcW w:type="dxa" w:w="1728"/>
+          </w:tcPr>
+          <w:p>
+            <w:r>
+              <w:t>MGYS00006649</w:t>
+            </w:r>
+          </w:p>
+        </w:tc>
+        <w:tc>
+          <w:tcPr>
+            <w:tcW w:type="dxa" w:w="1728"/>
+          </w:tcPr>
+          <w:p>
+            <w:r>
+              <w:t>ERP131993</w:t>
+            </w:r>
+          </w:p>
+        </w:tc>
+        <w:tc>
+          <w:tcPr>
+            <w:tcW w:type="dxa" w:w="1728"/>
+          </w:tcPr>
+          <w:p>
+            <w:r>
+              <w:t>Digestive system</w:t>
+            </w:r>
+          </w:p>
+        </w:tc>
+        <w:tc>
+          <w:tcPr>
+            <w:tcW w:type="dxa" w:w="1728"/>
+          </w:tcPr>
+          <w:p>
+            <w:r>
+              <w:t>20</w:t>
+            </w:r>
+          </w:p>
+        </w:tc>
+        <w:tc>
+          <w:tcPr>
+            <w:tcW w:type="dxa" w:w="1728"/>
+          </w:tcPr>
+          <w:p>
+            <w:r>
+              <w:t>44</w:t>
+            </w:r>
+          </w:p>
+        </w:tc>
+      </w:tr>
+      <w:tr>
+        <w:tc>
+          <w:tcPr>
+            <w:tcW w:type="dxa" w:w="1728"/>
+          </w:tcPr>
+          <w:p>
+            <w:r>
+              <w:t>MGYS00006641</w:t>
+            </w:r>
+          </w:p>
+        </w:tc>
+        <w:tc>
+          <w:tcPr>
+            <w:tcW w:type="dxa" w:w="1728"/>
+          </w:tcPr>
+          <w:p>
+            <w:r>
+              <w:t>ERP127228</w:t>
+            </w:r>
+          </w:p>
+        </w:tc>
+        <w:tc>
+          <w:tcPr>
+            <w:tcW w:type="dxa" w:w="1728"/>
+          </w:tcPr>
+          <w:p>
+            <w:r>
+              <w:t>Digestive system</w:t>
+            </w:r>
+          </w:p>
+        </w:tc>
+        <w:tc>
+          <w:tcPr>
+            <w:tcW w:type="dxa" w:w="1728"/>
+          </w:tcPr>
+          <w:p>
+            <w:r>
+              <w:t>88</w:t>
+            </w:r>
+          </w:p>
+        </w:tc>
+        <w:tc>
+          <w:tcPr>
+            <w:tcW w:type="dxa" w:w="1728"/>
+          </w:tcPr>
+          <w:p>
+            <w:r>
+              <w:t>83</w:t>
+            </w:r>
+          </w:p>
+        </w:tc>
+      </w:tr>
+      <w:tr>
+        <w:tc>
+          <w:tcPr>
+            <w:tcW w:type="dxa" w:w="1728"/>
+          </w:tcPr>
+          <w:p>
+            <w:r>
+              <w:t>MGYS00006642</w:t>
+            </w:r>
+          </w:p>
+        </w:tc>
+        <w:tc>
+          <w:tcPr>
+            <w:tcW w:type="dxa" w:w="1728"/>
+          </w:tcPr>
+          <w:p>
+            <w:r>
+              <w:t>ERP127229</w:t>
+            </w:r>
+          </w:p>
+        </w:tc>
+        <w:tc>
+          <w:tcPr>
+            <w:tcW w:type="dxa" w:w="1728"/>
+          </w:tcPr>
+          <w:p>
+            <w:r>
+              <w:t>Digestive system</w:t>
+            </w:r>
+          </w:p>
+        </w:tc>
+        <w:tc>
+          <w:tcPr>
+            <w:tcW w:type="dxa" w:w="1728"/>
+          </w:tcPr>
+          <w:p>
+            <w:r>
+              <w:t>57</w:t>
+            </w:r>
+          </w:p>
+        </w:tc>
+        <w:tc>
+          <w:tcPr>
+            <w:tcW w:type="dxa" w:w="1728"/>
+          </w:tcPr>
+          <w:p>
+            <w:r>
+              <w:t>27</w:t>
+            </w:r>
+          </w:p>
+        </w:tc>
+      </w:tr>
+      <w:tr>
+        <w:tc>
+          <w:tcPr>
+            <w:tcW w:type="dxa" w:w="1728"/>
+          </w:tcPr>
+          <w:p>
+            <w:r>
+              <w:t>MGYS00006364</w:t>
+            </w:r>
+          </w:p>
+        </w:tc>
+        <w:tc>
+          <w:tcPr>
+            <w:tcW w:type="dxa" w:w="1728"/>
+          </w:tcPr>
+          <w:p>
+            <w:r>
+              <w:t>ERP134534</w:t>
+            </w:r>
+          </w:p>
+        </w:tc>
+        <w:tc>
+          <w:tcPr>
+            <w:tcW w:type="dxa" w:w="1728"/>
+          </w:tcPr>
+          <w:p>
+            <w:r>
+              <w:t>Digestive system</w:t>
+            </w:r>
+          </w:p>
+        </w:tc>
+        <w:tc>
+          <w:tcPr>
+            <w:tcW w:type="dxa" w:w="1728"/>
+          </w:tcPr>
+          <w:p>
+            <w:r>
+              <w:t>160</w:t>
+            </w:r>
+          </w:p>
+        </w:tc>
+        <w:tc>
+          <w:tcPr>
+            <w:tcW w:type="dxa" w:w="1728"/>
+          </w:tcPr>
+          <w:p>
+            <w:r>
+              <w:t>76</w:t>
+            </w:r>
+          </w:p>
+        </w:tc>
+      </w:tr>
+      <w:tr>
+        <w:tc>
+          <w:tcPr>
+            <w:tcW w:type="dxa" w:w="1728"/>
+          </w:tcPr>
+          <w:p>
+            <w:r>
+              <w:t>MGYS00006640</w:t>
+            </w:r>
+          </w:p>
+        </w:tc>
+        <w:tc>
+          <w:tcPr>
+            <w:tcW w:type="dxa" w:w="1728"/>
+          </w:tcPr>
+          <w:p>
+            <w:r>
+              <w:t>ERP150574</w:t>
+            </w:r>
+          </w:p>
+        </w:tc>
+        <w:tc>
+          <w:tcPr>
+            <w:tcW w:type="dxa" w:w="1728"/>
+          </w:tcPr>
+          <w:p>
+            <w:r>
+              <w:t>Digestive system</w:t>
+            </w:r>
+          </w:p>
+        </w:tc>
+        <w:tc>
+          <w:tcPr>
+            <w:tcW w:type="dxa" w:w="1728"/>
+          </w:tcPr>
+          <w:p>
+            <w:r>
+              <w:t>61</w:t>
+            </w:r>
+          </w:p>
+        </w:tc>
+        <w:tc>
+          <w:tcPr>
+            <w:tcW w:type="dxa" w:w="1728"/>
+          </w:tcPr>
+          <w:p>
+            <w:r>
+              <w:t>82</w:t>
+            </w:r>
+          </w:p>
+        </w:tc>
+      </w:tr>
+      <w:tr>
+        <w:tc>
+          <w:tcPr>
+            <w:tcW w:type="dxa" w:w="1728"/>
+          </w:tcPr>
+          <w:p>
+            <w:r>
+              <w:t>MGYS00005253</w:t>
+            </w:r>
+          </w:p>
+        </w:tc>
+        <w:tc>
+          <w:tcPr>
+            <w:tcW w:type="dxa" w:w="1728"/>
+          </w:tcPr>
+          <w:p>
+            <w:r>
+              <w:t>ERP108620</w:t>
+            </w:r>
+          </w:p>
+        </w:tc>
+        <w:tc>
+          <w:tcPr>
+            <w:tcW w:type="dxa" w:w="1728"/>
+          </w:tcPr>
+          <w:p>
+            <w:r>
+              <w:t>Oral</w:t>
+            </w:r>
+          </w:p>
+        </w:tc>
+        <w:tc>
+          <w:tcPr>
+            <w:tcW w:type="dxa" w:w="1728"/>
+          </w:tcPr>
+          <w:p>
+            <w:r>
+              <w:t>606</w:t>
+            </w:r>
+          </w:p>
+        </w:tc>
+        <w:tc>
+          <w:tcPr>
+            <w:tcW w:type="dxa" w:w="1728"/>
+          </w:tcPr>
+          <w:p>
+            <w:r>
+              <w:t>330</w:t>
+            </w:r>
+          </w:p>
+        </w:tc>
+      </w:tr>
+      <w:tr>
+        <w:tc>
+          <w:tcPr>
+            <w:tcW w:type="dxa" w:w="1728"/>
+          </w:tcPr>
+          <w:p>
+            <w:r>
+              <w:t>MGYS00006320</w:t>
+            </w:r>
+          </w:p>
+        </w:tc>
+        <w:tc>
+          <w:tcPr>
+            <w:tcW w:type="dxa" w:w="1728"/>
+          </w:tcPr>
+          <w:p>
+            <w:r>
+              <w:t>SRP039515</w:t>
+            </w:r>
+          </w:p>
+        </w:tc>
+        <w:tc>
+          <w:tcPr>
+            <w:tcW w:type="dxa" w:w="1728"/>
+          </w:tcPr>
+          <w:p>
+            <w:r>
+              <w:t>Oral</w:t>
+            </w:r>
+          </w:p>
+        </w:tc>
+        <w:tc>
+          <w:tcPr>
+            <w:tcW w:type="dxa" w:w="1728"/>
+          </w:tcPr>
+          <w:p>
+            <w:r>
+              <w:t>392</w:t>
+            </w:r>
+          </w:p>
+        </w:tc>
+        <w:tc>
+          <w:tcPr>
+            <w:tcW w:type="dxa" w:w="1728"/>
+          </w:tcPr>
+          <w:p>
+            <w:r>
+              <w:t>297</w:t>
+            </w:r>
+          </w:p>
+        </w:tc>
+      </w:tr>
+      <w:tr>
+        <w:tc>
+          <w:tcPr>
+            <w:tcW w:type="dxa" w:w="1728"/>
+          </w:tcPr>
+          <w:p>
+            <w:r>
+              <w:t>MGYS00006276</w:t>
+            </w:r>
+          </w:p>
+        </w:tc>
+        <w:tc>
+          <w:tcPr>
+            <w:tcW w:type="dxa" w:w="1728"/>
+          </w:tcPr>
+          <w:p>
+            <w:r>
+              <w:t>ERP128187</w:t>
+            </w:r>
+          </w:p>
+        </w:tc>
+        <w:tc>
+          <w:tcPr>
+            <w:tcW w:type="dxa" w:w="1728"/>
+          </w:tcPr>
+          <w:p>
+            <w:r>
+              <w:t>Oral</w:t>
+            </w:r>
+          </w:p>
+        </w:tc>
+        <w:tc>
+          <w:tcPr>
+            <w:tcW w:type="dxa" w:w="1728"/>
+          </w:tcPr>
+          <w:p>
+            <w:r>
+              <w:t>91</w:t>
+            </w:r>
+          </w:p>
+        </w:tc>
+        <w:tc>
+          <w:tcPr>
+            <w:tcW w:type="dxa" w:w="1728"/>
+          </w:tcPr>
+          <w:p>
+            <w:r>
+              <w:t>455</w:t>
+            </w:r>
+          </w:p>
+        </w:tc>
+      </w:tr>
+      <w:tr>
+        <w:tc>
+          <w:tcPr>
+            <w:tcW w:type="dxa" w:w="1728"/>
+          </w:tcPr>
+          <w:p>
+            <w:r>
+              <w:t>MGYS00006263</w:t>
+            </w:r>
+          </w:p>
+        </w:tc>
+        <w:tc>
+          <w:tcPr>
+            <w:tcW w:type="dxa" w:w="1728"/>
+          </w:tcPr>
+          <w:p>
+            <w:r>
+              <w:t>ERP110514</w:t>
+            </w:r>
+          </w:p>
+        </w:tc>
+        <w:tc>
+          <w:tcPr>
+            <w:tcW w:type="dxa" w:w="1728"/>
+          </w:tcPr>
+          <w:p>
+            <w:r>
+              <w:t>Oral</w:t>
+            </w:r>
+          </w:p>
+        </w:tc>
+        <w:tc>
+          <w:tcPr>
+            <w:tcW w:type="dxa" w:w="1728"/>
+          </w:tcPr>
+          <w:p>
+            <w:r>
+              <w:t>489</w:t>
+            </w:r>
+          </w:p>
+        </w:tc>
+        <w:tc>
+          <w:tcPr>
+            <w:tcW w:type="dxa" w:w="1728"/>
+          </w:tcPr>
+          <w:p>
+            <w:r>
+              <w:t>291</w:t>
+            </w:r>
+          </w:p>
+        </w:tc>
+      </w:tr>
+      <w:tr>
+        <w:tc>
+          <w:tcPr>
+            <w:tcW w:type="dxa" w:w="1728"/>
+          </w:tcPr>
+          <w:p>
+            <w:r>
+              <w:t>MGYS00006017</w:t>
+            </w:r>
+          </w:p>
+        </w:tc>
+        <w:tc>
+          <w:tcPr>
+            <w:tcW w:type="dxa" w:w="1728"/>
+          </w:tcPr>
+          <w:p>
+            <w:r>
+              <w:t>SRP330744</w:t>
+            </w:r>
+          </w:p>
+        </w:tc>
+        <w:tc>
+          <w:tcPr>
+            <w:tcW w:type="dxa" w:w="1728"/>
+          </w:tcPr>
+          <w:p>
+            <w:r>
+              <w:t>Oral</w:t>
+            </w:r>
+          </w:p>
+        </w:tc>
+        <w:tc>
+          <w:tcPr>
+            <w:tcW w:type="dxa" w:w="1728"/>
+          </w:tcPr>
+          <w:p>
+            <w:r>
+              <w:t>53</w:t>
+            </w:r>
+          </w:p>
+        </w:tc>
+        <w:tc>
+          <w:tcPr>
+            <w:tcW w:type="dxa" w:w="1728"/>
+          </w:tcPr>
+          <w:p>
+            <w:r>
+              <w:t>210</w:t>
+            </w:r>
+          </w:p>
+        </w:tc>
+      </w:tr>
+      <w:tr>
+        <w:tc>
+          <w:tcPr>
+            <w:tcW w:type="dxa" w:w="1728"/>
+          </w:tcPr>
+          <w:p>
+            <w:r>
+              <w:t>MGYS00005592</w:t>
+            </w:r>
+          </w:p>
+        </w:tc>
+        <w:tc>
+          <w:tcPr>
+            <w:tcW w:type="dxa" w:w="1728"/>
+          </w:tcPr>
+          <w:p>
+            <w:r>
+              <w:t>ERP119456</w:t>
+            </w:r>
+          </w:p>
+        </w:tc>
+        <w:tc>
+          <w:tcPr>
+            <w:tcW w:type="dxa" w:w="1728"/>
+          </w:tcPr>
+          <w:p>
+            <w:r>
+              <w:t>Oral</w:t>
+            </w:r>
+          </w:p>
+        </w:tc>
+        <w:tc>
+          <w:tcPr>
+            <w:tcW w:type="dxa" w:w="1728"/>
+          </w:tcPr>
+          <w:p>
+            <w:r>
+              <w:t>160</w:t>
+            </w:r>
+          </w:p>
+        </w:tc>
+        <w:tc>
+          <w:tcPr>
+            <w:tcW w:type="dxa" w:w="1728"/>
+          </w:tcPr>
+          <w:p>
+            <w:r>
+              <w:t>315</w:t>
+            </w:r>
+          </w:p>
+        </w:tc>
+      </w:tr>
+      <w:tr>
+        <w:tc>
+          <w:tcPr>
+            <w:tcW w:type="dxa" w:w="1728"/>
+          </w:tcPr>
+          <w:p>
+            <w:r>
+              <w:t>MGYS00005569</w:t>
+            </w:r>
+          </w:p>
+        </w:tc>
+        <w:tc>
+          <w:tcPr>
+            <w:tcW w:type="dxa" w:w="1728"/>
+          </w:tcPr>
+          <w:p>
+            <w:r>
+              <w:t>SRP256368</w:t>
+            </w:r>
+          </w:p>
+        </w:tc>
+        <w:tc>
+          <w:tcPr>
+            <w:tcW w:type="dxa" w:w="1728"/>
+          </w:tcPr>
+          <w:p>
+            <w:r>
+              <w:t>Oral</w:t>
+            </w:r>
+          </w:p>
+        </w:tc>
+        <w:tc>
+          <w:tcPr>
+            <w:tcW w:type="dxa" w:w="1728"/>
+          </w:tcPr>
+          <w:p>
+            <w:r>
+              <w:t>71</w:t>
+            </w:r>
+          </w:p>
+        </w:tc>
+        <w:tc>
+          <w:tcPr>
+            <w:tcW w:type="dxa" w:w="1728"/>
+          </w:tcPr>
+          <w:p>
+            <w:r>
+              <w:t>246</w:t>
+            </w:r>
+          </w:p>
+        </w:tc>
+      </w:tr>
+      <w:tr>
+        <w:tc>
+          <w:tcPr>
+            <w:tcW w:type="dxa" w:w="1728"/>
+          </w:tcPr>
+          <w:p>
+            <w:r>
+              <w:t>MGYS00005528</w:t>
+            </w:r>
+          </w:p>
+        </w:tc>
+        <w:tc>
+          <w:tcPr>
+            <w:tcW w:type="dxa" w:w="1728"/>
+          </w:tcPr>
+          <w:p>
+            <w:r>
+              <w:t>DRP004359</w:t>
+            </w:r>
+          </w:p>
+        </w:tc>
+        <w:tc>
+          <w:tcPr>
+            <w:tcW w:type="dxa" w:w="1728"/>
+          </w:tcPr>
+          <w:p>
+            <w:r>
+              <w:t>Oral</w:t>
+            </w:r>
+          </w:p>
+        </w:tc>
+        <w:tc>
+          <w:tcPr>
+            <w:tcW w:type="dxa" w:w="1728"/>
+          </w:tcPr>
+          <w:p>
+            <w:r>
+              <w:t>506</w:t>
+            </w:r>
+          </w:p>
+        </w:tc>
+        <w:tc>
+          <w:tcPr>
+            <w:tcW w:type="dxa" w:w="1728"/>
+          </w:tcPr>
+          <w:p>
+            <w:r>
+              <w:t>169</w:t>
+            </w:r>
+          </w:p>
+        </w:tc>
+      </w:tr>
+      <w:tr>
+        <w:tc>
+          <w:tcPr>
+            <w:tcW w:type="dxa" w:w="1728"/>
+          </w:tcPr>
+          <w:p>
+            <w:r>
+              <w:t>MGYS00005506</w:t>
+            </w:r>
+          </w:p>
+        </w:tc>
+        <w:tc>
+          <w:tcPr>
+            <w:tcW w:type="dxa" w:w="1728"/>
+          </w:tcPr>
+          <w:p>
+            <w:r>
+              <w:t>SRP115814</w:t>
+            </w:r>
+          </w:p>
+        </w:tc>
+        <w:tc>
+          <w:tcPr>
+            <w:tcW w:type="dxa" w:w="1728"/>
+          </w:tcPr>
+          <w:p>
+            <w:r>
+              <w:t>Oral</w:t>
+            </w:r>
+          </w:p>
+        </w:tc>
+        <w:tc>
+          <w:tcPr>
+            <w:tcW w:type="dxa" w:w="1728"/>
+          </w:tcPr>
+          <w:p>
+            <w:r>
+              <w:t>701</w:t>
+            </w:r>
+          </w:p>
+        </w:tc>
+        <w:tc>
+          <w:tcPr>
+            <w:tcW w:type="dxa" w:w="1728"/>
+          </w:tcPr>
+          <w:p>
+            <w:r>
+              <w:t>359</w:t>
+            </w:r>
+          </w:p>
+        </w:tc>
+      </w:tr>
+      <w:tr>
+        <w:tc>
+          <w:tcPr>
+            <w:tcW w:type="dxa" w:w="1728"/>
+          </w:tcPr>
+          <w:p>
+            <w:r>
+              <w:t>MGYS00005189</w:t>
+            </w:r>
+          </w:p>
+        </w:tc>
+        <w:tc>
+          <w:tcPr>
+            <w:tcW w:type="dxa" w:w="1728"/>
+          </w:tcPr>
+          <w:p>
+            <w:r>
+              <w:t>DRP004640</w:t>
+            </w:r>
+          </w:p>
+        </w:tc>
+        <w:tc>
+          <w:tcPr>
+            <w:tcW w:type="dxa" w:w="1728"/>
+          </w:tcPr>
+          <w:p>
+            <w:r>
+              <w:t>Oral</w:t>
+            </w:r>
+          </w:p>
+        </w:tc>
+        <w:tc>
+          <w:tcPr>
+            <w:tcW w:type="dxa" w:w="1728"/>
+          </w:tcPr>
+          <w:p>
+            <w:r>
+              <w:t>530</w:t>
+            </w:r>
+          </w:p>
+        </w:tc>
+        <w:tc>
+          <w:tcPr>
+            <w:tcW w:type="dxa" w:w="1728"/>
+          </w:tcPr>
+          <w:p>
+            <w:r>
+              <w:t>934</w:t>
+            </w:r>
+          </w:p>
+        </w:tc>
+      </w:tr>
+      <w:tr>
+        <w:tc>
+          <w:tcPr>
+            <w:tcW w:type="dxa" w:w="1728"/>
+          </w:tcPr>
+          <w:p>
+            <w:r>
+              <w:t>MGYS00005223</w:t>
+            </w:r>
+          </w:p>
+        </w:tc>
+        <w:tc>
+          <w:tcPr>
+            <w:tcW w:type="dxa" w:w="1728"/>
+          </w:tcPr>
+          <w:p>
+            <w:r>
+              <w:t>SRP126884</w:t>
+            </w:r>
+          </w:p>
+        </w:tc>
+        <w:tc>
+          <w:tcPr>
+            <w:tcW w:type="dxa" w:w="1728"/>
+          </w:tcPr>
+          <w:p>
+            <w:r>
+              <w:t>Oral</w:t>
+            </w:r>
+          </w:p>
+        </w:tc>
+        <w:tc>
+          <w:tcPr>
+            <w:tcW w:type="dxa" w:w="1728"/>
+          </w:tcPr>
+          <w:p>
+            <w:r>
+              <w:t>767</w:t>
+            </w:r>
+          </w:p>
+        </w:tc>
+        <w:tc>
+          <w:tcPr>
+            <w:tcW w:type="dxa" w:w="1728"/>
+          </w:tcPr>
+          <w:p>
+            <w:r>
+              <w:t>565</w:t>
+            </w:r>
+          </w:p>
+        </w:tc>
+      </w:tr>
+      <w:tr>
+        <w:tc>
+          <w:tcPr>
+            <w:tcW w:type="dxa" w:w="1728"/>
+          </w:tcPr>
+          <w:p>
+            <w:r>
+              <w:t>MGYS00005197</w:t>
+            </w:r>
+          </w:p>
+        </w:tc>
+        <w:tc>
+          <w:tcPr>
+            <w:tcW w:type="dxa" w:w="1728"/>
+          </w:tcPr>
+          <w:p>
+            <w:r>
+              <w:t>SRP128931</w:t>
+            </w:r>
+          </w:p>
+        </w:tc>
+        <w:tc>
+          <w:tcPr>
+            <w:tcW w:type="dxa" w:w="1728"/>
+          </w:tcPr>
+          <w:p>
+            <w:r>
+              <w:t>Oral</w:t>
+            </w:r>
+          </w:p>
+        </w:tc>
+        <w:tc>
+          <w:tcPr>
+            <w:tcW w:type="dxa" w:w="1728"/>
+          </w:tcPr>
+          <w:p>
+            <w:r>
+              <w:t>1319</w:t>
+            </w:r>
+          </w:p>
+        </w:tc>
+        <w:tc>
+          <w:tcPr>
+            <w:tcW w:type="dxa" w:w="1728"/>
+          </w:tcPr>
+          <w:p>
+            <w:r>
+              <w:t>1281</w:t>
+            </w:r>
+          </w:p>
+        </w:tc>
+      </w:tr>
+      <w:tr>
+        <w:tc>
+          <w:tcPr>
+            <w:tcW w:type="dxa" w:w="1728"/>
+          </w:tcPr>
+          <w:p>
+            <w:r>
+              <w:t>MGYS00005143</w:t>
+            </w:r>
+          </w:p>
+        </w:tc>
+        <w:tc>
+          <w:tcPr>
+            <w:tcW w:type="dxa" w:w="1728"/>
+          </w:tcPr>
+          <w:p>
+            <w:r>
+              <w:t>SRP126946</w:t>
+            </w:r>
+          </w:p>
+        </w:tc>
+        <w:tc>
+          <w:tcPr>
+            <w:tcW w:type="dxa" w:w="1728"/>
+          </w:tcPr>
+          <w:p>
+            <w:r>
+              <w:t>Oral</w:t>
+            </w:r>
+          </w:p>
+        </w:tc>
+        <w:tc>
+          <w:tcPr>
+            <w:tcW w:type="dxa" w:w="1728"/>
+          </w:tcPr>
+          <w:p>
+            <w:r>
+              <w:t>7397</w:t>
+            </w:r>
+          </w:p>
+        </w:tc>
+        <w:tc>
+          <w:tcPr>
+            <w:tcW w:type="dxa" w:w="1728"/>
+          </w:tcPr>
+          <w:p>
+            <w:r>
+              <w:t>1486</w:t>
+            </w:r>
+          </w:p>
+        </w:tc>
+      </w:tr>
+      <w:tr>
+        <w:tc>
+          <w:tcPr>
+            <w:tcW w:type="dxa" w:w="1728"/>
+          </w:tcPr>
+          <w:p>
+            <w:r>
+              <w:t>MGYS00002159</w:t>
+            </w:r>
+          </w:p>
+        </w:tc>
+        <w:tc>
+          <w:tcPr>
+            <w:tcW w:type="dxa" w:w="1728"/>
+          </w:tcPr>
+          <w:p>
+            <w:r>
+              <w:t>SRP110002</w:t>
+            </w:r>
+          </w:p>
+        </w:tc>
+        <w:tc>
+          <w:tcPr>
+            <w:tcW w:type="dxa" w:w="1728"/>
+          </w:tcPr>
+          <w:p>
+            <w:r>
+              <w:t>Oral</w:t>
+            </w:r>
+          </w:p>
+        </w:tc>
+        <w:tc>
+          <w:tcPr>
+            <w:tcW w:type="dxa" w:w="1728"/>
+          </w:tcPr>
+          <w:p>
+            <w:r>
+              <w:t>21</w:t>
+            </w:r>
+          </w:p>
+        </w:tc>
+        <w:tc>
+          <w:tcPr>
+            <w:tcW w:type="dxa" w:w="1728"/>
+          </w:tcPr>
+          <w:p>
+            <w:r>
+              <w:t>835</w:t>
+            </w:r>
+          </w:p>
+        </w:tc>
+      </w:tr>
+      <w:tr>
+        <w:tc>
+          <w:tcPr>
+            <w:tcW w:type="dxa" w:w="1728"/>
+          </w:tcPr>
+          <w:p>
+            <w:r>
+              <w:t>MGYS00003719</w:t>
+            </w:r>
+          </w:p>
+        </w:tc>
+        <w:tc>
+          <w:tcPr>
+            <w:tcW w:type="dxa" w:w="1728"/>
+          </w:tcPr>
+          <w:p>
+            <w:r>
+              <w:t>SRP125475</w:t>
+            </w:r>
+          </w:p>
+        </w:tc>
+        <w:tc>
+          <w:tcPr>
+            <w:tcW w:type="dxa" w:w="1728"/>
+          </w:tcPr>
+          <w:p>
+            <w:r>
+              <w:t>Oral</w:t>
+            </w:r>
+          </w:p>
+        </w:tc>
+        <w:tc>
+          <w:tcPr>
+            <w:tcW w:type="dxa" w:w="1728"/>
+          </w:tcPr>
+          <w:p>
+            <w:r>
+              <w:t>21</w:t>
+            </w:r>
+          </w:p>
+        </w:tc>
+        <w:tc>
+          <w:tcPr>
+            <w:tcW w:type="dxa" w:w="1728"/>
+          </w:tcPr>
+          <w:p>
+            <w:r>
+              <w:t>218</w:t>
+            </w:r>
+          </w:p>
+        </w:tc>
+      </w:tr>
+      <w:tr>
+        <w:tc>
+          <w:tcPr>
+            <w:tcW w:type="dxa" w:w="1728"/>
+          </w:tcPr>
+          <w:p>
+            <w:r>
+              <w:t>MGYS00002395</w:t>
+            </w:r>
+          </w:p>
+        </w:tc>
+        <w:tc>
+          <w:tcPr>
+            <w:tcW w:type="dxa" w:w="1728"/>
+          </w:tcPr>
+          <w:p>
+            <w:r>
+              <w:t>SRP123221</w:t>
+            </w:r>
+          </w:p>
+        </w:tc>
+        <w:tc>
+          <w:tcPr>
+            <w:tcW w:type="dxa" w:w="1728"/>
+          </w:tcPr>
+          <w:p>
+            <w:r>
+              <w:t>Oral</w:t>
+            </w:r>
+          </w:p>
+        </w:tc>
+        <w:tc>
+          <w:tcPr>
+            <w:tcW w:type="dxa" w:w="1728"/>
+          </w:tcPr>
+          <w:p>
+            <w:r>
+              <w:t>68</w:t>
+            </w:r>
+          </w:p>
+        </w:tc>
+        <w:tc>
+          <w:tcPr>
+            <w:tcW w:type="dxa" w:w="1728"/>
+          </w:tcPr>
+          <w:p>
+            <w:r>
+              <w:t>467</w:t>
+            </w:r>
+          </w:p>
+        </w:tc>
+      </w:tr>
+      <w:tr>
+        <w:tc>
+          <w:tcPr>
+            <w:tcW w:type="dxa" w:w="1728"/>
+          </w:tcPr>
+          <w:p>
+            <w:r>
+              <w:t>MGYS00002394</w:t>
+            </w:r>
+          </w:p>
+        </w:tc>
+        <w:tc>
+          <w:tcPr>
+            <w:tcW w:type="dxa" w:w="1728"/>
+          </w:tcPr>
+          <w:p>
+            <w:r>
+              <w:t>SRP051741</w:t>
+            </w:r>
+          </w:p>
+        </w:tc>
+        <w:tc>
+          <w:tcPr>
+            <w:tcW w:type="dxa" w:w="1728"/>
+          </w:tcPr>
+          <w:p>
+            <w:r>
+              <w:t>Oral</w:t>
+            </w:r>
+          </w:p>
+        </w:tc>
+        <w:tc>
+          <w:tcPr>
+            <w:tcW w:type="dxa" w:w="1728"/>
+          </w:tcPr>
+          <w:p>
+            <w:r>
+              <w:t>20</w:t>
+            </w:r>
+          </w:p>
+        </w:tc>
+        <w:tc>
+          <w:tcPr>
+            <w:tcW w:type="dxa" w:w="1728"/>
+          </w:tcPr>
+          <w:p>
+            <w:r>
+              <w:t>166</w:t>
+            </w:r>
+          </w:p>
+        </w:tc>
+      </w:tr>
+      <w:tr>
+        <w:tc>
+          <w:tcPr>
+            <w:tcW w:type="dxa" w:w="1728"/>
+          </w:tcPr>
+          <w:p>
+            <w:r>
+              <w:t>MGYS00002272</w:t>
+            </w:r>
+          </w:p>
+        </w:tc>
+        <w:tc>
+          <w:tcPr>
+            <w:tcW w:type="dxa" w:w="1728"/>
+          </w:tcPr>
+          <w:p>
+            <w:r>
+              <w:t>SRP073270</w:t>
+            </w:r>
+          </w:p>
+        </w:tc>
+        <w:tc>
+          <w:tcPr>
+            <w:tcW w:type="dxa" w:w="1728"/>
+          </w:tcPr>
+          <w:p>
+            <w:r>
+              <w:t>Oral</w:t>
+            </w:r>
+          </w:p>
+        </w:tc>
+        <w:tc>
+          <w:tcPr>
+            <w:tcW w:type="dxa" w:w="1728"/>
+          </w:tcPr>
+          <w:p>
+            <w:r>
+              <w:t>40</w:t>
+            </w:r>
+          </w:p>
+        </w:tc>
+        <w:tc>
+          <w:tcPr>
+            <w:tcW w:type="dxa" w:w="1728"/>
+          </w:tcPr>
+          <w:p>
+            <w:r>
+              <w:t>141</w:t>
+            </w:r>
+          </w:p>
+        </w:tc>
+      </w:tr>
+      <w:tr>
+        <w:tc>
+          <w:tcPr>
+            <w:tcW w:type="dxa" w:w="1728"/>
+          </w:tcPr>
+          <w:p>
+            <w:r>
+              <w:t>MGYS00002269</w:t>
+            </w:r>
+          </w:p>
+        </w:tc>
+        <w:tc>
+          <w:tcPr>
+            <w:tcW w:type="dxa" w:w="1728"/>
+          </w:tcPr>
+          <w:p>
+            <w:r>
+              <w:t>SRP062274</w:t>
+            </w:r>
+          </w:p>
+        </w:tc>
+        <w:tc>
+          <w:tcPr>
+            <w:tcW w:type="dxa" w:w="1728"/>
+          </w:tcPr>
+          <w:p>
+            <w:r>
+              <w:t>Oral</w:t>
+            </w:r>
+          </w:p>
+        </w:tc>
+        <w:tc>
+          <w:tcPr>
+            <w:tcW w:type="dxa" w:w="1728"/>
+          </w:tcPr>
+          <w:p>
+            <w:r>
+              <w:t>147</w:t>
+            </w:r>
+          </w:p>
+        </w:tc>
+        <w:tc>
+          <w:tcPr>
+            <w:tcW w:type="dxa" w:w="1728"/>
+          </w:tcPr>
+          <w:p>
+            <w:r>
+              <w:t>230</w:t>
+            </w:r>
+          </w:p>
+        </w:tc>
+      </w:tr>
+      <w:tr>
+        <w:tc>
+          <w:tcPr>
+            <w:tcW w:type="dxa" w:w="1728"/>
+          </w:tcPr>
+          <w:p>
+            <w:r>
+              <w:t>MGYS00002229</w:t>
+            </w:r>
+          </w:p>
+        </w:tc>
+        <w:tc>
+          <w:tcPr>
+            <w:tcW w:type="dxa" w:w="1728"/>
+          </w:tcPr>
+          <w:p>
+            <w:r>
+              <w:t>SRP051201</w:t>
+            </w:r>
+          </w:p>
+        </w:tc>
+        <w:tc>
+          <w:tcPr>
+            <w:tcW w:type="dxa" w:w="1728"/>
+          </w:tcPr>
+          <w:p>
+            <w:r>
+              <w:t>Oral</w:t>
+            </w:r>
+          </w:p>
+        </w:tc>
+        <w:tc>
+          <w:tcPr>
+            <w:tcW w:type="dxa" w:w="1728"/>
+          </w:tcPr>
+          <w:p>
+            <w:r>
+              <w:t>100</w:t>
+            </w:r>
+          </w:p>
+        </w:tc>
+        <w:tc>
+          <w:tcPr>
+            <w:tcW w:type="dxa" w:w="1728"/>
+          </w:tcPr>
+          <w:p>
+            <w:r>
+              <w:t>154</w:t>
+            </w:r>
+          </w:p>
+        </w:tc>
+      </w:tr>
+      <w:tr>
+        <w:tc>
+          <w:tcPr>
+            <w:tcW w:type="dxa" w:w="1728"/>
+          </w:tcPr>
+          <w:p>
+            <w:r>
+              <w:t>MGYS00006648</w:t>
+            </w:r>
+          </w:p>
+        </w:tc>
+        <w:tc>
+          <w:tcPr>
+            <w:tcW w:type="dxa" w:w="1728"/>
+          </w:tcPr>
+          <w:p>
+            <w:r>
+              <w:t>ERP156480</w:t>
+            </w:r>
+          </w:p>
+        </w:tc>
+        <w:tc>
+          <w:tcPr>
+            <w:tcW w:type="dxa" w:w="1728"/>
+          </w:tcPr>
+          <w:p>
+            <w:r>
+              <w:t>Skin</w:t>
+            </w:r>
+          </w:p>
+        </w:tc>
+        <w:tc>
+          <w:tcPr>
+            <w:tcW w:type="dxa" w:w="1728"/>
+          </w:tcPr>
+          <w:p>
+            <w:r>
+              <w:t>67</w:t>
+            </w:r>
+          </w:p>
+        </w:tc>
+        <w:tc>
+          <w:tcPr>
+            <w:tcW w:type="dxa" w:w="1728"/>
+          </w:tcPr>
+          <w:p>
+            <w:r>
+              <w:t>634</w:t>
+            </w:r>
+          </w:p>
+        </w:tc>
+      </w:tr>
+      <w:tr>
+        <w:tc>
+          <w:tcPr>
+            <w:tcW w:type="dxa" w:w="1728"/>
+          </w:tcPr>
+          <w:p>
+            <w:r>
+              <w:t>MGYS00005232</w:t>
+            </w:r>
+          </w:p>
+        </w:tc>
+        <w:tc>
+          <w:tcPr>
+            <w:tcW w:type="dxa" w:w="1728"/>
+          </w:tcPr>
+          <w:p>
+            <w:r>
+              <w:t>ERP005182</w:t>
+            </w:r>
+          </w:p>
+        </w:tc>
+        <w:tc>
+          <w:tcPr>
+            <w:tcW w:type="dxa" w:w="1728"/>
+          </w:tcPr>
+          <w:p>
+            <w:r>
+              <w:t>Skin</w:t>
+            </w:r>
+          </w:p>
+        </w:tc>
+        <w:tc>
+          <w:tcPr>
+            <w:tcW w:type="dxa" w:w="1728"/>
+          </w:tcPr>
+          <w:p>
+            <w:r>
+              <w:t>777</w:t>
+            </w:r>
+          </w:p>
+        </w:tc>
+        <w:tc>
+          <w:tcPr>
+            <w:tcW w:type="dxa" w:w="1728"/>
+          </w:tcPr>
+          <w:p>
+            <w:r>
+              <w:t>748</w:t>
+            </w:r>
+          </w:p>
+        </w:tc>
+      </w:tr>
+      <w:tr>
+        <w:tc>
+          <w:tcPr>
+            <w:tcW w:type="dxa" w:w="1728"/>
+          </w:tcPr>
+          <w:p>
+            <w:r>
+              <w:t>MGYS00005156</w:t>
+            </w:r>
+          </w:p>
+        </w:tc>
+        <w:tc>
+          <w:tcPr>
+            <w:tcW w:type="dxa" w:w="1728"/>
+          </w:tcPr>
+          <w:p>
+            <w:r>
+              <w:t>ERP005152</w:t>
+            </w:r>
+          </w:p>
+        </w:tc>
+        <w:tc>
+          <w:tcPr>
+            <w:tcW w:type="dxa" w:w="1728"/>
+          </w:tcPr>
+          <w:p>
+            <w:r>
+              <w:t>Skin</w:t>
+            </w:r>
+          </w:p>
+        </w:tc>
+        <w:tc>
+          <w:tcPr>
+            <w:tcW w:type="dxa" w:w="1728"/>
+          </w:tcPr>
+          <w:p>
+            <w:r>
+              <w:t>938</w:t>
+            </w:r>
+          </w:p>
+        </w:tc>
+        <w:tc>
+          <w:tcPr>
+            <w:tcW w:type="dxa" w:w="1728"/>
+          </w:tcPr>
+          <w:p>
+            <w:r>
+              <w:t>1299</w:t>
+            </w:r>
+          </w:p>
+        </w:tc>
+      </w:tr>
+      <w:tr>
+        <w:tc>
+          <w:tcPr>
+            <w:tcW w:type="dxa" w:w="1728"/>
+          </w:tcPr>
+          <w:p>
+            <w:r>
+              <w:t>MGYS00006246</w:t>
+            </w:r>
+          </w:p>
+        </w:tc>
+        <w:tc>
+          <w:tcPr>
+            <w:tcW w:type="dxa" w:w="1728"/>
+          </w:tcPr>
+          <w:p>
+            <w:r>
+              <w:t>ERP149135</w:t>
+            </w:r>
+          </w:p>
+        </w:tc>
+        <w:tc>
+          <w:tcPr>
+            <w:tcW w:type="dxa" w:w="1728"/>
+          </w:tcPr>
+          <w:p>
+            <w:r>
+              <w:t>Skin</w:t>
+            </w:r>
+          </w:p>
+        </w:tc>
+        <w:tc>
+          <w:tcPr>
+            <w:tcW w:type="dxa" w:w="1728"/>
+          </w:tcPr>
+          <w:p>
+            <w:r>
+              <w:t>50</w:t>
+            </w:r>
+          </w:p>
+        </w:tc>
+        <w:tc>
+          <w:tcPr>
+            <w:tcW w:type="dxa" w:w="1728"/>
+          </w:tcPr>
+          <w:p>
+            <w:r>
+              <w:t>256</w:t>
+            </w:r>
+          </w:p>
+        </w:tc>
+      </w:tr>
+      <w:tr>
+        <w:tc>
+          <w:tcPr>
+            <w:tcW w:type="dxa" w:w="1728"/>
+          </w:tcPr>
+          <w:p>
+            <w:r>
+              <w:t>MGYS00005384</w:t>
+            </w:r>
+          </w:p>
+        </w:tc>
+        <w:tc>
+          <w:tcPr>
+            <w:tcW w:type="dxa" w:w="1728"/>
+          </w:tcPr>
+          <w:p>
+            <w:r>
+              <w:t>SRP049645</w:t>
+            </w:r>
+          </w:p>
+        </w:tc>
+        <w:tc>
+          <w:tcPr>
+            <w:tcW w:type="dxa" w:w="1728"/>
+          </w:tcPr>
+          <w:p>
+            <w:r>
+              <w:t>Skin</w:t>
+            </w:r>
+          </w:p>
+        </w:tc>
+        <w:tc>
+          <w:tcPr>
+            <w:tcW w:type="dxa" w:w="1728"/>
+          </w:tcPr>
+          <w:p>
+            <w:r>
+              <w:t>671</w:t>
+            </w:r>
+          </w:p>
+        </w:tc>
+        <w:tc>
+          <w:tcPr>
+            <w:tcW w:type="dxa" w:w="1728"/>
+          </w:tcPr>
+          <w:p>
+            <w:r>
+              <w:t>903</w:t>
+            </w:r>
+          </w:p>
+        </w:tc>
+      </w:tr>
+      <w:tr>
+        <w:tc>
+          <w:tcPr>
+            <w:tcW w:type="dxa" w:w="1728"/>
+          </w:tcPr>
+          <w:p>
+            <w:r>
+              <w:t>MGYS00005172</w:t>
+            </w:r>
+          </w:p>
+        </w:tc>
+        <w:tc>
+          <w:tcPr>
+            <w:tcW w:type="dxa" w:w="1728"/>
+          </w:tcPr>
+          <w:p>
+            <w:r>
+              <w:t>SRP113602</w:t>
+            </w:r>
+          </w:p>
+        </w:tc>
+        <w:tc>
+          <w:tcPr>
+            <w:tcW w:type="dxa" w:w="1728"/>
+          </w:tcPr>
+          <w:p>
+            <w:r>
+              <w:t>Skin</w:t>
+            </w:r>
+          </w:p>
+        </w:tc>
+        <w:tc>
+          <w:tcPr>
+            <w:tcW w:type="dxa" w:w="1728"/>
+          </w:tcPr>
+          <w:p>
+            <w:r>
+              <w:t>1481</w:t>
+            </w:r>
+          </w:p>
+        </w:tc>
+        <w:tc>
+          <w:tcPr>
+            <w:tcW w:type="dxa" w:w="1728"/>
+          </w:tcPr>
+          <w:p>
+            <w:r>
+              <w:t>1523</w:t>
+            </w:r>
+          </w:p>
+        </w:tc>
+      </w:tr>
+      <w:tr>
+        <w:tc>
+          <w:tcPr>
+            <w:tcW w:type="dxa" w:w="1728"/>
+          </w:tcPr>
+          <w:p>
+            <w:r>
+              <w:t>MGYS00005533</w:t>
+            </w:r>
+          </w:p>
+        </w:tc>
+        <w:tc>
+          <w:tcPr>
+            <w:tcW w:type="dxa" w:w="1728"/>
+          </w:tcPr>
+          <w:p>
+            <w:r>
+              <w:t>ERP016280</w:t>
+            </w:r>
+          </w:p>
+        </w:tc>
+        <w:tc>
+          <w:tcPr>
+            <w:tcW w:type="dxa" w:w="1728"/>
+          </w:tcPr>
+          <w:p>
+            <w:r>
+              <w:t>Skin</w:t>
+            </w:r>
+          </w:p>
+        </w:tc>
+        <w:tc>
+          <w:tcPr>
+            <w:tcW w:type="dxa" w:w="1728"/>
+          </w:tcPr>
+          <w:p>
+            <w:r>
+              <w:t>584</w:t>
+            </w:r>
+          </w:p>
+        </w:tc>
+        <w:tc>
+          <w:tcPr>
+            <w:tcW w:type="dxa" w:w="1728"/>
+          </w:tcPr>
+          <w:p>
+            <w:r>
+              <w:t>1687</w:t>
+            </w:r>
+          </w:p>
+        </w:tc>
+      </w:tr>
+      <w:tr>
+        <w:tc>
+          <w:tcPr>
+            <w:tcW w:type="dxa" w:w="1728"/>
+          </w:tcPr>
+          <w:p>
+            <w:r>
+              <w:t>MGYS00005212</w:t>
+            </w:r>
+          </w:p>
+        </w:tc>
+        <w:tc>
+          <w:tcPr>
+            <w:tcW w:type="dxa" w:w="1728"/>
+          </w:tcPr>
+          <w:p>
+            <w:r>
+              <w:t>SRP071579</w:t>
+            </w:r>
+          </w:p>
+        </w:tc>
+        <w:tc>
+          <w:tcPr>
+            <w:tcW w:type="dxa" w:w="1728"/>
+          </w:tcPr>
+          <w:p>
+            <w:r>
+              <w:t>Skin</w:t>
+            </w:r>
+          </w:p>
+        </w:tc>
+        <w:tc>
+          <w:tcPr>
+            <w:tcW w:type="dxa" w:w="1728"/>
+          </w:tcPr>
+          <w:p>
+            <w:r>
+              <w:t>644</w:t>
+            </w:r>
+          </w:p>
+        </w:tc>
+        <w:tc>
+          <w:tcPr>
+            <w:tcW w:type="dxa" w:w="1728"/>
+          </w:tcPr>
+          <w:p>
+            <w:r>
+              <w:t>901</w:t>
+            </w:r>
+          </w:p>
+        </w:tc>
+      </w:tr>
+      <w:tr>
+        <w:tc>
+          <w:tcPr>
+            <w:tcW w:type="dxa" w:w="1728"/>
+          </w:tcPr>
+          <w:p>
+            <w:r>
+              <w:t>MGYS00005238</w:t>
+            </w:r>
+          </w:p>
+        </w:tc>
+        <w:tc>
+          <w:tcPr>
+            <w:tcW w:type="dxa" w:w="1728"/>
+          </w:tcPr>
+          <w:p>
+            <w:r>
+              <w:t>SRP051059</w:t>
+            </w:r>
+          </w:p>
+        </w:tc>
+        <w:tc>
+          <w:tcPr>
+            <w:tcW w:type="dxa" w:w="1728"/>
+          </w:tcPr>
+          <w:p>
+            <w:r>
+              <w:t>Skin</w:t>
+            </w:r>
+          </w:p>
+        </w:tc>
+        <w:tc>
+          <w:tcPr>
+            <w:tcW w:type="dxa" w:w="1728"/>
+          </w:tcPr>
+          <w:p>
+            <w:r>
+              <w:t>487</w:t>
+            </w:r>
+          </w:p>
+        </w:tc>
+        <w:tc>
+          <w:tcPr>
+            <w:tcW w:type="dxa" w:w="1728"/>
+          </w:tcPr>
+          <w:p>
+            <w:r>
+              <w:t>595</w:t>
+            </w:r>
+          </w:p>
+        </w:tc>
+      </w:tr>
+      <w:tr>
+        <w:tc>
+          <w:tcPr>
+            <w:tcW w:type="dxa" w:w="1728"/>
+          </w:tcPr>
+          <w:p>
+            <w:r>
+              <w:t>MGYS00005101</w:t>
+            </w:r>
+          </w:p>
+        </w:tc>
+        <w:tc>
+          <w:tcPr>
+            <w:tcW w:type="dxa" w:w="1728"/>
+          </w:tcPr>
+          <w:p>
+            <w:r>
+              <w:t>SRP057859</w:t>
+            </w:r>
+          </w:p>
+        </w:tc>
+        <w:tc>
+          <w:tcPr>
+            <w:tcW w:type="dxa" w:w="1728"/>
+          </w:tcPr>
+          <w:p>
+            <w:r>
+              <w:t>Skin</w:t>
+            </w:r>
+          </w:p>
+        </w:tc>
+        <w:tc>
+          <w:tcPr>
+            <w:tcW w:type="dxa" w:w="1728"/>
+          </w:tcPr>
+          <w:p>
+            <w:r>
+              <w:t>72</w:t>
+            </w:r>
+          </w:p>
+        </w:tc>
+        <w:tc>
+          <w:tcPr>
+            <w:tcW w:type="dxa" w:w="1728"/>
+          </w:tcPr>
+          <w:p>
+            <w:r>
+              <w:t>243</w:t>
+            </w:r>
+          </w:p>
+        </w:tc>
+      </w:tr>
+      <w:tr>
+        <w:tc>
+          <w:tcPr>
+            <w:tcW w:type="dxa" w:w="1728"/>
+          </w:tcPr>
+          <w:p>
+            <w:r>
+              <w:t>MGYS00005102</w:t>
+            </w:r>
+          </w:p>
+        </w:tc>
+        <w:tc>
+          <w:tcPr>
+            <w:tcW w:type="dxa" w:w="1728"/>
+          </w:tcPr>
+          <w:p>
+            <w:r>
+              <w:t>ERP108413</w:t>
+            </w:r>
+          </w:p>
+        </w:tc>
+        <w:tc>
+          <w:tcPr>
+            <w:tcW w:type="dxa" w:w="1728"/>
+          </w:tcPr>
+          <w:p>
+            <w:r>
+              <w:t>Skin</w:t>
+            </w:r>
+          </w:p>
+        </w:tc>
+        <w:tc>
+          <w:tcPr>
+            <w:tcW w:type="dxa" w:w="1728"/>
+          </w:tcPr>
+          <w:p>
+            <w:r>
+              <w:t>179</w:t>
+            </w:r>
+          </w:p>
+        </w:tc>
+        <w:tc>
+          <w:tcPr>
+            <w:tcW w:type="dxa" w:w="1728"/>
+          </w:tcPr>
+          <w:p>
+            <w:r>
+              <w:t>973</w:t>
+            </w:r>
+          </w:p>
+        </w:tc>
+      </w:tr>
+      <w:tr>
+        <w:tc>
+          <w:tcPr>
+            <w:tcW w:type="dxa" w:w="1728"/>
+          </w:tcPr>
+          <w:p>
+            <w:r>
+              <w:t>MGYS00005135</w:t>
+            </w:r>
+          </w:p>
+        </w:tc>
+        <w:tc>
+          <w:tcPr>
+            <w:tcW w:type="dxa" w:w="1728"/>
+          </w:tcPr>
+          <w:p>
+            <w:r>
+              <w:t>ERP005151</w:t>
+            </w:r>
+          </w:p>
+        </w:tc>
+        <w:tc>
+          <w:tcPr>
+            <w:tcW w:type="dxa" w:w="1728"/>
+          </w:tcPr>
+          <w:p>
+            <w:r>
+              <w:t>Skin</w:t>
+            </w:r>
+          </w:p>
+        </w:tc>
+        <w:tc>
+          <w:tcPr>
+            <w:tcW w:type="dxa" w:w="1728"/>
+          </w:tcPr>
+          <w:p>
+            <w:r>
+              <w:t>109</w:t>
+            </w:r>
+          </w:p>
+        </w:tc>
+        <w:tc>
+          <w:tcPr>
+            <w:tcW w:type="dxa" w:w="1728"/>
+          </w:tcPr>
+          <w:p>
+            <w:r>
+              <w:t>696</w:t>
+            </w:r>
+          </w:p>
+        </w:tc>
+      </w:tr>
+      <w:tr>
+        <w:tc>
+          <w:tcPr>
+            <w:tcW w:type="dxa" w:w="1728"/>
+          </w:tcPr>
+          <w:p>
+            <w:r>
+              <w:t>MGYS00005098</w:t>
+            </w:r>
+          </w:p>
+        </w:tc>
+        <w:tc>
+          <w:tcPr>
+            <w:tcW w:type="dxa" w:w="1728"/>
+          </w:tcPr>
+          <w:p>
+            <w:r>
+              <w:t>SRP133226</w:t>
+            </w:r>
+          </w:p>
+        </w:tc>
+        <w:tc>
+          <w:tcPr>
+            <w:tcW w:type="dxa" w:w="1728"/>
+          </w:tcPr>
+          <w:p>
+            <w:r>
+              <w:t>Skin</w:t>
+            </w:r>
+          </w:p>
+        </w:tc>
+        <w:tc>
+          <w:tcPr>
+            <w:tcW w:type="dxa" w:w="1728"/>
+          </w:tcPr>
+          <w:p>
+            <w:r>
+              <w:t>101</w:t>
+            </w:r>
+          </w:p>
+        </w:tc>
+        <w:tc>
+          <w:tcPr>
+            <w:tcW w:type="dxa" w:w="1728"/>
+          </w:tcPr>
+          <w:p>
+            <w:r>
+              <w:t>757</w:t>
+            </w:r>
+          </w:p>
+        </w:tc>
+      </w:tr>
+      <w:tr>
+        <w:tc>
+          <w:tcPr>
+            <w:tcW w:type="dxa" w:w="1728"/>
+          </w:tcPr>
+          <w:p>
+            <w:r>
+              <w:t>MGYS00005037</w:t>
+            </w:r>
+          </w:p>
+        </w:tc>
+        <w:tc>
+          <w:tcPr>
+            <w:tcW w:type="dxa" w:w="1728"/>
+          </w:tcPr>
+          <w:p>
+            <w:r>
+              <w:t>SRP056821</w:t>
+            </w:r>
+          </w:p>
+        </w:tc>
+        <w:tc>
+          <w:tcPr>
+            <w:tcW w:type="dxa" w:w="1728"/>
+          </w:tcPr>
+          <w:p>
+            <w:r>
+              <w:t>Skin</w:t>
+            </w:r>
+          </w:p>
+        </w:tc>
+        <w:tc>
+          <w:tcPr>
+            <w:tcW w:type="dxa" w:w="1728"/>
+          </w:tcPr>
+          <w:p>
+            <w:r>
+              <w:t>106</w:t>
+            </w:r>
+          </w:p>
+        </w:tc>
+        <w:tc>
+          <w:tcPr>
+            <w:tcW w:type="dxa" w:w="1728"/>
+          </w:tcPr>
+          <w:p>
+            <w:r>
+              <w:t>1166</w:t>
+            </w:r>
+          </w:p>
+        </w:tc>
+      </w:tr>
+      <w:tr>
+        <w:tc>
+          <w:tcPr>
+            <w:tcW w:type="dxa" w:w="1728"/>
+          </w:tcPr>
+          <w:p>
+            <w:r>
+              <w:t>MGYS00005090</w:t>
+            </w:r>
+          </w:p>
+        </w:tc>
+        <w:tc>
+          <w:tcPr>
+            <w:tcW w:type="dxa" w:w="1728"/>
+          </w:tcPr>
+          <w:p>
+            <w:r>
+              <w:t>ERP115944</w:t>
+            </w:r>
+          </w:p>
+        </w:tc>
+        <w:tc>
+          <w:tcPr>
+            <w:tcW w:type="dxa" w:w="1728"/>
+          </w:tcPr>
+          <w:p>
+            <w:r>
+              <w:t>Skin</w:t>
+            </w:r>
+          </w:p>
+        </w:tc>
+        <w:tc>
+          <w:tcPr>
+            <w:tcW w:type="dxa" w:w="1728"/>
+          </w:tcPr>
+          <w:p>
+            <w:r>
+              <w:t>120</w:t>
+            </w:r>
+          </w:p>
+        </w:tc>
+        <w:tc>
+          <w:tcPr>
+            <w:tcW w:type="dxa" w:w="1728"/>
+          </w:tcPr>
+          <w:p>
+            <w:r>
+              <w:t>16</w:t>
+            </w:r>
+          </w:p>
+        </w:tc>
+      </w:tr>
+      <w:tr>
+        <w:tc>
+          <w:tcPr>
+            <w:tcW w:type="dxa" w:w="1728"/>
+          </w:tcPr>
+          <w:p>
+            <w:r>
+              <w:t>MGYS00002184</w:t>
+            </w:r>
+          </w:p>
+        </w:tc>
+        <w:tc>
+          <w:tcPr>
+            <w:tcW w:type="dxa" w:w="1728"/>
+          </w:tcPr>
+          <w:p>
+            <w:r>
+              <w:t>ERP021896</w:t>
+            </w:r>
+          </w:p>
+        </w:tc>
+        <w:tc>
+          <w:tcPr>
+            <w:tcW w:type="dxa" w:w="1728"/>
+          </w:tcPr>
+          <w:p>
+            <w:r>
+              <w:t>Skin</w:t>
+            </w:r>
+          </w:p>
+        </w:tc>
+        <w:tc>
+          <w:tcPr>
+            <w:tcW w:type="dxa" w:w="1728"/>
+          </w:tcPr>
+          <w:p>
+            <w:r>
+              <w:t>1964</w:t>
+            </w:r>
+          </w:p>
+        </w:tc>
+        <w:tc>
+          <w:tcPr>
+            <w:tcW w:type="dxa" w:w="1728"/>
+          </w:tcPr>
+          <w:p>
+            <w:r>
+              <w:t>1479</w:t>
+            </w:r>
+          </w:p>
+        </w:tc>
+      </w:tr>
+      <w:tr>
+        <w:tc>
+          <w:tcPr>
+            <w:tcW w:type="dxa" w:w="1728"/>
+          </w:tcPr>
+          <w:p>
+            <w:r>
+              <w:t>MGYS00002072</w:t>
+            </w:r>
+          </w:p>
+        </w:tc>
+        <w:tc>
+          <w:tcPr>
+            <w:tcW w:type="dxa" w:w="1728"/>
+          </w:tcPr>
+          <w:p>
+            <w:r>
+              <w:t>ERP019566</w:t>
+            </w:r>
+          </w:p>
+        </w:tc>
+        <w:tc>
+          <w:tcPr>
+            <w:tcW w:type="dxa" w:w="1728"/>
+          </w:tcPr>
+          <w:p>
+            <w:r>
+              <w:t>Skin</w:t>
+            </w:r>
+          </w:p>
+        </w:tc>
+        <w:tc>
+          <w:tcPr>
+            <w:tcW w:type="dxa" w:w="1728"/>
+          </w:tcPr>
+          <w:p>
+            <w:r>
+              <w:t>258</w:t>
+            </w:r>
+          </w:p>
+        </w:tc>
+        <w:tc>
+          <w:tcPr>
+            <w:tcW w:type="dxa" w:w="1728"/>
+          </w:tcPr>
+          <w:p>
+            <w:r>
+              <w:t>1521</w:t>
+            </w:r>
+          </w:p>
+        </w:tc>
+      </w:tr>
+      <w:tr>
+        <w:tc>
+          <w:tcPr>
+            <w:tcW w:type="dxa" w:w="1728"/>
+          </w:tcPr>
+          <w:p>
+            <w:r>
+              <w:t>MGYS00006855</w:t>
+            </w:r>
+          </w:p>
+        </w:tc>
+        <w:tc>
+          <w:tcPr>
+            <w:tcW w:type="dxa" w:w="1728"/>
+          </w:tcPr>
+          <w:p>
+            <w:r>
+              <w:t>ERP135226</w:t>
+            </w:r>
+          </w:p>
+        </w:tc>
+        <w:tc>
+          <w:tcPr>
+            <w:tcW w:type="dxa" w:w="1728"/>
+          </w:tcPr>
+          <w:p>
+            <w:r>
+              <w:t>Mammals</w:t>
+            </w:r>
+          </w:p>
+        </w:tc>
+        <w:tc>
+          <w:tcPr>
+            <w:tcW w:type="dxa" w:w="1728"/>
+          </w:tcPr>
+          <w:p>
+            <w:r>
+              <w:t>116</w:t>
+            </w:r>
+          </w:p>
+        </w:tc>
+        <w:tc>
+          <w:tcPr>
+            <w:tcW w:type="dxa" w:w="1728"/>
+          </w:tcPr>
+          <w:p>
+            <w:r>
+              <w:t>426</w:t>
+            </w:r>
+          </w:p>
+        </w:tc>
+      </w:tr>
+      <w:tr>
+        <w:tc>
+          <w:tcPr>
+            <w:tcW w:type="dxa" w:w="1728"/>
+          </w:tcPr>
+          <w:p>
+            <w:r>
+              <w:t>MGYS00006799</w:t>
+            </w:r>
+          </w:p>
+        </w:tc>
+        <w:tc>
+          <w:tcPr>
+            <w:tcW w:type="dxa" w:w="1728"/>
+          </w:tcPr>
+          <w:p>
+            <w:r>
+              <w:t>ERP151258</w:t>
+            </w:r>
+          </w:p>
+        </w:tc>
+        <w:tc>
+          <w:tcPr>
+            <w:tcW w:type="dxa" w:w="1728"/>
+          </w:tcPr>
+          <w:p>
+            <w:r>
+              <w:t>Mammals</w:t>
+            </w:r>
+          </w:p>
+        </w:tc>
+        <w:tc>
+          <w:tcPr>
+            <w:tcW w:type="dxa" w:w="1728"/>
+          </w:tcPr>
+          <w:p>
+            <w:r>
+              <w:t>27</w:t>
+            </w:r>
+          </w:p>
+        </w:tc>
+        <w:tc>
+          <w:tcPr>
+            <w:tcW w:type="dxa" w:w="1728"/>
+          </w:tcPr>
+          <w:p>
+            <w:r>
+              <w:t>282</w:t>
+            </w:r>
+          </w:p>
+        </w:tc>
+      </w:tr>
+      <w:tr>
+        <w:tc>
+          <w:tcPr>
+            <w:tcW w:type="dxa" w:w="1728"/>
+          </w:tcPr>
+          <w:p>
+            <w:r>
+              <w:t>MGYS00002673</w:t>
+            </w:r>
+          </w:p>
+        </w:tc>
+        <w:tc>
+          <w:tcPr>
+            <w:tcW w:type="dxa" w:w="1728"/>
+          </w:tcPr>
+          <w:p>
+            <w:r>
+              <w:t>ERP003782</w:t>
+            </w:r>
+          </w:p>
+        </w:tc>
+        <w:tc>
+          <w:tcPr>
+            <w:tcW w:type="dxa" w:w="1728"/>
+          </w:tcPr>
+          <w:p>
+            <w:r>
+              <w:t>Mammals</w:t>
+            </w:r>
+          </w:p>
+        </w:tc>
+        <w:tc>
+          <w:tcPr>
+            <w:tcW w:type="dxa" w:w="1728"/>
+          </w:tcPr>
+          <w:p>
+            <w:r>
+              <w:t>93</w:t>
+            </w:r>
+          </w:p>
+        </w:tc>
+        <w:tc>
+          <w:tcPr>
+            <w:tcW w:type="dxa" w:w="1728"/>
+          </w:tcPr>
+          <w:p>
+            <w:r>
+              <w:t>797</w:t>
+            </w:r>
+          </w:p>
+        </w:tc>
+      </w:tr>
+      <w:tr>
+        <w:tc>
+          <w:tcPr>
+            <w:tcW w:type="dxa" w:w="1728"/>
+          </w:tcPr>
+          <w:p>
+            <w:r>
+              <w:t>MGYS00006747</w:t>
+            </w:r>
+          </w:p>
+        </w:tc>
+        <w:tc>
+          <w:tcPr>
+            <w:tcW w:type="dxa" w:w="1728"/>
+          </w:tcPr>
+          <w:p>
+            <w:r>
+              <w:t>SRP302361</w:t>
+            </w:r>
+          </w:p>
+        </w:tc>
+        <w:tc>
+          <w:tcPr>
+            <w:tcW w:type="dxa" w:w="1728"/>
+          </w:tcPr>
+          <w:p>
+            <w:r>
+              <w:t>Mammals</w:t>
+            </w:r>
+          </w:p>
+        </w:tc>
+        <w:tc>
+          <w:tcPr>
+            <w:tcW w:type="dxa" w:w="1728"/>
+          </w:tcPr>
+          <w:p>
+            <w:r>
+              <w:t>101</w:t>
+            </w:r>
+          </w:p>
+        </w:tc>
+        <w:tc>
+          <w:tcPr>
+            <w:tcW w:type="dxa" w:w="1728"/>
+          </w:tcPr>
+          <w:p>
+            <w:r>
+              <w:t>322</w:t>
+            </w:r>
+          </w:p>
+        </w:tc>
+      </w:tr>
+      <w:tr>
+        <w:tc>
+          <w:tcPr>
+            <w:tcW w:type="dxa" w:w="1728"/>
+          </w:tcPr>
+          <w:p>
+            <w:r>
+              <w:t>MGYS00001223</w:t>
+            </w:r>
+          </w:p>
+        </w:tc>
+        <w:tc>
+          <w:tcPr>
+            <w:tcW w:type="dxa" w:w="1728"/>
+          </w:tcPr>
+          <w:p>
+            <w:r>
+              <w:t>ERP010045</w:t>
+            </w:r>
+          </w:p>
+        </w:tc>
+        <w:tc>
+          <w:tcPr>
+            <w:tcW w:type="dxa" w:w="1728"/>
+          </w:tcPr>
+          <w:p>
+            <w:r>
+              <w:t>Mammals</w:t>
+            </w:r>
+          </w:p>
+        </w:tc>
+        <w:tc>
+          <w:tcPr>
+            <w:tcW w:type="dxa" w:w="1728"/>
+          </w:tcPr>
+          <w:p>
+            <w:r>
+              <w:t>30</w:t>
+            </w:r>
+          </w:p>
+        </w:tc>
+        <w:tc>
+          <w:tcPr>
+            <w:tcW w:type="dxa" w:w="1728"/>
+          </w:tcPr>
+          <w:p>
+            <w:r>
+              <w:t>148</w:t>
+            </w:r>
+          </w:p>
+        </w:tc>
+      </w:tr>
+      <w:tr>
+        <w:tc>
+          <w:tcPr>
+            <w:tcW w:type="dxa" w:w="1728"/>
+          </w:tcPr>
+          <w:p>
+            <w:r>
+              <w:t>MGYS00001224</w:t>
+            </w:r>
+          </w:p>
+        </w:tc>
+        <w:tc>
+          <w:tcPr>
+            <w:tcW w:type="dxa" w:w="1728"/>
+          </w:tcPr>
+          <w:p>
+            <w:r>
+              <w:t>ERP006247</w:t>
+            </w:r>
+          </w:p>
+        </w:tc>
+        <w:tc>
+          <w:tcPr>
+            <w:tcW w:type="dxa" w:w="1728"/>
+          </w:tcPr>
+          <w:p>
+            <w:r>
+              <w:t>Mammals</w:t>
+            </w:r>
+          </w:p>
+        </w:tc>
+        <w:tc>
+          <w:tcPr>
+            <w:tcW w:type="dxa" w:w="1728"/>
+          </w:tcPr>
+          <w:p>
+            <w:r>
+              <w:t>66</w:t>
+            </w:r>
+          </w:p>
+        </w:tc>
+        <w:tc>
+          <w:tcPr>
+            <w:tcW w:type="dxa" w:w="1728"/>
+          </w:tcPr>
+          <w:p>
+            <w:r>
+              <w:t>164</w:t>
+            </w:r>
+          </w:p>
+        </w:tc>
+      </w:tr>
+      <w:tr>
+        <w:tc>
+          <w:tcPr>
+            <w:tcW w:type="dxa" w:w="1728"/>
+          </w:tcPr>
+          <w:p>
+            <w:r>
+              <w:t>MGYS00005267</w:t>
+            </w:r>
+          </w:p>
+        </w:tc>
+        <w:tc>
+          <w:tcPr>
+            <w:tcW w:type="dxa" w:w="1728"/>
+          </w:tcPr>
+          <w:p>
+            <w:r>
+              <w:t>ERP003512</w:t>
+            </w:r>
+          </w:p>
+        </w:tc>
+        <w:tc>
+          <w:tcPr>
+            <w:tcW w:type="dxa" w:w="1728"/>
+          </w:tcPr>
+          <w:p>
+            <w:r>
+              <w:t>Mammals</w:t>
+            </w:r>
+          </w:p>
+        </w:tc>
+        <w:tc>
+          <w:tcPr>
+            <w:tcW w:type="dxa" w:w="1728"/>
+          </w:tcPr>
+          <w:p>
+            <w:r>
+              <w:t>643</w:t>
+            </w:r>
+          </w:p>
+        </w:tc>
+        <w:tc>
+          <w:tcPr>
+            <w:tcW w:type="dxa" w:w="1728"/>
+          </w:tcPr>
+          <w:p>
+            <w:r>
+              <w:t>231</w:t>
+            </w:r>
+          </w:p>
+        </w:tc>
+      </w:tr>
+      <w:tr>
+        <w:tc>
+          <w:tcPr>
+            <w:tcW w:type="dxa" w:w="1728"/>
+          </w:tcPr>
+          <w:p>
+            <w:r>
+              <w:t>MGYS00000426</w:t>
+            </w:r>
+          </w:p>
+        </w:tc>
+        <w:tc>
+          <w:tcPr>
+            <w:tcW w:type="dxa" w:w="1728"/>
+          </w:tcPr>
+          <w:p>
+            <w:r>
+              <w:t>ERP006567</w:t>
+            </w:r>
+          </w:p>
+        </w:tc>
+        <w:tc>
+          <w:tcPr>
+            <w:tcW w:type="dxa" w:w="1728"/>
+          </w:tcPr>
+          <w:p>
+            <w:r>
+              <w:t>Mammals</w:t>
+            </w:r>
+          </w:p>
+        </w:tc>
+        <w:tc>
+          <w:tcPr>
+            <w:tcW w:type="dxa" w:w="1728"/>
+          </w:tcPr>
+          <w:p>
+            <w:r>
+              <w:t>44</w:t>
+            </w:r>
+          </w:p>
+        </w:tc>
+        <w:tc>
+          <w:tcPr>
+            <w:tcW w:type="dxa" w:w="1728"/>
+          </w:tcPr>
+          <w:p>
+            <w:r>
+              <w:t>111</w:t>
+            </w:r>
+          </w:p>
+        </w:tc>
+      </w:tr>
+      <w:tr>
+        <w:tc>
+          <w:tcPr>
+            <w:tcW w:type="dxa" w:w="1728"/>
+          </w:tcPr>
+          <w:p>
+            <w:r>
+              <w:t>MGYS00005228</w:t>
+            </w:r>
+          </w:p>
+        </w:tc>
+        <w:tc>
+          <w:tcPr>
+            <w:tcW w:type="dxa" w:w="1728"/>
+          </w:tcPr>
+          <w:p>
+            <w:r>
+              <w:t>ERP003513</w:t>
+            </w:r>
+          </w:p>
+        </w:tc>
+        <w:tc>
+          <w:tcPr>
+            <w:tcW w:type="dxa" w:w="1728"/>
+          </w:tcPr>
+          <w:p>
+            <w:r>
+              <w:t>Mammals</w:t>
+            </w:r>
+          </w:p>
+        </w:tc>
+        <w:tc>
+          <w:tcPr>
+            <w:tcW w:type="dxa" w:w="1728"/>
+          </w:tcPr>
+          <w:p>
+            <w:r>
+              <w:t>1594</w:t>
+            </w:r>
+          </w:p>
+        </w:tc>
+        <w:tc>
+          <w:tcPr>
+            <w:tcW w:type="dxa" w:w="1728"/>
+          </w:tcPr>
+          <w:p>
+            <w:r>
+              <w:t>233</w:t>
+            </w:r>
+          </w:p>
+        </w:tc>
+      </w:tr>
+      <w:tr>
+        <w:tc>
+          <w:tcPr>
+            <w:tcW w:type="dxa" w:w="1728"/>
+          </w:tcPr>
+          <w:p>
+            <w:r>
+              <w:t>MGYS00006537</w:t>
+            </w:r>
+          </w:p>
+        </w:tc>
+        <w:tc>
+          <w:tcPr>
+            <w:tcW w:type="dxa" w:w="1728"/>
+          </w:tcPr>
+          <w:p>
+            <w:r>
+              <w:t>SRP184350</w:t>
+            </w:r>
+          </w:p>
+        </w:tc>
+        <w:tc>
+          <w:tcPr>
+            <w:tcW w:type="dxa" w:w="1728"/>
+          </w:tcPr>
+          <w:p>
+            <w:r>
+              <w:t>Mammals</w:t>
+            </w:r>
+          </w:p>
+        </w:tc>
+        <w:tc>
+          <w:tcPr>
+            <w:tcW w:type="dxa" w:w="1728"/>
+          </w:tcPr>
+          <w:p>
+            <w:r>
+              <w:t>85</w:t>
+            </w:r>
+          </w:p>
+        </w:tc>
+        <w:tc>
+          <w:tcPr>
+            <w:tcW w:type="dxa" w:w="1728"/>
+          </w:tcPr>
+          <w:p>
+            <w:r>
+              <w:t>512</w:t>
+            </w:r>
+          </w:p>
+        </w:tc>
+      </w:tr>
+      <w:tr>
+        <w:tc>
+          <w:tcPr>
+            <w:tcW w:type="dxa" w:w="1728"/>
+          </w:tcPr>
+          <w:p>
+            <w:r>
+              <w:t>MGYS00006536</w:t>
+            </w:r>
+          </w:p>
+        </w:tc>
+        <w:tc>
+          <w:tcPr>
+            <w:tcW w:type="dxa" w:w="1728"/>
+          </w:tcPr>
+          <w:p>
+            <w:r>
+              <w:t>ERP105396</w:t>
+            </w:r>
+          </w:p>
+        </w:tc>
+        <w:tc>
+          <w:tcPr>
+            <w:tcW w:type="dxa" w:w="1728"/>
+          </w:tcPr>
+          <w:p>
+            <w:r>
+              <w:t>Mammals</w:t>
+            </w:r>
+          </w:p>
+        </w:tc>
+        <w:tc>
+          <w:tcPr>
+            <w:tcW w:type="dxa" w:w="1728"/>
+          </w:tcPr>
+          <w:p>
+            <w:r>
+              <w:t>65</w:t>
+            </w:r>
+          </w:p>
+        </w:tc>
+        <w:tc>
+          <w:tcPr>
+            <w:tcW w:type="dxa" w:w="1728"/>
+          </w:tcPr>
+          <w:p>
+            <w:r>
+              <w:t>622</w:t>
+            </w:r>
+          </w:p>
+        </w:tc>
+      </w:tr>
+      <w:tr>
+        <w:tc>
+          <w:tcPr>
+            <w:tcW w:type="dxa" w:w="1728"/>
+          </w:tcPr>
+          <w:p>
+            <w:r>
+              <w:t>MGYS00006538</w:t>
+            </w:r>
+          </w:p>
+        </w:tc>
+        <w:tc>
+          <w:tcPr>
+            <w:tcW w:type="dxa" w:w="1728"/>
+          </w:tcPr>
+          <w:p>
+            <w:r>
+              <w:t>SRP185748</w:t>
+            </w:r>
+          </w:p>
+        </w:tc>
+        <w:tc>
+          <w:tcPr>
+            <w:tcW w:type="dxa" w:w="1728"/>
+          </w:tcPr>
+          <w:p>
+            <w:r>
+              <w:t>Mammals</w:t>
+            </w:r>
+          </w:p>
+        </w:tc>
+        <w:tc>
+          <w:tcPr>
+            <w:tcW w:type="dxa" w:w="1728"/>
+          </w:tcPr>
+          <w:p>
+            <w:r>
+              <w:t>40</w:t>
+            </w:r>
+          </w:p>
+        </w:tc>
+        <w:tc>
+          <w:tcPr>
+            <w:tcW w:type="dxa" w:w="1728"/>
+          </w:tcPr>
+          <w:p>
+            <w:r>
+              <w:t>295</w:t>
+            </w:r>
+          </w:p>
+        </w:tc>
+      </w:tr>
+      <w:tr>
+        <w:tc>
+          <w:tcPr>
+            <w:tcW w:type="dxa" w:w="1728"/>
+          </w:tcPr>
+          <w:p>
+            <w:r>
+              <w:t>MGYS00005628</w:t>
+            </w:r>
+          </w:p>
+        </w:tc>
+        <w:tc>
+          <w:tcPr>
+            <w:tcW w:type="dxa" w:w="1728"/>
+          </w:tcPr>
+          <w:p>
+            <w:r>
+              <w:t>ERP005534</w:t>
+            </w:r>
+          </w:p>
+        </w:tc>
+        <w:tc>
+          <w:tcPr>
+            <w:tcW w:type="dxa" w:w="1728"/>
+          </w:tcPr>
+          <w:p>
+            <w:r>
+              <w:t>Mammals</w:t>
+            </w:r>
+          </w:p>
+        </w:tc>
+        <w:tc>
+          <w:tcPr>
+            <w:tcW w:type="dxa" w:w="1728"/>
+          </w:tcPr>
+          <w:p>
+            <w:r>
+              <w:t>869</w:t>
+            </w:r>
+          </w:p>
+        </w:tc>
+        <w:tc>
+          <w:tcPr>
+            <w:tcW w:type="dxa" w:w="1728"/>
+          </w:tcPr>
+          <w:p>
+            <w:r>
+              <w:t>580</w:t>
+            </w:r>
+          </w:p>
+        </w:tc>
+      </w:tr>
+      <w:tr>
+        <w:tc>
+          <w:tcPr>
+            <w:tcW w:type="dxa" w:w="1728"/>
+          </w:tcPr>
+          <w:p>
+            <w:r>
+              <w:t>MGYS00006450</w:t>
+            </w:r>
+          </w:p>
+        </w:tc>
+        <w:tc>
+          <w:tcPr>
+            <w:tcW w:type="dxa" w:w="1728"/>
+          </w:tcPr>
+          <w:p>
+            <w:r>
+              <w:t>SRP429915</w:t>
+            </w:r>
+          </w:p>
+        </w:tc>
+        <w:tc>
+          <w:tcPr>
+            <w:tcW w:type="dxa" w:w="1728"/>
+          </w:tcPr>
+          <w:p>
+            <w:r>
+              <w:t>Mammals</w:t>
+            </w:r>
+          </w:p>
+        </w:tc>
+        <w:tc>
+          <w:tcPr>
+            <w:tcW w:type="dxa" w:w="1728"/>
+          </w:tcPr>
+          <w:p>
+            <w:r>
+              <w:t>144</w:t>
+            </w:r>
+          </w:p>
+        </w:tc>
+        <w:tc>
+          <w:tcPr>
+            <w:tcW w:type="dxa" w:w="1728"/>
+          </w:tcPr>
+          <w:p>
+            <w:r>
+              <w:t>204</w:t>
+            </w:r>
+          </w:p>
+        </w:tc>
+      </w:tr>
+      <w:tr>
+        <w:tc>
+          <w:tcPr>
+            <w:tcW w:type="dxa" w:w="1728"/>
+          </w:tcPr>
+          <w:p>
+            <w:r>
+              <w:t>MGYS00006456</w:t>
+            </w:r>
+          </w:p>
+        </w:tc>
+        <w:tc>
+          <w:tcPr>
+            <w:tcW w:type="dxa" w:w="1728"/>
+          </w:tcPr>
+          <w:p>
+            <w:r>
+              <w:t>SRP424905</w:t>
+            </w:r>
+          </w:p>
+        </w:tc>
+        <w:tc>
+          <w:tcPr>
+            <w:tcW w:type="dxa" w:w="1728"/>
+          </w:tcPr>
+          <w:p>
+            <w:r>
+              <w:t>Mammals</w:t>
+            </w:r>
+          </w:p>
+        </w:tc>
+        <w:tc>
+          <w:tcPr>
+            <w:tcW w:type="dxa" w:w="1728"/>
+          </w:tcPr>
+          <w:p>
+            <w:r>
+              <w:t>24</w:t>
+            </w:r>
+          </w:p>
+        </w:tc>
+        <w:tc>
+          <w:tcPr>
+            <w:tcW w:type="dxa" w:w="1728"/>
+          </w:tcPr>
+          <w:p>
+            <w:r>
+              <w:t>94</w:t>
+            </w:r>
+          </w:p>
+        </w:tc>
+      </w:tr>
+      <w:tr>
+        <w:tc>
+          <w:tcPr>
+            <w:tcW w:type="dxa" w:w="1728"/>
+          </w:tcPr>
+          <w:p>
+            <w:r>
+              <w:t>MGYS00006446</w:t>
+            </w:r>
+          </w:p>
+        </w:tc>
+        <w:tc>
+          <w:tcPr>
+            <w:tcW w:type="dxa" w:w="1728"/>
+          </w:tcPr>
+          <w:p>
+            <w:r>
+              <w:t>SRP388018</w:t>
+            </w:r>
+          </w:p>
+        </w:tc>
+        <w:tc>
+          <w:tcPr>
+            <w:tcW w:type="dxa" w:w="1728"/>
+          </w:tcPr>
+          <w:p>
+            <w:r>
+              <w:t>Mammals</w:t>
+            </w:r>
+          </w:p>
+        </w:tc>
+        <w:tc>
+          <w:tcPr>
+            <w:tcW w:type="dxa" w:w="1728"/>
+          </w:tcPr>
+          <w:p>
+            <w:r>
+              <w:t>977</w:t>
+            </w:r>
+          </w:p>
+        </w:tc>
+        <w:tc>
+          <w:tcPr>
+            <w:tcW w:type="dxa" w:w="1728"/>
+          </w:tcPr>
+          <w:p>
+            <w:r>
+              <w:t>224</w:t>
+            </w:r>
+          </w:p>
+        </w:tc>
+      </w:tr>
+      <w:tr>
+        <w:tc>
+          <w:tcPr>
+            <w:tcW w:type="dxa" w:w="1728"/>
+          </w:tcPr>
+          <w:p>
+            <w:r>
+              <w:t>MGYS00006433</w:t>
+            </w:r>
+          </w:p>
+        </w:tc>
+        <w:tc>
+          <w:tcPr>
+            <w:tcW w:type="dxa" w:w="1728"/>
+          </w:tcPr>
+          <w:p>
+            <w:r>
+              <w:t>ERP006689</w:t>
+            </w:r>
+          </w:p>
+        </w:tc>
+        <w:tc>
+          <w:tcPr>
+            <w:tcW w:type="dxa" w:w="1728"/>
+          </w:tcPr>
+          <w:p>
+            <w:r>
+              <w:t>Mammals</w:t>
+            </w:r>
+          </w:p>
+        </w:tc>
+        <w:tc>
+          <w:tcPr>
+            <w:tcW w:type="dxa" w:w="1728"/>
+          </w:tcPr>
+          <w:p>
+            <w:r>
+              <w:t>25</w:t>
+            </w:r>
+          </w:p>
+        </w:tc>
+        <w:tc>
+          <w:tcPr>
+            <w:tcW w:type="dxa" w:w="1728"/>
+          </w:tcPr>
+          <w:p>
+            <w:r>
+              <w:t>318</w:t>
+            </w:r>
+          </w:p>
+        </w:tc>
+      </w:tr>
+      <w:tr>
+        <w:tc>
+          <w:tcPr>
+            <w:tcW w:type="dxa" w:w="1728"/>
+          </w:tcPr>
+          <w:p>
+            <w:r>
+              <w:t>MGYS00006430</w:t>
+            </w:r>
+          </w:p>
+        </w:tc>
+        <w:tc>
+          <w:tcPr>
+            <w:tcW w:type="dxa" w:w="1728"/>
+          </w:tcPr>
+          <w:p>
+            <w:r>
+              <w:t>SRP437776</w:t>
+            </w:r>
+          </w:p>
+        </w:tc>
+        <w:tc>
+          <w:tcPr>
+            <w:tcW w:type="dxa" w:w="1728"/>
+          </w:tcPr>
+          <w:p>
+            <w:r>
+              <w:t>Mammals</w:t>
+            </w:r>
+          </w:p>
+        </w:tc>
+        <w:tc>
+          <w:tcPr>
+            <w:tcW w:type="dxa" w:w="1728"/>
+          </w:tcPr>
+          <w:p>
+            <w:r>
+              <w:t>32</w:t>
+            </w:r>
+          </w:p>
+        </w:tc>
+        <w:tc>
+          <w:tcPr>
+            <w:tcW w:type="dxa" w:w="1728"/>
+          </w:tcPr>
+          <w:p>
+            <w:r>
+              <w:t>304</w:t>
+            </w:r>
+          </w:p>
+        </w:tc>
+      </w:tr>
+      <w:tr>
+        <w:tc>
+          <w:tcPr>
+            <w:tcW w:type="dxa" w:w="1728"/>
+          </w:tcPr>
+          <w:p>
+            <w:r>
+              <w:t>MGYS00006427</w:t>
+            </w:r>
+          </w:p>
+        </w:tc>
+        <w:tc>
+          <w:tcPr>
+            <w:tcW w:type="dxa" w:w="1728"/>
+          </w:tcPr>
+          <w:p>
+            <w:r>
+              <w:t>SRP425311</w:t>
+            </w:r>
+          </w:p>
+        </w:tc>
+        <w:tc>
+          <w:tcPr>
+            <w:tcW w:type="dxa" w:w="1728"/>
+          </w:tcPr>
+          <w:p>
+            <w:r>
+              <w:t>Mammals</w:t>
+            </w:r>
+          </w:p>
+        </w:tc>
+        <w:tc>
+          <w:tcPr>
+            <w:tcW w:type="dxa" w:w="1728"/>
+          </w:tcPr>
+          <w:p>
+            <w:r>
+              <w:t>85</w:t>
+            </w:r>
+          </w:p>
+        </w:tc>
+        <w:tc>
+          <w:tcPr>
+            <w:tcW w:type="dxa" w:w="1728"/>
+          </w:tcPr>
+          <w:p>
+            <w:r>
+              <w:t>210</w:t>
+            </w:r>
+          </w:p>
+        </w:tc>
+      </w:tr>
+      <w:tr>
+        <w:tc>
+          <w:tcPr>
+            <w:tcW w:type="dxa" w:w="1728"/>
+          </w:tcPr>
+          <w:p>
+            <w:r>
+              <w:t>MGYS00006424</w:t>
+            </w:r>
+          </w:p>
+        </w:tc>
+        <w:tc>
+          <w:tcPr>
+            <w:tcW w:type="dxa" w:w="1728"/>
+          </w:tcPr>
+          <w:p>
+            <w:r>
+              <w:t>SRP418473</w:t>
+            </w:r>
+          </w:p>
+        </w:tc>
+        <w:tc>
+          <w:tcPr>
+            <w:tcW w:type="dxa" w:w="1728"/>
+          </w:tcPr>
+          <w:p>
+            <w:r>
+              <w:t>Mammals</w:t>
+            </w:r>
+          </w:p>
+        </w:tc>
+        <w:tc>
+          <w:tcPr>
+            <w:tcW w:type="dxa" w:w="1728"/>
+          </w:tcPr>
+          <w:p>
+            <w:r>
+              <w:t>142</w:t>
+            </w:r>
+          </w:p>
+        </w:tc>
+        <w:tc>
+          <w:tcPr>
+            <w:tcW w:type="dxa" w:w="1728"/>
+          </w:tcPr>
+          <w:p>
+            <w:r>
+              <w:t>887</w:t>
+            </w:r>
+          </w:p>
+        </w:tc>
+      </w:tr>
+      <w:tr>
+        <w:tc>
+          <w:tcPr>
+            <w:tcW w:type="dxa" w:w="1728"/>
+          </w:tcPr>
+          <w:p>
+            <w:r>
+              <w:t>MGYS00006652</w:t>
+            </w:r>
+          </w:p>
+        </w:tc>
+        <w:tc>
+          <w:tcPr>
+            <w:tcW w:type="dxa" w:w="1728"/>
+          </w:tcPr>
+          <w:p>
+            <w:r>
+              <w:t>ERP143252</w:t>
+            </w:r>
+          </w:p>
+        </w:tc>
+        <w:tc>
+          <w:tcPr>
+            <w:tcW w:type="dxa" w:w="1728"/>
+          </w:tcPr>
+          <w:p>
+            <w:r>
+              <w:t>Plants</w:t>
+            </w:r>
+          </w:p>
+        </w:tc>
+        <w:tc>
+          <w:tcPr>
+            <w:tcW w:type="dxa" w:w="1728"/>
+          </w:tcPr>
+          <w:p>
+            <w:r>
+              <w:t>456</w:t>
+            </w:r>
+          </w:p>
+        </w:tc>
+        <w:tc>
+          <w:tcPr>
+            <w:tcW w:type="dxa" w:w="1728"/>
+          </w:tcPr>
+          <w:p>
+            <w:r>
+              <w:t>1289</w:t>
+            </w:r>
+          </w:p>
+        </w:tc>
+      </w:tr>
+      <w:tr>
+        <w:tc>
+          <w:tcPr>
+            <w:tcW w:type="dxa" w:w="1728"/>
+          </w:tcPr>
+          <w:p>
+            <w:r>
+              <w:t>MGYS00001412</w:t>
+            </w:r>
+          </w:p>
+        </w:tc>
+        <w:tc>
+          <w:tcPr>
+            <w:tcW w:type="dxa" w:w="1728"/>
+          </w:tcPr>
+          <w:p>
+            <w:r>
+              <w:t>ERP004961</w:t>
+            </w:r>
+          </w:p>
+        </w:tc>
+        <w:tc>
+          <w:tcPr>
+            <w:tcW w:type="dxa" w:w="1728"/>
+          </w:tcPr>
+          <w:p>
+            <w:r>
+              <w:t>Plants</w:t>
+            </w:r>
+          </w:p>
+        </w:tc>
+        <w:tc>
+          <w:tcPr>
+            <w:tcW w:type="dxa" w:w="1728"/>
+          </w:tcPr>
+          <w:p>
+            <w:r>
+              <w:t>48</w:t>
+            </w:r>
+          </w:p>
+        </w:tc>
+        <w:tc>
+          <w:tcPr>
+            <w:tcW w:type="dxa" w:w="1728"/>
+          </w:tcPr>
+          <w:p>
+            <w:r>
+              <w:t>198</w:t>
+            </w:r>
+          </w:p>
+        </w:tc>
+      </w:tr>
+      <w:tr>
+        <w:tc>
+          <w:tcPr>
+            <w:tcW w:type="dxa" w:w="1728"/>
+          </w:tcPr>
+          <w:p>
+            <w:r>
+              <w:t>MGYS00001368</w:t>
+            </w:r>
+          </w:p>
+        </w:tc>
+        <w:tc>
+          <w:tcPr>
+            <w:tcW w:type="dxa" w:w="1728"/>
+          </w:tcPr>
+          <w:p>
+            <w:r>
+              <w:t>ERP013987</w:t>
+            </w:r>
+          </w:p>
+        </w:tc>
+        <w:tc>
+          <w:tcPr>
+            <w:tcW w:type="dxa" w:w="1728"/>
+          </w:tcPr>
+          <w:p>
+            <w:r>
+              <w:t>Plants</w:t>
+            </w:r>
+          </w:p>
+        </w:tc>
+        <w:tc>
+          <w:tcPr>
+            <w:tcW w:type="dxa" w:w="1728"/>
+          </w:tcPr>
+          <w:p>
+            <w:r>
+              <w:t>438</w:t>
+            </w:r>
+          </w:p>
+        </w:tc>
+        <w:tc>
+          <w:tcPr>
+            <w:tcW w:type="dxa" w:w="1728"/>
+          </w:tcPr>
+          <w:p>
+            <w:r>
+              <w:t>1029</w:t>
+            </w:r>
+          </w:p>
+        </w:tc>
+      </w:tr>
+      <w:tr>
+        <w:tc>
+          <w:tcPr>
+            <w:tcW w:type="dxa" w:w="1728"/>
+          </w:tcPr>
+          <w:p>
+            <w:r>
+              <w:t>MGYS00003172</w:t>
+            </w:r>
+          </w:p>
+        </w:tc>
+        <w:tc>
+          <w:tcPr>
+            <w:tcW w:type="dxa" w:w="1728"/>
+          </w:tcPr>
+          <w:p>
+            <w:r>
+              <w:t>SRP155989</w:t>
+            </w:r>
+          </w:p>
+        </w:tc>
+        <w:tc>
+          <w:tcPr>
+            <w:tcW w:type="dxa" w:w="1728"/>
+          </w:tcPr>
+          <w:p>
+            <w:r>
+              <w:t>Plants</w:t>
+            </w:r>
+          </w:p>
+        </w:tc>
+        <w:tc>
+          <w:tcPr>
+            <w:tcW w:type="dxa" w:w="1728"/>
+          </w:tcPr>
+          <w:p>
+            <w:r>
+              <w:t>45</w:t>
+            </w:r>
+          </w:p>
+        </w:tc>
+        <w:tc>
+          <w:tcPr>
+            <w:tcW w:type="dxa" w:w="1728"/>
+          </w:tcPr>
+          <w:p>
+            <w:r>
+              <w:t>529</w:t>
+            </w:r>
+          </w:p>
+        </w:tc>
+      </w:tr>
+      <w:tr>
+        <w:tc>
+          <w:tcPr>
+            <w:tcW w:type="dxa" w:w="1728"/>
+          </w:tcPr>
+          <w:p>
+            <w:r>
+              <w:t>MGYS00006578</w:t>
+            </w:r>
+          </w:p>
+        </w:tc>
+        <w:tc>
+          <w:tcPr>
+            <w:tcW w:type="dxa" w:w="1728"/>
+          </w:tcPr>
+          <w:p>
+            <w:r>
+              <w:t>ERP155720</w:t>
+            </w:r>
+          </w:p>
+        </w:tc>
+        <w:tc>
+          <w:tcPr>
+            <w:tcW w:type="dxa" w:w="1728"/>
+          </w:tcPr>
+          <w:p>
+            <w:r>
+              <w:t>Plants</w:t>
+            </w:r>
+          </w:p>
+        </w:tc>
+        <w:tc>
+          <w:tcPr>
+            <w:tcW w:type="dxa" w:w="1728"/>
+          </w:tcPr>
+          <w:p>
+            <w:r>
+              <w:t>27</w:t>
+            </w:r>
+          </w:p>
+        </w:tc>
+        <w:tc>
+          <w:tcPr>
+            <w:tcW w:type="dxa" w:w="1728"/>
+          </w:tcPr>
+          <w:p>
+            <w:r>
+              <w:t>567</w:t>
+            </w:r>
+          </w:p>
+        </w:tc>
+      </w:tr>
+      <w:tr>
+        <w:tc>
+          <w:tcPr>
+            <w:tcW w:type="dxa" w:w="1728"/>
+          </w:tcPr>
+          <w:p>
+            <w:r>
+              <w:t>MGYS00000957</w:t>
+            </w:r>
+          </w:p>
+        </w:tc>
+        <w:tc>
+          <w:tcPr>
+            <w:tcW w:type="dxa" w:w="1728"/>
+          </w:tcPr>
+          <w:p>
+            <w:r>
+              <w:t>SRP043030</w:t>
+            </w:r>
+          </w:p>
+        </w:tc>
+        <w:tc>
+          <w:tcPr>
+            <w:tcW w:type="dxa" w:w="1728"/>
+          </w:tcPr>
+          <w:p>
+            <w:r>
+              <w:t>Plants</w:t>
+            </w:r>
+          </w:p>
+        </w:tc>
+        <w:tc>
+          <w:tcPr>
+            <w:tcW w:type="dxa" w:w="1728"/>
+          </w:tcPr>
+          <w:p>
+            <w:r>
+              <w:t>70</w:t>
+            </w:r>
+          </w:p>
+        </w:tc>
+        <w:tc>
+          <w:tcPr>
+            <w:tcW w:type="dxa" w:w="1728"/>
+          </w:tcPr>
+          <w:p>
+            <w:r>
+              <w:t>192</w:t>
+            </w:r>
+          </w:p>
+        </w:tc>
+      </w:tr>
+      <w:tr>
+        <w:tc>
+          <w:tcPr>
+            <w:tcW w:type="dxa" w:w="1728"/>
+          </w:tcPr>
+          <w:p>
+            <w:r>
+              <w:t>MGYS00001704</w:t>
+            </w:r>
+          </w:p>
+        </w:tc>
+        <w:tc>
+          <w:tcPr>
+            <w:tcW w:type="dxa" w:w="1728"/>
+          </w:tcPr>
+          <w:p>
+            <w:r>
+              <w:t>ERP022327</w:t>
+            </w:r>
+          </w:p>
+        </w:tc>
+        <w:tc>
+          <w:tcPr>
+            <w:tcW w:type="dxa" w:w="1728"/>
+          </w:tcPr>
+          <w:p>
+            <w:r>
+              <w:t>Plants</w:t>
+            </w:r>
+          </w:p>
+        </w:tc>
+        <w:tc>
+          <w:tcPr>
+            <w:tcW w:type="dxa" w:w="1728"/>
+          </w:tcPr>
+          <w:p>
+            <w:r>
+              <w:t>383</w:t>
+            </w:r>
+          </w:p>
+        </w:tc>
+        <w:tc>
+          <w:tcPr>
+            <w:tcW w:type="dxa" w:w="1728"/>
+          </w:tcPr>
+          <w:p>
+            <w:r>
+              <w:t>455</w:t>
+            </w:r>
+          </w:p>
+        </w:tc>
+      </w:tr>
+      <w:tr>
+        <w:tc>
+          <w:tcPr>
+            <w:tcW w:type="dxa" w:w="1728"/>
+          </w:tcPr>
+          <w:p>
+            <w:r>
+              <w:t>MGYS00000867</w:t>
+            </w:r>
+          </w:p>
+        </w:tc>
+        <w:tc>
+          <w:tcPr>
+            <w:tcW w:type="dxa" w:w="1728"/>
+          </w:tcPr>
+          <w:p>
+            <w:r>
+              <w:t>SRP032419</w:t>
+            </w:r>
+          </w:p>
+        </w:tc>
+        <w:tc>
+          <w:tcPr>
+            <w:tcW w:type="dxa" w:w="1728"/>
+          </w:tcPr>
+          <w:p>
+            <w:r>
+              <w:t>Plants</w:t>
+            </w:r>
+          </w:p>
+        </w:tc>
+        <w:tc>
+          <w:tcPr>
+            <w:tcW w:type="dxa" w:w="1728"/>
+          </w:tcPr>
+          <w:p>
+            <w:r>
+              <w:t>32</w:t>
+            </w:r>
+          </w:p>
+        </w:tc>
+        <w:tc>
+          <w:tcPr>
+            <w:tcW w:type="dxa" w:w="1728"/>
+          </w:tcPr>
+          <w:p>
+            <w:r>
+              <w:t>598</w:t>
+            </w:r>
+          </w:p>
+        </w:tc>
+      </w:tr>
+      <w:tr>
+        <w:tc>
+          <w:tcPr>
+            <w:tcW w:type="dxa" w:w="1728"/>
+          </w:tcPr>
+          <w:p>
+            <w:r>
+              <w:t>MGYS00006031</w:t>
+            </w:r>
+          </w:p>
+        </w:tc>
+        <w:tc>
+          <w:tcPr>
+            <w:tcW w:type="dxa" w:w="1728"/>
+          </w:tcPr>
+          <w:p>
+            <w:r>
+              <w:t>SRP361259</w:t>
+            </w:r>
+          </w:p>
+        </w:tc>
+        <w:tc>
+          <w:tcPr>
+            <w:tcW w:type="dxa" w:w="1728"/>
+          </w:tcPr>
+          <w:p>
+            <w:r>
+              <w:t>Plants</w:t>
+            </w:r>
+          </w:p>
+        </w:tc>
+        <w:tc>
+          <w:tcPr>
+            <w:tcW w:type="dxa" w:w="1728"/>
+          </w:tcPr>
+          <w:p>
+            <w:r>
+              <w:t>89</w:t>
+            </w:r>
+          </w:p>
+        </w:tc>
+        <w:tc>
+          <w:tcPr>
+            <w:tcW w:type="dxa" w:w="1728"/>
+          </w:tcPr>
+          <w:p>
+            <w:r>
+              <w:t>358</w:t>
+            </w:r>
+          </w:p>
+        </w:tc>
+      </w:tr>
+      <w:tr>
+        <w:tc>
+          <w:tcPr>
+            <w:tcW w:type="dxa" w:w="1728"/>
+          </w:tcPr>
+          <w:p>
+            <w:r>
+              <w:t>MGYS00006021</w:t>
+            </w:r>
+          </w:p>
+        </w:tc>
+        <w:tc>
+          <w:tcPr>
+            <w:tcW w:type="dxa" w:w="1728"/>
+          </w:tcPr>
+          <w:p>
+            <w:r>
+              <w:t>DRP004717</w:t>
+            </w:r>
+          </w:p>
+        </w:tc>
+        <w:tc>
+          <w:tcPr>
+            <w:tcW w:type="dxa" w:w="1728"/>
+          </w:tcPr>
+          <w:p>
+            <w:r>
+              <w:t>Plants</w:t>
+            </w:r>
+          </w:p>
+        </w:tc>
+        <w:tc>
+          <w:tcPr>
+            <w:tcW w:type="dxa" w:w="1728"/>
+          </w:tcPr>
+          <w:p>
+            <w:r>
+              <w:t>135</w:t>
+            </w:r>
+          </w:p>
+        </w:tc>
+        <w:tc>
+          <w:tcPr>
+            <w:tcW w:type="dxa" w:w="1728"/>
+          </w:tcPr>
+          <w:p>
+            <w:r>
+              <w:t>71</w:t>
+            </w:r>
+          </w:p>
+        </w:tc>
+      </w:tr>
+      <w:tr>
+        <w:tc>
+          <w:tcPr>
+            <w:tcW w:type="dxa" w:w="1728"/>
+          </w:tcPr>
+          <w:p>
+            <w:r>
+              <w:t>MGYS00006018</w:t>
+            </w:r>
+          </w:p>
+        </w:tc>
+        <w:tc>
+          <w:tcPr>
+            <w:tcW w:type="dxa" w:w="1728"/>
+          </w:tcPr>
+          <w:p>
+            <w:r>
+              <w:t>SRP109260</w:t>
+            </w:r>
+          </w:p>
+        </w:tc>
+        <w:tc>
+          <w:tcPr>
+            <w:tcW w:type="dxa" w:w="1728"/>
+          </w:tcPr>
+          <w:p>
+            <w:r>
+              <w:t>Plants</w:t>
+            </w:r>
+          </w:p>
+        </w:tc>
+        <w:tc>
+          <w:tcPr>
+            <w:tcW w:type="dxa" w:w="1728"/>
+          </w:tcPr>
+          <w:p>
+            <w:r>
+              <w:t>195</w:t>
+            </w:r>
+          </w:p>
+        </w:tc>
+        <w:tc>
+          <w:tcPr>
+            <w:tcW w:type="dxa" w:w="1728"/>
+          </w:tcPr>
+          <w:p>
+            <w:r>
+              <w:t>1295</w:t>
+            </w:r>
+          </w:p>
+        </w:tc>
+      </w:tr>
+      <w:tr>
+        <w:tc>
+          <w:tcPr>
+            <w:tcW w:type="dxa" w:w="1728"/>
+          </w:tcPr>
+          <w:p>
+            <w:r>
+              <w:t>MGYS00001349</w:t>
+            </w:r>
+          </w:p>
+        </w:tc>
+        <w:tc>
+          <w:tcPr>
+            <w:tcW w:type="dxa" w:w="1728"/>
+          </w:tcPr>
+          <w:p>
+            <w:r>
+              <w:t>ERP004417</w:t>
+            </w:r>
+          </w:p>
+        </w:tc>
+        <w:tc>
+          <w:tcPr>
+            <w:tcW w:type="dxa" w:w="1728"/>
+          </w:tcPr>
+          <w:p>
+            <w:r>
+              <w:t>Plants</w:t>
+            </w:r>
+          </w:p>
+        </w:tc>
+        <w:tc>
+          <w:tcPr>
+            <w:tcW w:type="dxa" w:w="1728"/>
+          </w:tcPr>
+          <w:p>
+            <w:r>
+              <w:t>108</w:t>
+            </w:r>
+          </w:p>
+        </w:tc>
+        <w:tc>
+          <w:tcPr>
+            <w:tcW w:type="dxa" w:w="1728"/>
+          </w:tcPr>
+          <w:p>
+            <w:r>
+              <w:t>767</w:t>
+            </w:r>
+          </w:p>
+        </w:tc>
+      </w:tr>
+      <w:tr>
+        <w:tc>
+          <w:tcPr>
+            <w:tcW w:type="dxa" w:w="1728"/>
+          </w:tcPr>
+          <w:p>
+            <w:r>
+              <w:t>MGYS00005260</w:t>
+            </w:r>
+          </w:p>
+        </w:tc>
+        <w:tc>
+          <w:tcPr>
+            <w:tcW w:type="dxa" w:w="1728"/>
+          </w:tcPr>
+          <w:p>
+            <w:r>
+              <w:t>ERP105451</w:t>
+            </w:r>
+          </w:p>
+        </w:tc>
+        <w:tc>
+          <w:tcPr>
+            <w:tcW w:type="dxa" w:w="1728"/>
+          </w:tcPr>
+          <w:p>
+            <w:r>
+              <w:t>Plants</w:t>
+            </w:r>
+          </w:p>
+        </w:tc>
+        <w:tc>
+          <w:tcPr>
+            <w:tcW w:type="dxa" w:w="1728"/>
+          </w:tcPr>
+          <w:p>
+            <w:r>
+              <w:t>461</w:t>
+            </w:r>
+          </w:p>
+        </w:tc>
+        <w:tc>
+          <w:tcPr>
+            <w:tcW w:type="dxa" w:w="1728"/>
+          </w:tcPr>
+          <w:p>
+            <w:r>
+              <w:t>972</w:t>
+            </w:r>
+          </w:p>
+        </w:tc>
+      </w:tr>
+      <w:tr>
+        <w:tc>
+          <w:tcPr>
+            <w:tcW w:type="dxa" w:w="1728"/>
+          </w:tcPr>
+          <w:p>
+            <w:r>
+              <w:t>MGYS00005227</w:t>
+            </w:r>
+          </w:p>
+        </w:tc>
+        <w:tc>
+          <w:tcPr>
+            <w:tcW w:type="dxa" w:w="1728"/>
+          </w:tcPr>
+          <w:p>
+            <w:r>
+              <w:t>ERP109898</w:t>
+            </w:r>
+          </w:p>
+        </w:tc>
+        <w:tc>
+          <w:tcPr>
+            <w:tcW w:type="dxa" w:w="1728"/>
+          </w:tcPr>
+          <w:p>
+            <w:r>
+              <w:t>Plants</w:t>
+            </w:r>
+          </w:p>
+        </w:tc>
+        <w:tc>
+          <w:tcPr>
+            <w:tcW w:type="dxa" w:w="1728"/>
+          </w:tcPr>
+          <w:p>
+            <w:r>
+              <w:t>628</w:t>
+            </w:r>
+          </w:p>
+        </w:tc>
+        <w:tc>
+          <w:tcPr>
+            <w:tcW w:type="dxa" w:w="1728"/>
+          </w:tcPr>
+          <w:p>
+            <w:r>
+              <w:t>705</w:t>
+            </w:r>
+          </w:p>
+        </w:tc>
+      </w:tr>
+      <w:tr>
+        <w:tc>
+          <w:tcPr>
+            <w:tcW w:type="dxa" w:w="1728"/>
+          </w:tcPr>
+          <w:p>
+            <w:r>
+              <w:t>MGYS00000983</w:t>
+            </w:r>
+          </w:p>
+        </w:tc>
+        <w:tc>
+          <w:tcPr>
+            <w:tcW w:type="dxa" w:w="1728"/>
+          </w:tcPr>
+          <w:p>
+            <w:r>
+              <w:t>SRP041803</w:t>
+            </w:r>
+          </w:p>
+        </w:tc>
+        <w:tc>
+          <w:tcPr>
+            <w:tcW w:type="dxa" w:w="1728"/>
+          </w:tcPr>
+          <w:p>
+            <w:r>
+              <w:t>Plants</w:t>
+            </w:r>
+          </w:p>
+        </w:tc>
+        <w:tc>
+          <w:tcPr>
+            <w:tcW w:type="dxa" w:w="1728"/>
+          </w:tcPr>
+          <w:p>
+            <w:r>
+              <w:t>2469</w:t>
+            </w:r>
+          </w:p>
+        </w:tc>
+        <w:tc>
+          <w:tcPr>
+            <w:tcW w:type="dxa" w:w="1728"/>
+          </w:tcPr>
+          <w:p>
+            <w:r>
+              <w:t>756</w:t>
+            </w:r>
+          </w:p>
+        </w:tc>
+      </w:tr>
+      <w:tr>
+        <w:tc>
+          <w:tcPr>
+            <w:tcW w:type="dxa" w:w="1728"/>
+          </w:tcPr>
+          <w:p>
+            <w:r>
+              <w:t>MGYS00001347</w:t>
+            </w:r>
+          </w:p>
+        </w:tc>
+        <w:tc>
+          <w:tcPr>
+            <w:tcW w:type="dxa" w:w="1728"/>
+          </w:tcPr>
+          <w:p>
+            <w:r>
+              <w:t>ERP011833</w:t>
+            </w:r>
+          </w:p>
+        </w:tc>
+        <w:tc>
+          <w:tcPr>
+            <w:tcW w:type="dxa" w:w="1728"/>
+          </w:tcPr>
+          <w:p>
+            <w:r>
+              <w:t>Plants</w:t>
+            </w:r>
+          </w:p>
+        </w:tc>
+        <w:tc>
+          <w:tcPr>
+            <w:tcW w:type="dxa" w:w="1728"/>
+          </w:tcPr>
+          <w:p>
+            <w:r>
+              <w:t>1250</w:t>
+            </w:r>
+          </w:p>
+        </w:tc>
+        <w:tc>
+          <w:tcPr>
+            <w:tcW w:type="dxa" w:w="1728"/>
+          </w:tcPr>
+          <w:p>
+            <w:r>
+              <w:t>1188</w:t>
+            </w:r>
+          </w:p>
+        </w:tc>
+      </w:tr>
+      <w:tr>
+        <w:tc>
+          <w:tcPr>
+            <w:tcW w:type="dxa" w:w="1728"/>
+          </w:tcPr>
+          <w:p>
+            <w:r>
+              <w:t>MGYS00005740</w:t>
+            </w:r>
+          </w:p>
+        </w:tc>
+        <w:tc>
+          <w:tcPr>
+            <w:tcW w:type="dxa" w:w="1728"/>
+          </w:tcPr>
+          <w:p>
+            <w:r>
+              <w:t>DRP003818</w:t>
+            </w:r>
+          </w:p>
+        </w:tc>
+        <w:tc>
+          <w:tcPr>
+            <w:tcW w:type="dxa" w:w="1728"/>
+          </w:tcPr>
+          <w:p>
+            <w:r>
+              <w:t>Plants</w:t>
+            </w:r>
+          </w:p>
+        </w:tc>
+        <w:tc>
+          <w:tcPr>
+            <w:tcW w:type="dxa" w:w="1728"/>
+          </w:tcPr>
+          <w:p>
+            <w:r>
+              <w:t>34</w:t>
+            </w:r>
+          </w:p>
+        </w:tc>
+        <w:tc>
+          <w:tcPr>
+            <w:tcW w:type="dxa" w:w="1728"/>
+          </w:tcPr>
+          <w:p>
+            <w:r>
+              <w:t>481</w:t>
+            </w:r>
+          </w:p>
+        </w:tc>
+      </w:tr>
+      <w:tr>
+        <w:tc>
+          <w:tcPr>
+            <w:tcW w:type="dxa" w:w="1728"/>
+          </w:tcPr>
+          <w:p>
+            <w:r>
+              <w:t>MGYS00005726</w:t>
+            </w:r>
+          </w:p>
+        </w:tc>
+        <w:tc>
+          <w:tcPr>
+            <w:tcW w:type="dxa" w:w="1728"/>
+          </w:tcPr>
+          <w:p>
+            <w:r>
+              <w:t>SRP258603</w:t>
+            </w:r>
+          </w:p>
+        </w:tc>
+        <w:tc>
+          <w:tcPr>
+            <w:tcW w:type="dxa" w:w="1728"/>
+          </w:tcPr>
+          <w:p>
+            <w:r>
+              <w:t>Plants</w:t>
+            </w:r>
+          </w:p>
+        </w:tc>
+        <w:tc>
+          <w:tcPr>
+            <w:tcW w:type="dxa" w:w="1728"/>
+          </w:tcPr>
+          <w:p>
+            <w:r>
+              <w:t>58</w:t>
+            </w:r>
+          </w:p>
+        </w:tc>
+        <w:tc>
+          <w:tcPr>
+            <w:tcW w:type="dxa" w:w="1728"/>
+          </w:tcPr>
+          <w:p>
+            <w:r>
+              <w:t>757</w:t>
+            </w:r>
+          </w:p>
+        </w:tc>
+      </w:tr>
+      <w:tr>
+        <w:tc>
+          <w:tcPr>
+            <w:tcW w:type="dxa" w:w="1728"/>
+          </w:tcPr>
+          <w:p>
+            <w:r>
+              <w:t>MGYS00005169</w:t>
+            </w:r>
+          </w:p>
+        </w:tc>
+        <w:tc>
+          <w:tcPr>
+            <w:tcW w:type="dxa" w:w="1728"/>
+          </w:tcPr>
+          <w:p>
+            <w:r>
+              <w:t>SRP107846</w:t>
+            </w:r>
+          </w:p>
+        </w:tc>
+        <w:tc>
+          <w:tcPr>
+            <w:tcW w:type="dxa" w:w="1728"/>
+          </w:tcPr>
+          <w:p>
+            <w:r>
+              <w:t>Plants</w:t>
+            </w:r>
+          </w:p>
+        </w:tc>
+        <w:tc>
+          <w:tcPr>
+            <w:tcW w:type="dxa" w:w="1728"/>
+          </w:tcPr>
+          <w:p>
+            <w:r>
+              <w:t>443</w:t>
+            </w:r>
+          </w:p>
+        </w:tc>
+        <w:tc>
+          <w:tcPr>
+            <w:tcW w:type="dxa" w:w="1728"/>
+          </w:tcPr>
+          <w:p>
+            <w:r>
+              <w:t>1051</w:t>
+            </w:r>
+          </w:p>
+        </w:tc>
+      </w:tr>
+      <w:tr>
+        <w:tc>
+          <w:tcPr>
+            <w:tcW w:type="dxa" w:w="1728"/>
+          </w:tcPr>
+          <w:p>
+            <w:r>
+              <w:t>MGYS00005151</w:t>
+            </w:r>
+          </w:p>
+        </w:tc>
+        <w:tc>
+          <w:tcPr>
+            <w:tcW w:type="dxa" w:w="1728"/>
+          </w:tcPr>
+          <w:p>
+            <w:r>
+              <w:t>ERP109315</w:t>
+            </w:r>
+          </w:p>
+        </w:tc>
+        <w:tc>
+          <w:tcPr>
+            <w:tcW w:type="dxa" w:w="1728"/>
+          </w:tcPr>
+          <w:p>
+            <w:r>
+              <w:t>Plants</w:t>
+            </w:r>
+          </w:p>
+        </w:tc>
+        <w:tc>
+          <w:tcPr>
+            <w:tcW w:type="dxa" w:w="1728"/>
+          </w:tcPr>
+          <w:p>
+            <w:r>
+              <w:t>573</w:t>
+            </w:r>
+          </w:p>
+        </w:tc>
+        <w:tc>
+          <w:tcPr>
+            <w:tcW w:type="dxa" w:w="1728"/>
+          </w:tcPr>
+          <w:p>
+            <w:r>
+              <w:t>894</w:t>
+            </w:r>
+          </w:p>
+        </w:tc>
+      </w:tr>
+      <w:tr>
+        <w:tc>
+          <w:tcPr>
+            <w:tcW w:type="dxa" w:w="1728"/>
+          </w:tcPr>
+          <w:p>
+            <w:r>
+              <w:t>MGYS00006750</w:t>
+            </w:r>
+          </w:p>
+        </w:tc>
+        <w:tc>
+          <w:tcPr>
+            <w:tcW w:type="dxa" w:w="1728"/>
+          </w:tcPr>
+          <w:p>
+            <w:r>
+              <w:t>ERP138390</w:t>
+            </w:r>
+          </w:p>
+        </w:tc>
+        <w:tc>
+          <w:tcPr>
+            <w:tcW w:type="dxa" w:w="1728"/>
+          </w:tcPr>
+          <w:p>
+            <w:r>
+              <w:t>Birds</w:t>
+            </w:r>
+          </w:p>
+        </w:tc>
+        <w:tc>
+          <w:tcPr>
+            <w:tcW w:type="dxa" w:w="1728"/>
+          </w:tcPr>
+          <w:p>
+            <w:r>
+              <w:t>340</w:t>
+            </w:r>
+          </w:p>
+        </w:tc>
+        <w:tc>
+          <w:tcPr>
+            <w:tcW w:type="dxa" w:w="1728"/>
+          </w:tcPr>
+          <w:p>
+            <w:r>
+              <w:t>187</w:t>
+            </w:r>
+          </w:p>
+        </w:tc>
+      </w:tr>
+      <w:tr>
+        <w:tc>
+          <w:tcPr>
+            <w:tcW w:type="dxa" w:w="1728"/>
+          </w:tcPr>
+          <w:p>
+            <w:r>
+              <w:t>MGYS00006533</w:t>
+            </w:r>
+          </w:p>
+        </w:tc>
+        <w:tc>
+          <w:tcPr>
+            <w:tcW w:type="dxa" w:w="1728"/>
+          </w:tcPr>
+          <w:p>
+            <w:r>
+              <w:t>ERP130742</w:t>
+            </w:r>
+          </w:p>
+        </w:tc>
+        <w:tc>
+          <w:tcPr>
+            <w:tcW w:type="dxa" w:w="1728"/>
+          </w:tcPr>
+          <w:p>
+            <w:r>
+              <w:t>Birds</w:t>
+            </w:r>
+          </w:p>
+        </w:tc>
+        <w:tc>
+          <w:tcPr>
+            <w:tcW w:type="dxa" w:w="1728"/>
+          </w:tcPr>
+          <w:p>
+            <w:r>
+              <w:t>94</w:t>
+            </w:r>
+          </w:p>
+        </w:tc>
+        <w:tc>
+          <w:tcPr>
+            <w:tcW w:type="dxa" w:w="1728"/>
+          </w:tcPr>
+          <w:p>
+            <w:r>
+              <w:t>364</w:t>
+            </w:r>
+          </w:p>
+        </w:tc>
+      </w:tr>
+      <w:tr>
+        <w:tc>
+          <w:tcPr>
+            <w:tcW w:type="dxa" w:w="1728"/>
+          </w:tcPr>
+          <w:p>
+            <w:r>
+              <w:t>MGYS00006532</w:t>
+            </w:r>
+          </w:p>
+        </w:tc>
+        <w:tc>
+          <w:tcPr>
+            <w:tcW w:type="dxa" w:w="1728"/>
+          </w:tcPr>
+          <w:p>
+            <w:r>
+              <w:t>ERP131898</w:t>
+            </w:r>
+          </w:p>
+        </w:tc>
+        <w:tc>
+          <w:tcPr>
+            <w:tcW w:type="dxa" w:w="1728"/>
+          </w:tcPr>
+          <w:p>
+            <w:r>
+              <w:t>Birds</w:t>
+            </w:r>
+          </w:p>
+        </w:tc>
+        <w:tc>
+          <w:tcPr>
+            <w:tcW w:type="dxa" w:w="1728"/>
+          </w:tcPr>
+          <w:p>
+            <w:r>
+              <w:t>40</w:t>
+            </w:r>
+          </w:p>
+        </w:tc>
+        <w:tc>
+          <w:tcPr>
+            <w:tcW w:type="dxa" w:w="1728"/>
+          </w:tcPr>
+          <w:p>
+            <w:r>
+              <w:t>370</w:t>
+            </w:r>
+          </w:p>
+        </w:tc>
+      </w:tr>
+      <w:tr>
+        <w:tc>
+          <w:tcPr>
+            <w:tcW w:type="dxa" w:w="1728"/>
+          </w:tcPr>
+          <w:p>
+            <w:r>
+              <w:t>MGYS00005766</w:t>
+            </w:r>
+          </w:p>
+        </w:tc>
+        <w:tc>
+          <w:tcPr>
+            <w:tcW w:type="dxa" w:w="1728"/>
+          </w:tcPr>
+          <w:p>
+            <w:r>
+              <w:t>ERP122587</w:t>
+            </w:r>
+          </w:p>
+        </w:tc>
+        <w:tc>
+          <w:tcPr>
+            <w:tcW w:type="dxa" w:w="1728"/>
+          </w:tcPr>
+          <w:p>
+            <w:r>
+              <w:t>Birds</w:t>
+            </w:r>
+          </w:p>
+        </w:tc>
+        <w:tc>
+          <w:tcPr>
+            <w:tcW w:type="dxa" w:w="1728"/>
+          </w:tcPr>
+          <w:p>
+            <w:r>
+              <w:t>138</w:t>
+            </w:r>
+          </w:p>
+        </w:tc>
+        <w:tc>
+          <w:tcPr>
+            <w:tcW w:type="dxa" w:w="1728"/>
+          </w:tcPr>
+          <w:p>
+            <w:r>
+              <w:t>536</w:t>
+            </w:r>
+          </w:p>
+        </w:tc>
+      </w:tr>
+      <w:tr>
+        <w:tc>
+          <w:tcPr>
+            <w:tcW w:type="dxa" w:w="1728"/>
+          </w:tcPr>
+          <w:p>
+            <w:r>
+              <w:t>MGYS00006062</w:t>
+            </w:r>
+          </w:p>
+        </w:tc>
+        <w:tc>
+          <w:tcPr>
+            <w:tcW w:type="dxa" w:w="1728"/>
+          </w:tcPr>
+          <w:p>
+            <w:r>
+              <w:t>ERP125074</w:t>
+            </w:r>
+          </w:p>
+        </w:tc>
+        <w:tc>
+          <w:tcPr>
+            <w:tcW w:type="dxa" w:w="1728"/>
+          </w:tcPr>
+          <w:p>
+            <w:r>
+              <w:t>Birds</w:t>
+            </w:r>
+          </w:p>
+        </w:tc>
+        <w:tc>
+          <w:tcPr>
+            <w:tcW w:type="dxa" w:w="1728"/>
+          </w:tcPr>
+          <w:p>
+            <w:r>
+              <w:t>220</w:t>
+            </w:r>
+          </w:p>
+        </w:tc>
+        <w:tc>
+          <w:tcPr>
+            <w:tcW w:type="dxa" w:w="1728"/>
+          </w:tcPr>
+          <w:p>
+            <w:r>
+              <w:t>277</w:t>
+            </w:r>
+          </w:p>
+        </w:tc>
+      </w:tr>
+      <w:tr>
+        <w:tc>
+          <w:tcPr>
+            <w:tcW w:type="dxa" w:w="1728"/>
+          </w:tcPr>
+          <w:p>
+            <w:r>
+              <w:t>MGYS00006042</w:t>
+            </w:r>
+          </w:p>
+        </w:tc>
+        <w:tc>
+          <w:tcPr>
+            <w:tcW w:type="dxa" w:w="1728"/>
+          </w:tcPr>
+          <w:p>
+            <w:r>
+              <w:t>ERP131894</w:t>
+            </w:r>
+          </w:p>
+        </w:tc>
+        <w:tc>
+          <w:tcPr>
+            <w:tcW w:type="dxa" w:w="1728"/>
+          </w:tcPr>
+          <w:p>
+            <w:r>
+              <w:t>Birds</w:t>
+            </w:r>
+          </w:p>
+        </w:tc>
+        <w:tc>
+          <w:tcPr>
+            <w:tcW w:type="dxa" w:w="1728"/>
+          </w:tcPr>
+          <w:p>
+            <w:r>
+              <w:t>355</w:t>
+            </w:r>
+          </w:p>
+        </w:tc>
+        <w:tc>
+          <w:tcPr>
+            <w:tcW w:type="dxa" w:w="1728"/>
+          </w:tcPr>
+          <w:p>
+            <w:r>
+              <w:t>521</w:t>
+            </w:r>
+          </w:p>
+        </w:tc>
+      </w:tr>
+      <w:tr>
+        <w:tc>
+          <w:tcPr>
+            <w:tcW w:type="dxa" w:w="1728"/>
+          </w:tcPr>
+          <w:p>
+            <w:r>
+              <w:t>MGYS00005621</w:t>
+            </w:r>
+          </w:p>
+        </w:tc>
+        <w:tc>
+          <w:tcPr>
+            <w:tcW w:type="dxa" w:w="1728"/>
+          </w:tcPr>
+          <w:p>
+            <w:r>
+              <w:t>SRP182090</w:t>
+            </w:r>
+          </w:p>
+        </w:tc>
+        <w:tc>
+          <w:tcPr>
+            <w:tcW w:type="dxa" w:w="1728"/>
+          </w:tcPr>
+          <w:p>
+            <w:r>
+              <w:t>Birds</w:t>
+            </w:r>
+          </w:p>
+        </w:tc>
+        <w:tc>
+          <w:tcPr>
+            <w:tcW w:type="dxa" w:w="1728"/>
+          </w:tcPr>
+          <w:p>
+            <w:r>
+              <w:t>60</w:t>
+            </w:r>
+          </w:p>
+        </w:tc>
+        <w:tc>
+          <w:tcPr>
+            <w:tcW w:type="dxa" w:w="1728"/>
+          </w:tcPr>
+          <w:p>
+            <w:r>
+              <w:t>365</w:t>
+            </w:r>
+          </w:p>
+        </w:tc>
+      </w:tr>
+      <w:tr>
+        <w:tc>
+          <w:tcPr>
+            <w:tcW w:type="dxa" w:w="1728"/>
+          </w:tcPr>
+          <w:p>
+            <w:r>
+              <w:t>MGYS00005611</w:t>
+            </w:r>
+          </w:p>
+        </w:tc>
+        <w:tc>
+          <w:tcPr>
+            <w:tcW w:type="dxa" w:w="1728"/>
+          </w:tcPr>
+          <w:p>
+            <w:r>
+              <w:t>SRP252220</w:t>
+            </w:r>
+          </w:p>
+        </w:tc>
+        <w:tc>
+          <w:tcPr>
+            <w:tcW w:type="dxa" w:w="1728"/>
+          </w:tcPr>
+          <w:p>
+            <w:r>
+              <w:t>Birds</w:t>
+            </w:r>
+          </w:p>
+        </w:tc>
+        <w:tc>
+          <w:tcPr>
+            <w:tcW w:type="dxa" w:w="1728"/>
+          </w:tcPr>
+          <w:p>
+            <w:r>
+              <w:t>117</w:t>
+            </w:r>
+          </w:p>
+        </w:tc>
+        <w:tc>
+          <w:tcPr>
+            <w:tcW w:type="dxa" w:w="1728"/>
+          </w:tcPr>
+          <w:p>
+            <w:r>
+              <w:t>241</w:t>
+            </w:r>
+          </w:p>
+        </w:tc>
+      </w:tr>
+      <w:tr>
+        <w:tc>
+          <w:tcPr>
+            <w:tcW w:type="dxa" w:w="1728"/>
+          </w:tcPr>
+          <w:p>
+            <w:r>
+              <w:t>MGYS00005610</w:t>
+            </w:r>
+          </w:p>
+        </w:tc>
+        <w:tc>
+          <w:tcPr>
+            <w:tcW w:type="dxa" w:w="1728"/>
+          </w:tcPr>
+          <w:p>
+            <w:r>
+              <w:t>ERP107730</w:t>
+            </w:r>
+          </w:p>
+        </w:tc>
+        <w:tc>
+          <w:tcPr>
+            <w:tcW w:type="dxa" w:w="1728"/>
+          </w:tcPr>
+          <w:p>
+            <w:r>
+              <w:t>Birds</w:t>
+            </w:r>
+          </w:p>
+        </w:tc>
+        <w:tc>
+          <w:tcPr>
+            <w:tcW w:type="dxa" w:w="1728"/>
+          </w:tcPr>
+          <w:p>
+            <w:r>
+              <w:t>251</w:t>
+            </w:r>
+          </w:p>
+        </w:tc>
+        <w:tc>
+          <w:tcPr>
+            <w:tcW w:type="dxa" w:w="1728"/>
+          </w:tcPr>
+          <w:p>
+            <w:r>
+              <w:t>230</w:t>
+            </w:r>
+          </w:p>
+        </w:tc>
+      </w:tr>
+      <w:tr>
+        <w:tc>
+          <w:tcPr>
+            <w:tcW w:type="dxa" w:w="1728"/>
+          </w:tcPr>
+          <w:p>
+            <w:r>
+              <w:t>MGYS00005609</w:t>
+            </w:r>
+          </w:p>
+        </w:tc>
+        <w:tc>
+          <w:tcPr>
+            <w:tcW w:type="dxa" w:w="1728"/>
+          </w:tcPr>
+          <w:p>
+            <w:r>
+              <w:t>ERP108716</w:t>
+            </w:r>
+          </w:p>
+        </w:tc>
+        <w:tc>
+          <w:tcPr>
+            <w:tcW w:type="dxa" w:w="1728"/>
+          </w:tcPr>
+          <w:p>
+            <w:r>
+              <w:t>Birds</w:t>
+            </w:r>
+          </w:p>
+        </w:tc>
+        <w:tc>
+          <w:tcPr>
+            <w:tcW w:type="dxa" w:w="1728"/>
+          </w:tcPr>
+          <w:p>
+            <w:r>
+              <w:t>314</w:t>
+            </w:r>
+          </w:p>
+        </w:tc>
+        <w:tc>
+          <w:tcPr>
+            <w:tcW w:type="dxa" w:w="1728"/>
+          </w:tcPr>
+          <w:p>
+            <w:r>
+              <w:t>227</w:t>
+            </w:r>
+          </w:p>
+        </w:tc>
+      </w:tr>
+      <w:tr>
+        <w:tc>
+          <w:tcPr>
+            <w:tcW w:type="dxa" w:w="1728"/>
+          </w:tcPr>
+          <w:p>
+            <w:r>
+              <w:t>MGYS00005600</w:t>
+            </w:r>
+          </w:p>
+        </w:tc>
+        <w:tc>
+          <w:tcPr>
+            <w:tcW w:type="dxa" w:w="1728"/>
+          </w:tcPr>
+          <w:p>
+            <w:r>
+              <w:t>SRP243794</w:t>
+            </w:r>
+          </w:p>
+        </w:tc>
+        <w:tc>
+          <w:tcPr>
+            <w:tcW w:type="dxa" w:w="1728"/>
+          </w:tcPr>
+          <w:p>
+            <w:r>
+              <w:t>Birds</w:t>
+            </w:r>
+          </w:p>
+        </w:tc>
+        <w:tc>
+          <w:tcPr>
+            <w:tcW w:type="dxa" w:w="1728"/>
+          </w:tcPr>
+          <w:p>
+            <w:r>
+              <w:t>286</w:t>
+            </w:r>
+          </w:p>
+        </w:tc>
+        <w:tc>
+          <w:tcPr>
+            <w:tcW w:type="dxa" w:w="1728"/>
+          </w:tcPr>
+          <w:p>
+            <w:r>
+              <w:t>740</w:t>
+            </w:r>
+          </w:p>
+        </w:tc>
+      </w:tr>
+      <w:tr>
+        <w:tc>
+          <w:tcPr>
+            <w:tcW w:type="dxa" w:w="1728"/>
+          </w:tcPr>
+          <w:p>
+            <w:r>
+              <w:t>MGYS00005593</w:t>
+            </w:r>
+          </w:p>
+        </w:tc>
+        <w:tc>
+          <w:tcPr>
+            <w:tcW w:type="dxa" w:w="1728"/>
+          </w:tcPr>
+          <w:p>
+            <w:r>
+              <w:t>ERP111337</w:t>
+            </w:r>
+          </w:p>
+        </w:tc>
+        <w:tc>
+          <w:tcPr>
+            <w:tcW w:type="dxa" w:w="1728"/>
+          </w:tcPr>
+          <w:p>
+            <w:r>
+              <w:t>Birds</w:t>
+            </w:r>
+          </w:p>
+        </w:tc>
+        <w:tc>
+          <w:tcPr>
+            <w:tcW w:type="dxa" w:w="1728"/>
+          </w:tcPr>
+          <w:p>
+            <w:r>
+              <w:t>150</w:t>
+            </w:r>
+          </w:p>
+        </w:tc>
+        <w:tc>
+          <w:tcPr>
+            <w:tcW w:type="dxa" w:w="1728"/>
+          </w:tcPr>
+          <w:p>
+            <w:r>
+              <w:t>302</w:t>
+            </w:r>
+          </w:p>
+        </w:tc>
+      </w:tr>
+      <w:tr>
+        <w:tc>
+          <w:tcPr>
+            <w:tcW w:type="dxa" w:w="1728"/>
+          </w:tcPr>
+          <w:p>
+            <w:r>
+              <w:t>MGYS00005576</w:t>
+            </w:r>
+          </w:p>
+        </w:tc>
+        <w:tc>
+          <w:tcPr>
+            <w:tcW w:type="dxa" w:w="1728"/>
+          </w:tcPr>
+          <w:p>
+            <w:r>
+              <w:t>ERP121417</w:t>
+            </w:r>
+          </w:p>
+        </w:tc>
+        <w:tc>
+          <w:tcPr>
+            <w:tcW w:type="dxa" w:w="1728"/>
+          </w:tcPr>
+          <w:p>
+            <w:r>
+              <w:t>Birds</w:t>
+            </w:r>
+          </w:p>
+        </w:tc>
+        <w:tc>
+          <w:tcPr>
+            <w:tcW w:type="dxa" w:w="1728"/>
+          </w:tcPr>
+          <w:p>
+            <w:r>
+              <w:t>34</w:t>
+            </w:r>
+          </w:p>
+        </w:tc>
+        <w:tc>
+          <w:tcPr>
+            <w:tcW w:type="dxa" w:w="1728"/>
+          </w:tcPr>
+          <w:p>
+            <w:r>
+              <w:t>381</w:t>
+            </w:r>
+          </w:p>
+        </w:tc>
+      </w:tr>
+      <w:tr>
+        <w:tc>
+          <w:tcPr>
+            <w:tcW w:type="dxa" w:w="1728"/>
+          </w:tcPr>
+          <w:p>
+            <w:r>
+              <w:t>MGYS00005187</w:t>
+            </w:r>
+          </w:p>
+        </w:tc>
+        <w:tc>
+          <w:tcPr>
+            <w:tcW w:type="dxa" w:w="1728"/>
+          </w:tcPr>
+          <w:p>
+            <w:r>
+              <w:t>SRP148159</w:t>
+            </w:r>
+          </w:p>
+        </w:tc>
+        <w:tc>
+          <w:tcPr>
+            <w:tcW w:type="dxa" w:w="1728"/>
+          </w:tcPr>
+          <w:p>
+            <w:r>
+              <w:t>Birds</w:t>
+            </w:r>
+          </w:p>
+        </w:tc>
+        <w:tc>
+          <w:tcPr>
+            <w:tcW w:type="dxa" w:w="1728"/>
+          </w:tcPr>
+          <w:p>
+            <w:r>
+              <w:t>600</w:t>
+            </w:r>
+          </w:p>
+        </w:tc>
+        <w:tc>
+          <w:tcPr>
+            <w:tcW w:type="dxa" w:w="1728"/>
+          </w:tcPr>
+          <w:p>
+            <w:r>
+              <w:t>63</w:t>
+            </w:r>
+          </w:p>
+        </w:tc>
+      </w:tr>
+      <w:tr>
+        <w:tc>
+          <w:tcPr>
+            <w:tcW w:type="dxa" w:w="1728"/>
+          </w:tcPr>
+          <w:p>
+            <w:r>
+              <w:t>MGYS00005316</w:t>
+            </w:r>
+          </w:p>
+        </w:tc>
+        <w:tc>
+          <w:tcPr>
+            <w:tcW w:type="dxa" w:w="1728"/>
+          </w:tcPr>
+          <w:p>
+            <w:r>
+              <w:t>SRP163135</w:t>
+            </w:r>
+          </w:p>
+        </w:tc>
+        <w:tc>
+          <w:tcPr>
+            <w:tcW w:type="dxa" w:w="1728"/>
+          </w:tcPr>
+          <w:p>
+            <w:r>
+              <w:t>Birds</w:t>
+            </w:r>
+          </w:p>
+        </w:tc>
+        <w:tc>
+          <w:tcPr>
+            <w:tcW w:type="dxa" w:w="1728"/>
+          </w:tcPr>
+          <w:p>
+            <w:r>
+              <w:t>733</w:t>
+            </w:r>
+          </w:p>
+        </w:tc>
+        <w:tc>
+          <w:tcPr>
+            <w:tcW w:type="dxa" w:w="1728"/>
+          </w:tcPr>
+          <w:p>
+            <w:r>
+              <w:t>409</w:t>
+            </w:r>
+          </w:p>
+        </w:tc>
+      </w:tr>
+      <w:tr>
+        <w:tc>
+          <w:tcPr>
+            <w:tcW w:type="dxa" w:w="1728"/>
+          </w:tcPr>
+          <w:p>
+            <w:r>
+              <w:t>MGYS00005317</w:t>
+            </w:r>
+          </w:p>
+        </w:tc>
+        <w:tc>
+          <w:tcPr>
+            <w:tcW w:type="dxa" w:w="1728"/>
+          </w:tcPr>
+          <w:p>
+            <w:r>
+              <w:t>SRP143624</w:t>
+            </w:r>
+          </w:p>
+        </w:tc>
+        <w:tc>
+          <w:tcPr>
+            <w:tcW w:type="dxa" w:w="1728"/>
+          </w:tcPr>
+          <w:p>
+            <w:r>
+              <w:t>Birds</w:t>
+            </w:r>
+          </w:p>
+        </w:tc>
+        <w:tc>
+          <w:tcPr>
+            <w:tcW w:type="dxa" w:w="1728"/>
+          </w:tcPr>
+          <w:p>
+            <w:r>
+              <w:t>613</w:t>
+            </w:r>
+          </w:p>
+        </w:tc>
+        <w:tc>
+          <w:tcPr>
+            <w:tcW w:type="dxa" w:w="1728"/>
+          </w:tcPr>
+          <w:p>
+            <w:r>
+              <w:t>1772</w:t>
+            </w:r>
+          </w:p>
+        </w:tc>
+      </w:tr>
+      <w:tr>
+        <w:tc>
+          <w:tcPr>
+            <w:tcW w:type="dxa" w:w="1728"/>
+          </w:tcPr>
+          <w:p>
+            <w:r>
+              <w:t>MGYS00005309</w:t>
+            </w:r>
+          </w:p>
+        </w:tc>
+        <w:tc>
+          <w:tcPr>
+            <w:tcW w:type="dxa" w:w="1728"/>
+          </w:tcPr>
+          <w:p>
+            <w:r>
+              <w:t>ERP116454</w:t>
+            </w:r>
+          </w:p>
+        </w:tc>
+        <w:tc>
+          <w:tcPr>
+            <w:tcW w:type="dxa" w:w="1728"/>
+          </w:tcPr>
+          <w:p>
+            <w:r>
+              <w:t>Birds</w:t>
+            </w:r>
+          </w:p>
+        </w:tc>
+        <w:tc>
+          <w:tcPr>
+            <w:tcW w:type="dxa" w:w="1728"/>
+          </w:tcPr>
+          <w:p>
+            <w:r>
+              <w:t>72</w:t>
+            </w:r>
+          </w:p>
+        </w:tc>
+        <w:tc>
+          <w:tcPr>
+            <w:tcW w:type="dxa" w:w="1728"/>
+          </w:tcPr>
+          <w:p>
+            <w:r>
+              <w:t>302</w:t>
+            </w:r>
+          </w:p>
+        </w:tc>
+      </w:tr>
+      <w:tr>
+        <w:tc>
+          <w:tcPr>
+            <w:tcW w:type="dxa" w:w="1728"/>
+          </w:tcPr>
+          <w:p>
+            <w:r>
+              <w:t>MGYS00004995</w:t>
+            </w:r>
+          </w:p>
+        </w:tc>
+        <w:tc>
+          <w:tcPr>
+            <w:tcW w:type="dxa" w:w="1728"/>
+          </w:tcPr>
+          <w:p>
+            <w:r>
+              <w:t>ERP115446</w:t>
+            </w:r>
+          </w:p>
+        </w:tc>
+        <w:tc>
+          <w:tcPr>
+            <w:tcW w:type="dxa" w:w="1728"/>
+          </w:tcPr>
+          <w:p>
+            <w:r>
+              <w:t>Birds</w:t>
+            </w:r>
+          </w:p>
+        </w:tc>
+        <w:tc>
+          <w:tcPr>
+            <w:tcW w:type="dxa" w:w="1728"/>
+          </w:tcPr>
+          <w:p>
+            <w:r>
+              <w:t>43</w:t>
+            </w:r>
+          </w:p>
+        </w:tc>
+        <w:tc>
+          <w:tcPr>
+            <w:tcW w:type="dxa" w:w="1728"/>
+          </w:tcPr>
+          <w:p>
+            <w:r>
+              <w:t>303</w:t>
+            </w:r>
+          </w:p>
+        </w:tc>
+      </w:tr>
+      <w:tr>
+        <w:tc>
+          <w:tcPr>
+            <w:tcW w:type="dxa" w:w="1728"/>
+          </w:tcPr>
+          <w:p>
+            <w:r>
+              <w:t>MGYS00003706</w:t>
+            </w:r>
+          </w:p>
+        </w:tc>
+        <w:tc>
+          <w:tcPr>
+            <w:tcW w:type="dxa" w:w="1728"/>
+          </w:tcPr>
+          <w:p>
+            <w:r>
+              <w:t>ERP016469</w:t>
+            </w:r>
+          </w:p>
+        </w:tc>
+        <w:tc>
+          <w:tcPr>
+            <w:tcW w:type="dxa" w:w="1728"/>
+          </w:tcPr>
+          <w:p>
+            <w:r>
+              <w:t>Birds</w:t>
+            </w:r>
+          </w:p>
+        </w:tc>
+        <w:tc>
+          <w:tcPr>
+            <w:tcW w:type="dxa" w:w="1728"/>
+          </w:tcPr>
+          <w:p>
+            <w:r>
+              <w:t>542</w:t>
+            </w:r>
+          </w:p>
+        </w:tc>
+        <w:tc>
+          <w:tcPr>
+            <w:tcW w:type="dxa" w:w="1728"/>
+          </w:tcPr>
+          <w:p>
+            <w:r>
+              <w:t>1296</w:t>
+            </w:r>
+          </w:p>
+        </w:tc>
+      </w:tr>
+      <w:tr>
+        <w:tc>
+          <w:tcPr>
+            <w:tcW w:type="dxa" w:w="1728"/>
+          </w:tcPr>
+          <w:p>
+            <w:r>
+              <w:t>MGYS00003681</w:t>
+            </w:r>
+          </w:p>
+        </w:tc>
+        <w:tc>
+          <w:tcPr>
+            <w:tcW w:type="dxa" w:w="1728"/>
+          </w:tcPr>
+          <w:p>
+            <w:r>
+              <w:t>ERP016414</w:t>
+            </w:r>
+          </w:p>
+        </w:tc>
+        <w:tc>
+          <w:tcPr>
+            <w:tcW w:type="dxa" w:w="1728"/>
+          </w:tcPr>
+          <w:p>
+            <w:r>
+              <w:t>Birds</w:t>
+            </w:r>
+          </w:p>
+        </w:tc>
+        <w:tc>
+          <w:tcPr>
+            <w:tcW w:type="dxa" w:w="1728"/>
+          </w:tcPr>
+          <w:p>
+            <w:r>
+              <w:t>122</w:t>
+            </w:r>
+          </w:p>
+        </w:tc>
+        <w:tc>
+          <w:tcPr>
+            <w:tcW w:type="dxa" w:w="1728"/>
+          </w:tcPr>
+          <w:p>
+            <w:r>
+              <w:t>1037</w:t>
+            </w:r>
+          </w:p>
+        </w:tc>
+      </w:tr>
+      <w:tr>
+        <w:tc>
+          <w:tcPr>
+            <w:tcW w:type="dxa" w:w="1728"/>
+          </w:tcPr>
+          <w:p>
+            <w:r>
+              <w:t>MGYS00006764</w:t>
+            </w:r>
+          </w:p>
+        </w:tc>
+        <w:tc>
+          <w:tcPr>
+            <w:tcW w:type="dxa" w:w="1728"/>
+          </w:tcPr>
+          <w:p>
+            <w:r>
+              <w:t>SRP507932</w:t>
+            </w:r>
+          </w:p>
+        </w:tc>
+        <w:tc>
+          <w:tcPr>
+            <w:tcW w:type="dxa" w:w="1728"/>
+          </w:tcPr>
+          <w:p>
+            <w:r>
+              <w:t>Fish</w:t>
+            </w:r>
+          </w:p>
+        </w:tc>
+        <w:tc>
+          <w:tcPr>
+            <w:tcW w:type="dxa" w:w="1728"/>
+          </w:tcPr>
+          <w:p>
+            <w:r>
+              <w:t>21</w:t>
+            </w:r>
+          </w:p>
+        </w:tc>
+        <w:tc>
+          <w:tcPr>
+            <w:tcW w:type="dxa" w:w="1728"/>
+          </w:tcPr>
+          <w:p>
+            <w:r>
+              <w:t>402</w:t>
+            </w:r>
+          </w:p>
+        </w:tc>
+      </w:tr>
+      <w:tr>
+        <w:tc>
+          <w:tcPr>
+            <w:tcW w:type="dxa" w:w="1728"/>
+          </w:tcPr>
+          <w:p>
+            <w:r>
+              <w:t>MGYS00006763</w:t>
+            </w:r>
+          </w:p>
+        </w:tc>
+        <w:tc>
+          <w:tcPr>
+            <w:tcW w:type="dxa" w:w="1728"/>
+          </w:tcPr>
+          <w:p>
+            <w:r>
+              <w:t>SRP482902</w:t>
+            </w:r>
+          </w:p>
+        </w:tc>
+        <w:tc>
+          <w:tcPr>
+            <w:tcW w:type="dxa" w:w="1728"/>
+          </w:tcPr>
+          <w:p>
+            <w:r>
+              <w:t>Fish</w:t>
+            </w:r>
+          </w:p>
+        </w:tc>
+        <w:tc>
+          <w:tcPr>
+            <w:tcW w:type="dxa" w:w="1728"/>
+          </w:tcPr>
+          <w:p>
+            <w:r>
+              <w:t>39</w:t>
+            </w:r>
+          </w:p>
+        </w:tc>
+        <w:tc>
+          <w:tcPr>
+            <w:tcW w:type="dxa" w:w="1728"/>
+          </w:tcPr>
+          <w:p>
+            <w:r>
+              <w:t>421</w:t>
+            </w:r>
+          </w:p>
+        </w:tc>
+      </w:tr>
+      <w:tr>
+        <w:tc>
+          <w:tcPr>
+            <w:tcW w:type="dxa" w:w="1728"/>
+          </w:tcPr>
+          <w:p>
+            <w:r>
+              <w:t>MGYS00006762</w:t>
+            </w:r>
+          </w:p>
+        </w:tc>
+        <w:tc>
+          <w:tcPr>
+            <w:tcW w:type="dxa" w:w="1728"/>
+          </w:tcPr>
+          <w:p>
+            <w:r>
+              <w:t>SRP482223</w:t>
+            </w:r>
+          </w:p>
+        </w:tc>
+        <w:tc>
+          <w:tcPr>
+            <w:tcW w:type="dxa" w:w="1728"/>
+          </w:tcPr>
+          <w:p>
+            <w:r>
+              <w:t>Fish</w:t>
+            </w:r>
+          </w:p>
+        </w:tc>
+        <w:tc>
+          <w:tcPr>
+            <w:tcW w:type="dxa" w:w="1728"/>
+          </w:tcPr>
+          <w:p>
+            <w:r>
+              <w:t>137</w:t>
+            </w:r>
+          </w:p>
+        </w:tc>
+        <w:tc>
+          <w:tcPr>
+            <w:tcW w:type="dxa" w:w="1728"/>
+          </w:tcPr>
+          <w:p>
+            <w:r>
+              <w:t>618</w:t>
+            </w:r>
+          </w:p>
+        </w:tc>
+      </w:tr>
+      <w:tr>
+        <w:tc>
+          <w:tcPr>
+            <w:tcW w:type="dxa" w:w="1728"/>
+          </w:tcPr>
+          <w:p>
+            <w:r>
+              <w:t>MGYS00006761</w:t>
+            </w:r>
+          </w:p>
+        </w:tc>
+        <w:tc>
+          <w:tcPr>
+            <w:tcW w:type="dxa" w:w="1728"/>
+          </w:tcPr>
+          <w:p>
+            <w:r>
+              <w:t>SRP482221</w:t>
+            </w:r>
+          </w:p>
+        </w:tc>
+        <w:tc>
+          <w:tcPr>
+            <w:tcW w:type="dxa" w:w="1728"/>
+          </w:tcPr>
+          <w:p>
+            <w:r>
+              <w:t>Fish</w:t>
+            </w:r>
+          </w:p>
+        </w:tc>
+        <w:tc>
+          <w:tcPr>
+            <w:tcW w:type="dxa" w:w="1728"/>
+          </w:tcPr>
+          <w:p>
+            <w:r>
+              <w:t>123</w:t>
+            </w:r>
+          </w:p>
+        </w:tc>
+        <w:tc>
+          <w:tcPr>
+            <w:tcW w:type="dxa" w:w="1728"/>
+          </w:tcPr>
+          <w:p>
+            <w:r>
+              <w:t>570</w:t>
+            </w:r>
+          </w:p>
+        </w:tc>
+      </w:tr>
+      <w:tr>
+        <w:tc>
+          <w:tcPr>
+            <w:tcW w:type="dxa" w:w="1728"/>
+          </w:tcPr>
+          <w:p>
+            <w:r>
+              <w:t>MGYS00006758</w:t>
+            </w:r>
+          </w:p>
+        </w:tc>
+        <w:tc>
+          <w:tcPr>
+            <w:tcW w:type="dxa" w:w="1728"/>
+          </w:tcPr>
+          <w:p>
+            <w:r>
+              <w:t>ERP158363</w:t>
+            </w:r>
+          </w:p>
+        </w:tc>
+        <w:tc>
+          <w:tcPr>
+            <w:tcW w:type="dxa" w:w="1728"/>
+          </w:tcPr>
+          <w:p>
+            <w:r>
+              <w:t>Fish</w:t>
+            </w:r>
+          </w:p>
+        </w:tc>
+        <w:tc>
+          <w:tcPr>
+            <w:tcW w:type="dxa" w:w="1728"/>
+          </w:tcPr>
+          <w:p>
+            <w:r>
+              <w:t>135</w:t>
+            </w:r>
+          </w:p>
+        </w:tc>
+        <w:tc>
+          <w:tcPr>
+            <w:tcW w:type="dxa" w:w="1728"/>
+          </w:tcPr>
+          <w:p>
+            <w:r>
+              <w:t>502</w:t>
+            </w:r>
+          </w:p>
+        </w:tc>
+      </w:tr>
+      <w:tr>
+        <w:tc>
+          <w:tcPr>
+            <w:tcW w:type="dxa" w:w="1728"/>
+          </w:tcPr>
+          <w:p>
+            <w:r>
+              <w:t>MGYS00006041</w:t>
+            </w:r>
+          </w:p>
+        </w:tc>
+        <w:tc>
+          <w:tcPr>
+            <w:tcW w:type="dxa" w:w="1728"/>
+          </w:tcPr>
+          <w:p>
+            <w:r>
+              <w:t>ERP125469</w:t>
+            </w:r>
+          </w:p>
+        </w:tc>
+        <w:tc>
+          <w:tcPr>
+            <w:tcW w:type="dxa" w:w="1728"/>
+          </w:tcPr>
+          <w:p>
+            <w:r>
+              <w:t>Fish</w:t>
+            </w:r>
+          </w:p>
+        </w:tc>
+        <w:tc>
+          <w:tcPr>
+            <w:tcW w:type="dxa" w:w="1728"/>
+          </w:tcPr>
+          <w:p>
+            <w:r>
+              <w:t>707</w:t>
+            </w:r>
+          </w:p>
+        </w:tc>
+        <w:tc>
+          <w:tcPr>
+            <w:tcW w:type="dxa" w:w="1728"/>
+          </w:tcPr>
+          <w:p>
+            <w:r>
+              <w:t>226</w:t>
+            </w:r>
+          </w:p>
+        </w:tc>
+      </w:tr>
+      <w:tr>
+        <w:tc>
+          <w:tcPr>
+            <w:tcW w:type="dxa" w:w="1728"/>
+          </w:tcPr>
+          <w:p>
+            <w:r>
+              <w:t>MGYS00006117</w:t>
+            </w:r>
+          </w:p>
+        </w:tc>
+        <w:tc>
+          <w:tcPr>
+            <w:tcW w:type="dxa" w:w="1728"/>
+          </w:tcPr>
+          <w:p>
+            <w:r>
+              <w:t>ERP144954</w:t>
+            </w:r>
+          </w:p>
+        </w:tc>
+        <w:tc>
+          <w:tcPr>
+            <w:tcW w:type="dxa" w:w="1728"/>
+          </w:tcPr>
+          <w:p>
+            <w:r>
+              <w:t>Fish</w:t>
+            </w:r>
+          </w:p>
+        </w:tc>
+        <w:tc>
+          <w:tcPr>
+            <w:tcW w:type="dxa" w:w="1728"/>
+          </w:tcPr>
+          <w:p>
+            <w:r>
+              <w:t>90</w:t>
+            </w:r>
+          </w:p>
+        </w:tc>
+        <w:tc>
+          <w:tcPr>
+            <w:tcW w:type="dxa" w:w="1728"/>
+          </w:tcPr>
+          <w:p>
+            <w:r>
+              <w:t>238</w:t>
+            </w:r>
+          </w:p>
+        </w:tc>
+      </w:tr>
+      <w:tr>
+        <w:tc>
+          <w:tcPr>
+            <w:tcW w:type="dxa" w:w="1728"/>
+          </w:tcPr>
+          <w:p>
+            <w:r>
+              <w:t>MGYS00006086</w:t>
+            </w:r>
+          </w:p>
+        </w:tc>
+        <w:tc>
+          <w:tcPr>
+            <w:tcW w:type="dxa" w:w="1728"/>
+          </w:tcPr>
+          <w:p>
+            <w:r>
+              <w:t>ERP136460</w:t>
+            </w:r>
+          </w:p>
+        </w:tc>
+        <w:tc>
+          <w:tcPr>
+            <w:tcW w:type="dxa" w:w="1728"/>
+          </w:tcPr>
+          <w:p>
+            <w:r>
+              <w:t>Fish</w:t>
+            </w:r>
+          </w:p>
+        </w:tc>
+        <w:tc>
+          <w:tcPr>
+            <w:tcW w:type="dxa" w:w="1728"/>
+          </w:tcPr>
+          <w:p>
+            <w:r>
+              <w:t>142</w:t>
+            </w:r>
+          </w:p>
+        </w:tc>
+        <w:tc>
+          <w:tcPr>
+            <w:tcW w:type="dxa" w:w="1728"/>
+          </w:tcPr>
+          <w:p>
+            <w:r>
+              <w:t>11</w:t>
+            </w:r>
+          </w:p>
+        </w:tc>
+      </w:tr>
+      <w:tr>
+        <w:tc>
+          <w:tcPr>
+            <w:tcW w:type="dxa" w:w="1728"/>
+          </w:tcPr>
+          <w:p>
+            <w:r>
+              <w:t>MGYS00005503</w:t>
+            </w:r>
+          </w:p>
+        </w:tc>
+        <w:tc>
+          <w:tcPr>
+            <w:tcW w:type="dxa" w:w="1728"/>
+          </w:tcPr>
+          <w:p>
+            <w:r>
+              <w:t>ERP113547</w:t>
+            </w:r>
+          </w:p>
+        </w:tc>
+        <w:tc>
+          <w:tcPr>
+            <w:tcW w:type="dxa" w:w="1728"/>
+          </w:tcPr>
+          <w:p>
+            <w:r>
+              <w:t>Fish</w:t>
+            </w:r>
+          </w:p>
+        </w:tc>
+        <w:tc>
+          <w:tcPr>
+            <w:tcW w:type="dxa" w:w="1728"/>
+          </w:tcPr>
+          <w:p>
+            <w:r>
+              <w:t>870</w:t>
+            </w:r>
+          </w:p>
+        </w:tc>
+        <w:tc>
+          <w:tcPr>
+            <w:tcW w:type="dxa" w:w="1728"/>
+          </w:tcPr>
+          <w:p>
+            <w:r>
+              <w:t>1584</w:t>
+            </w:r>
+          </w:p>
+        </w:tc>
+      </w:tr>
+      <w:tr>
+        <w:tc>
+          <w:tcPr>
+            <w:tcW w:type="dxa" w:w="1728"/>
+          </w:tcPr>
+          <w:p>
+            <w:r>
+              <w:t>MGYS00003166</w:t>
+            </w:r>
+          </w:p>
+        </w:tc>
+        <w:tc>
+          <w:tcPr>
+            <w:tcW w:type="dxa" w:w="1728"/>
+          </w:tcPr>
+          <w:p>
+            <w:r>
+              <w:t>SRP115243</w:t>
+            </w:r>
+          </w:p>
+        </w:tc>
+        <w:tc>
+          <w:tcPr>
+            <w:tcW w:type="dxa" w:w="1728"/>
+          </w:tcPr>
+          <w:p>
+            <w:r>
+              <w:t>Fish</w:t>
+            </w:r>
+          </w:p>
+        </w:tc>
+        <w:tc>
+          <w:tcPr>
+            <w:tcW w:type="dxa" w:w="1728"/>
+          </w:tcPr>
+          <w:p>
+            <w:r>
+              <w:t>70</w:t>
+            </w:r>
+          </w:p>
+        </w:tc>
+        <w:tc>
+          <w:tcPr>
+            <w:tcW w:type="dxa" w:w="1728"/>
+          </w:tcPr>
+          <w:p>
+            <w:r>
+              <w:t>492</w:t>
+            </w:r>
+          </w:p>
+        </w:tc>
+      </w:tr>
+      <w:tr>
+        <w:tc>
+          <w:tcPr>
+            <w:tcW w:type="dxa" w:w="1728"/>
+          </w:tcPr>
+          <w:p>
+            <w:r>
+              <w:t>MGYS00004672</w:t>
+            </w:r>
+          </w:p>
+        </w:tc>
+        <w:tc>
+          <w:tcPr>
+            <w:tcW w:type="dxa" w:w="1728"/>
+          </w:tcPr>
+          <w:p>
+            <w:r>
+              <w:t>SRP124286</w:t>
+            </w:r>
+          </w:p>
+        </w:tc>
+        <w:tc>
+          <w:tcPr>
+            <w:tcW w:type="dxa" w:w="1728"/>
+          </w:tcPr>
+          <w:p>
+            <w:r>
+              <w:t>Fish</w:t>
+            </w:r>
+          </w:p>
+        </w:tc>
+        <w:tc>
+          <w:tcPr>
+            <w:tcW w:type="dxa" w:w="1728"/>
+          </w:tcPr>
+          <w:p>
+            <w:r>
+              <w:t>33</w:t>
+            </w:r>
+          </w:p>
+        </w:tc>
+        <w:tc>
+          <w:tcPr>
+            <w:tcW w:type="dxa" w:w="1728"/>
+          </w:tcPr>
+          <w:p>
+            <w:r>
+              <w:t>423</w:t>
+            </w:r>
+          </w:p>
+        </w:tc>
+      </w:tr>
+      <w:tr>
+        <w:tc>
+          <w:tcPr>
+            <w:tcW w:type="dxa" w:w="1728"/>
+          </w:tcPr>
+          <w:p>
+            <w:r>
+              <w:t>MGYS00002905</w:t>
+            </w:r>
+          </w:p>
+        </w:tc>
+        <w:tc>
+          <w:tcPr>
+            <w:tcW w:type="dxa" w:w="1728"/>
+          </w:tcPr>
+          <w:p>
+            <w:r>
+              <w:t>ERP110546</w:t>
+            </w:r>
+          </w:p>
+        </w:tc>
+        <w:tc>
+          <w:tcPr>
+            <w:tcW w:type="dxa" w:w="1728"/>
+          </w:tcPr>
+          <w:p>
+            <w:r>
+              <w:t>Fish</w:t>
+            </w:r>
+          </w:p>
+        </w:tc>
+        <w:tc>
+          <w:tcPr>
+            <w:tcW w:type="dxa" w:w="1728"/>
+          </w:tcPr>
+          <w:p>
+            <w:r>
+              <w:t>66</w:t>
+            </w:r>
+          </w:p>
+        </w:tc>
+        <w:tc>
+          <w:tcPr>
+            <w:tcW w:type="dxa" w:w="1728"/>
+          </w:tcPr>
+          <w:p>
+            <w:r>
+              <w:t>339</w:t>
+            </w:r>
+          </w:p>
+        </w:tc>
+      </w:tr>
+      <w:tr>
+        <w:tc>
+          <w:tcPr>
+            <w:tcW w:type="dxa" w:w="1728"/>
+          </w:tcPr>
+          <w:p>
+            <w:r>
+              <w:t>MGYS00002608</w:t>
+            </w:r>
+          </w:p>
+        </w:tc>
+        <w:tc>
+          <w:tcPr>
+            <w:tcW w:type="dxa" w:w="1728"/>
+          </w:tcPr>
+          <w:p>
+            <w:r>
+              <w:t>ERP110004</w:t>
+            </w:r>
+          </w:p>
+        </w:tc>
+        <w:tc>
+          <w:tcPr>
+            <w:tcW w:type="dxa" w:w="1728"/>
+          </w:tcPr>
+          <w:p>
+            <w:r>
+              <w:t>Fish</w:t>
+            </w:r>
+          </w:p>
+        </w:tc>
+        <w:tc>
+          <w:tcPr>
+            <w:tcW w:type="dxa" w:w="1728"/>
+          </w:tcPr>
+          <w:p>
+            <w:r>
+              <w:t>101</w:t>
+            </w:r>
+          </w:p>
+        </w:tc>
+        <w:tc>
+          <w:tcPr>
+            <w:tcW w:type="dxa" w:w="1728"/>
+          </w:tcPr>
+          <w:p>
+            <w:r>
+              <w:t>922</w:t>
+            </w:r>
+          </w:p>
+        </w:tc>
+      </w:tr>
+      <w:tr>
+        <w:tc>
+          <w:tcPr>
+            <w:tcW w:type="dxa" w:w="1728"/>
+          </w:tcPr>
+          <w:p>
+            <w:r>
+              <w:t>MGYS00002413</w:t>
+            </w:r>
+          </w:p>
+        </w:tc>
+        <w:tc>
+          <w:tcPr>
+            <w:tcW w:type="dxa" w:w="1728"/>
+          </w:tcPr>
+          <w:p>
+            <w:r>
+              <w:t>ERP109242</w:t>
+            </w:r>
+          </w:p>
+        </w:tc>
+        <w:tc>
+          <w:tcPr>
+            <w:tcW w:type="dxa" w:w="1728"/>
+          </w:tcPr>
+          <w:p>
+            <w:r>
+              <w:t>Fish</w:t>
+            </w:r>
+          </w:p>
+        </w:tc>
+        <w:tc>
+          <w:tcPr>
+            <w:tcW w:type="dxa" w:w="1728"/>
+          </w:tcPr>
+          <w:p>
+            <w:r>
+              <w:t>173</w:t>
+            </w:r>
+          </w:p>
+        </w:tc>
+        <w:tc>
+          <w:tcPr>
+            <w:tcW w:type="dxa" w:w="1728"/>
+          </w:tcPr>
+          <w:p>
+            <w:r>
+              <w:t>916</w:t>
+            </w:r>
+          </w:p>
+        </w:tc>
+      </w:tr>
+      <w:tr>
+        <w:tc>
+          <w:tcPr>
+            <w:tcW w:type="dxa" w:w="1728"/>
+          </w:tcPr>
+          <w:p>
+            <w:r>
+              <w:t>MGYS00002065</w:t>
+            </w:r>
+          </w:p>
+        </w:tc>
+        <w:tc>
+          <w:tcPr>
+            <w:tcW w:type="dxa" w:w="1728"/>
+          </w:tcPr>
+          <w:p>
+            <w:r>
+              <w:t>ERP105249</w:t>
+            </w:r>
+          </w:p>
+        </w:tc>
+        <w:tc>
+          <w:tcPr>
+            <w:tcW w:type="dxa" w:w="1728"/>
+          </w:tcPr>
+          <w:p>
+            <w:r>
+              <w:t>Fish</w:t>
+            </w:r>
+          </w:p>
+        </w:tc>
+        <w:tc>
+          <w:tcPr>
+            <w:tcW w:type="dxa" w:w="1728"/>
+          </w:tcPr>
+          <w:p>
+            <w:r>
+              <w:t>214</w:t>
+            </w:r>
+          </w:p>
+        </w:tc>
+        <w:tc>
+          <w:tcPr>
+            <w:tcW w:type="dxa" w:w="1728"/>
+          </w:tcPr>
+          <w:p>
+            <w:r>
+              <w:t>1313</w:t>
+            </w:r>
+          </w:p>
+        </w:tc>
+      </w:tr>
+      <w:tr>
+        <w:tc>
+          <w:tcPr>
+            <w:tcW w:type="dxa" w:w="1728"/>
+          </w:tcPr>
+          <w:p>
+            <w:r>
+              <w:t>MGYS00006798</w:t>
+            </w:r>
+          </w:p>
+        </w:tc>
+        <w:tc>
+          <w:tcPr>
+            <w:tcW w:type="dxa" w:w="1728"/>
+          </w:tcPr>
+          <w:p>
+            <w:r>
+              <w:t>SRP315825</w:t>
+            </w:r>
+          </w:p>
+        </w:tc>
+        <w:tc>
+          <w:tcPr>
+            <w:tcW w:type="dxa" w:w="1728"/>
+          </w:tcPr>
+          <w:p>
+            <w:r>
+              <w:t>Insecta</w:t>
+            </w:r>
+          </w:p>
+        </w:tc>
+        <w:tc>
+          <w:tcPr>
+            <w:tcW w:type="dxa" w:w="1728"/>
+          </w:tcPr>
+          <w:p>
+            <w:r>
+              <w:t>24</w:t>
+            </w:r>
+          </w:p>
+        </w:tc>
+        <w:tc>
+          <w:tcPr>
+            <w:tcW w:type="dxa" w:w="1728"/>
+          </w:tcPr>
+          <w:p>
+            <w:r>
+              <w:t>225</w:t>
+            </w:r>
+          </w:p>
+        </w:tc>
+      </w:tr>
+      <w:tr>
+        <w:tc>
+          <w:tcPr>
+            <w:tcW w:type="dxa" w:w="1728"/>
+          </w:tcPr>
+          <w:p>
+            <w:r>
+              <w:t>MGYS00006019</w:t>
+            </w:r>
+          </w:p>
+        </w:tc>
+        <w:tc>
+          <w:tcPr>
+            <w:tcW w:type="dxa" w:w="1728"/>
+          </w:tcPr>
+          <w:p>
+            <w:r>
+              <w:t>SRP126632</w:t>
+            </w:r>
+          </w:p>
+        </w:tc>
+        <w:tc>
+          <w:tcPr>
+            <w:tcW w:type="dxa" w:w="1728"/>
+          </w:tcPr>
+          <w:p>
+            <w:r>
+              <w:t>Insecta</w:t>
+            </w:r>
+          </w:p>
+        </w:tc>
+        <w:tc>
+          <w:tcPr>
+            <w:tcW w:type="dxa" w:w="1728"/>
+          </w:tcPr>
+          <w:p>
+            <w:r>
+              <w:t>20</w:t>
+            </w:r>
+          </w:p>
+        </w:tc>
+        <w:tc>
+          <w:tcPr>
+            <w:tcW w:type="dxa" w:w="1728"/>
+          </w:tcPr>
+          <w:p>
+            <w:r>
+              <w:t>186</w:t>
+            </w:r>
+          </w:p>
+        </w:tc>
+      </w:tr>
+      <w:tr>
+        <w:tc>
+          <w:tcPr>
+            <w:tcW w:type="dxa" w:w="1728"/>
+          </w:tcPr>
+          <w:p>
+            <w:r>
+              <w:t>MGYS00005862</w:t>
+            </w:r>
+          </w:p>
+        </w:tc>
+        <w:tc>
+          <w:tcPr>
+            <w:tcW w:type="dxa" w:w="1728"/>
+          </w:tcPr>
+          <w:p>
+            <w:r>
+              <w:t>SRP279534</w:t>
+            </w:r>
+          </w:p>
+        </w:tc>
+        <w:tc>
+          <w:tcPr>
+            <w:tcW w:type="dxa" w:w="1728"/>
+          </w:tcPr>
+          <w:p>
+            <w:r>
+              <w:t>Insecta</w:t>
+            </w:r>
+          </w:p>
+        </w:tc>
+        <w:tc>
+          <w:tcPr>
+            <w:tcW w:type="dxa" w:w="1728"/>
+          </w:tcPr>
+          <w:p>
+            <w:r>
+              <w:t>21</w:t>
+            </w:r>
+          </w:p>
+        </w:tc>
+        <w:tc>
+          <w:tcPr>
+            <w:tcW w:type="dxa" w:w="1728"/>
+          </w:tcPr>
+          <w:p>
+            <w:r>
+              <w:t>685</w:t>
+            </w:r>
+          </w:p>
+        </w:tc>
+      </w:tr>
+      <w:tr>
+        <w:tc>
+          <w:tcPr>
+            <w:tcW w:type="dxa" w:w="1728"/>
+          </w:tcPr>
+          <w:p>
+            <w:r>
+              <w:t>MGYS00005215</w:t>
+            </w:r>
+          </w:p>
+        </w:tc>
+        <w:tc>
+          <w:tcPr>
+            <w:tcW w:type="dxa" w:w="1728"/>
+          </w:tcPr>
+          <w:p>
+            <w:r>
+              <w:t>SRP071118</w:t>
+            </w:r>
+          </w:p>
+        </w:tc>
+        <w:tc>
+          <w:tcPr>
+            <w:tcW w:type="dxa" w:w="1728"/>
+          </w:tcPr>
+          <w:p>
+            <w:r>
+              <w:t>Insecta</w:t>
+            </w:r>
+          </w:p>
+        </w:tc>
+        <w:tc>
+          <w:tcPr>
+            <w:tcW w:type="dxa" w:w="1728"/>
+          </w:tcPr>
+          <w:p>
+            <w:r>
+              <w:t>638</w:t>
+            </w:r>
+          </w:p>
+        </w:tc>
+        <w:tc>
+          <w:tcPr>
+            <w:tcW w:type="dxa" w:w="1728"/>
+          </w:tcPr>
+          <w:p>
+            <w:r>
+              <w:t>850</w:t>
+            </w:r>
+          </w:p>
+        </w:tc>
+      </w:tr>
+      <w:tr>
+        <w:tc>
+          <w:tcPr>
+            <w:tcW w:type="dxa" w:w="1728"/>
+          </w:tcPr>
+          <w:p>
+            <w:r>
+              <w:t>MGYS00005163</w:t>
+            </w:r>
+          </w:p>
+        </w:tc>
+        <w:tc>
+          <w:tcPr>
+            <w:tcW w:type="dxa" w:w="1728"/>
+          </w:tcPr>
+          <w:p>
+            <w:r>
+              <w:t>ERP015256</w:t>
+            </w:r>
+          </w:p>
+        </w:tc>
+        <w:tc>
+          <w:tcPr>
+            <w:tcW w:type="dxa" w:w="1728"/>
+          </w:tcPr>
+          <w:p>
+            <w:r>
+              <w:t>Insecta</w:t>
+            </w:r>
+          </w:p>
+        </w:tc>
+        <w:tc>
+          <w:tcPr>
+            <w:tcW w:type="dxa" w:w="1728"/>
+          </w:tcPr>
+          <w:p>
+            <w:r>
+              <w:t>386</w:t>
+            </w:r>
+          </w:p>
+        </w:tc>
+        <w:tc>
+          <w:tcPr>
+            <w:tcW w:type="dxa" w:w="1728"/>
+          </w:tcPr>
+          <w:p>
+            <w:r>
+              <w:t>1720</w:t>
+            </w:r>
+          </w:p>
+        </w:tc>
+      </w:tr>
+      <w:tr>
+        <w:tc>
+          <w:tcPr>
+            <w:tcW w:type="dxa" w:w="1728"/>
+          </w:tcPr>
+          <w:p>
+            <w:r>
+              <w:t>MGYS00003800</w:t>
+            </w:r>
+          </w:p>
+        </w:tc>
+        <w:tc>
+          <w:tcPr>
+            <w:tcW w:type="dxa" w:w="1728"/>
+          </w:tcPr>
+          <w:p>
+            <w:r>
+              <w:t>ERP023686</w:t>
+            </w:r>
+          </w:p>
+        </w:tc>
+        <w:tc>
+          <w:tcPr>
+            <w:tcW w:type="dxa" w:w="1728"/>
+          </w:tcPr>
+          <w:p>
+            <w:r>
+              <w:t>Insecta</w:t>
+            </w:r>
+          </w:p>
+        </w:tc>
+        <w:tc>
+          <w:tcPr>
+            <w:tcW w:type="dxa" w:w="1728"/>
+          </w:tcPr>
+          <w:p>
+            <w:r>
+              <w:t>154</w:t>
+            </w:r>
+          </w:p>
+        </w:tc>
+        <w:tc>
+          <w:tcPr>
+            <w:tcW w:type="dxa" w:w="1728"/>
+          </w:tcPr>
+          <w:p>
+            <w:r>
+              <w:t>410</w:t>
+            </w:r>
+          </w:p>
+        </w:tc>
+      </w:tr>
+      <w:tr>
+        <w:tc>
+          <w:tcPr>
+            <w:tcW w:type="dxa" w:w="1728"/>
+          </w:tcPr>
+          <w:p>
+            <w:r>
+              <w:t>MGYS00003705</w:t>
+            </w:r>
+          </w:p>
+        </w:tc>
+        <w:tc>
+          <w:tcPr>
+            <w:tcW w:type="dxa" w:w="1728"/>
+          </w:tcPr>
+          <w:p>
+            <w:r>
+              <w:t>ERP016607</w:t>
+            </w:r>
+          </w:p>
+        </w:tc>
+        <w:tc>
+          <w:tcPr>
+            <w:tcW w:type="dxa" w:w="1728"/>
+          </w:tcPr>
+          <w:p>
+            <w:r>
+              <w:t>Insecta</w:t>
+            </w:r>
+          </w:p>
+        </w:tc>
+        <w:tc>
+          <w:tcPr>
+            <w:tcW w:type="dxa" w:w="1728"/>
+          </w:tcPr>
+          <w:p>
+            <w:r>
+              <w:t>385</w:t>
+            </w:r>
+          </w:p>
+        </w:tc>
+        <w:tc>
+          <w:tcPr>
+            <w:tcW w:type="dxa" w:w="1728"/>
+          </w:tcPr>
+          <w:p>
+            <w:r>
+              <w:t>523</w:t>
+            </w:r>
+          </w:p>
+        </w:tc>
+      </w:tr>
+    </w:tbl>
+    <w:p>
+      <w:pPr>
+        <w:pStyle w:val="Heading1"/>
+      </w:pPr>
+      <w:r>
         <w:t>References</w:t>
       </w:r>
     </w:p>
@@ -4328,6 +13530,15 @@
       </w:pPr>
       <w:r>
         <w:t>Michel-Mata S, Wang X-W, Liu Y-Y, Angulo MT. Predicting microbiome compositions from species assemblages through deep learning. iMeta 2022. https://pmc.ncbi.nlm.nih.gov/articles/PMC9221840/</w:t>
+      </w:r>
+    </w:p>
+    <w:p>
+      <w:pPr>
+        <w:spacing w:after="120"/>
+        <w:jc w:val="both"/>
+      </w:pPr>
+      <w:r>
+        <w:t>Mitchell AL, et al. MGnify: the microbiome analysis resource in 2020. Nucleic Acids Res 2020.</w:t>
       </w:r>
     </w:p>
     <w:p>

--- a/paper/mega27-04-microbiome-twin-paper.docx
+++ b/paper/mega27-04-microbiome-twin-paper.docx
@@ -4639,6 +4639,1099 @@
     </w:p>
     <w:p>
       <w:pPr>
+        <w:pStyle w:val="Heading2"/>
+      </w:pPr>
+      <w:r>
+        <w:t>5.4 Keystone consensus across studies (exploratory)</w:t>
+      </w:r>
+    </w:p>
+    <w:p>
+      <w:pPr>
+        <w:spacing w:after="120"/>
+        <w:jc w:val="both"/>
+      </w:pPr>
+      <w:r>
+        <w:t>For each MGnify study we fitted the ridge interaction model on all samples, built a directed networkx graph with edge weight |W_ij|, and scored each genus by weighted out-strength. A genus is 'top' in a study if it is in that study's top 10%. Across studies we test the top count against the 10% expectation with a one-sided binomial test and control the false discovery rate (Benjamini-Hochberg):</w:t>
+      </w:r>
+    </w:p>
+    <w:p>
+      <w:pPr>
+        <w:jc w:val="center"/>
+      </w:pPr>
+      <w:r>
+        <w:rPr>
+          <w:i/>
+        </w:rPr>
+        <w:t>s_j = sum_i |W_ij|,   p_j = P(Binom(n_j, 0.1) &gt;= k_j),   q_(r) = min_{r' &gt;= r} ( m p_(r') / r' )</w:t>
+      </w:r>
+      <w:r>
+        <w:tab/>
+        <w:tab/>
+        <w:t>(15)</w:t>
+      </w:r>
+    </w:p>
+    <w:p>
+      <w:r>
+        <w:rPr>
+          <w:b/>
+        </w:rPr>
+        <w:t>Table 7. Top genera by keystone consensus (248 genera modelled in &gt;= 20 studies; results/keystone_consensus.csv).</w:t>
+      </w:r>
+    </w:p>
+    <w:tbl>
+      <w:tblPr>
+        <w:tblStyle w:val="LightGrid-Accent1"/>
+        <w:tblW w:type="auto" w:w="0"/>
+        <w:tblLook w:firstColumn="1" w:firstRow="1" w:lastColumn="0" w:lastRow="0" w:noHBand="0" w:noVBand="1" w:val="04A0"/>
+      </w:tblPr>
+      <w:tblGrid>
+        <w:gridCol w:w="1440"/>
+        <w:gridCol w:w="1440"/>
+        <w:gridCol w:w="1440"/>
+        <w:gridCol w:w="1440"/>
+        <w:gridCol w:w="1440"/>
+        <w:gridCol w:w="1440"/>
+      </w:tblGrid>
+      <w:tr>
+        <w:tc>
+          <w:tcPr>
+            <w:tcW w:type="dxa" w:w="1440"/>
+          </w:tcPr>
+          <w:p>
+            <w:r>
+              <w:t>genus</w:t>
+            </w:r>
+          </w:p>
+        </w:tc>
+        <w:tc>
+          <w:tcPr>
+            <w:tcW w:type="dxa" w:w="1440"/>
+          </w:tcPr>
+          <w:p>
+            <w:r>
+              <w:t>studies</w:t>
+            </w:r>
+          </w:p>
+        </w:tc>
+        <w:tc>
+          <w:tcPr>
+            <w:tcW w:type="dxa" w:w="1440"/>
+          </w:tcPr>
+          <w:p>
+            <w:r>
+              <w:t>top</w:t>
+            </w:r>
+          </w:p>
+        </w:tc>
+        <w:tc>
+          <w:tcPr>
+            <w:tcW w:type="dxa" w:w="1440"/>
+          </w:tcPr>
+          <w:p>
+            <w:r>
+              <w:t>fraction top</w:t>
+            </w:r>
+          </w:p>
+        </w:tc>
+        <w:tc>
+          <w:tcPr>
+            <w:tcW w:type="dxa" w:w="1440"/>
+          </w:tcPr>
+          <w:p>
+            <w:r>
+              <w:t>p</w:t>
+            </w:r>
+          </w:p>
+        </w:tc>
+        <w:tc>
+          <w:tcPr>
+            <w:tcW w:type="dxa" w:w="1440"/>
+          </w:tcPr>
+          <w:p>
+            <w:r>
+              <w:t>q (BH)</w:t>
+            </w:r>
+          </w:p>
+        </w:tc>
+      </w:tr>
+      <w:tr>
+        <w:tc>
+          <w:tcPr>
+            <w:tcW w:type="dxa" w:w="1440"/>
+          </w:tcPr>
+          <w:p>
+            <w:r>
+              <w:t>Cardiobacterium</w:t>
+            </w:r>
+          </w:p>
+        </w:tc>
+        <w:tc>
+          <w:tcPr>
+            <w:tcW w:type="dxa" w:w="1440"/>
+          </w:tcPr>
+          <w:p>
+            <w:r>
+              <w:t>30</w:t>
+            </w:r>
+          </w:p>
+        </w:tc>
+        <w:tc>
+          <w:tcPr>
+            <w:tcW w:type="dxa" w:w="1440"/>
+          </w:tcPr>
+          <w:p>
+            <w:r>
+              <w:t>13</w:t>
+            </w:r>
+          </w:p>
+        </w:tc>
+        <w:tc>
+          <w:tcPr>
+            <w:tcW w:type="dxa" w:w="1440"/>
+          </w:tcPr>
+          <w:p>
+            <w:r>
+              <w:t>0.433</w:t>
+            </w:r>
+          </w:p>
+        </w:tc>
+        <w:tc>
+          <w:tcPr>
+            <w:tcW w:type="dxa" w:w="1440"/>
+          </w:tcPr>
+          <w:p>
+            <w:r>
+              <w:t>2.3e-06</w:t>
+            </w:r>
+          </w:p>
+        </w:tc>
+        <w:tc>
+          <w:tcPr>
+            <w:tcW w:type="dxa" w:w="1440"/>
+          </w:tcPr>
+          <w:p>
+            <w:r>
+              <w:t>0.00057</w:t>
+            </w:r>
+          </w:p>
+        </w:tc>
+      </w:tr>
+      <w:tr>
+        <w:tc>
+          <w:tcPr>
+            <w:tcW w:type="dxa" w:w="1440"/>
+          </w:tcPr>
+          <w:p>
+            <w:r>
+              <w:t>Eikenella</w:t>
+            </w:r>
+          </w:p>
+        </w:tc>
+        <w:tc>
+          <w:tcPr>
+            <w:tcW w:type="dxa" w:w="1440"/>
+          </w:tcPr>
+          <w:p>
+            <w:r>
+              <w:t>28</w:t>
+            </w:r>
+          </w:p>
+        </w:tc>
+        <w:tc>
+          <w:tcPr>
+            <w:tcW w:type="dxa" w:w="1440"/>
+          </w:tcPr>
+          <w:p>
+            <w:r>
+              <w:t>11</w:t>
+            </w:r>
+          </w:p>
+        </w:tc>
+        <w:tc>
+          <w:tcPr>
+            <w:tcW w:type="dxa" w:w="1440"/>
+          </w:tcPr>
+          <w:p>
+            <w:r>
+              <w:t>0.393</w:t>
+            </w:r>
+          </w:p>
+        </w:tc>
+        <w:tc>
+          <w:tcPr>
+            <w:tcW w:type="dxa" w:w="1440"/>
+          </w:tcPr>
+          <w:p>
+            <w:r>
+              <w:t>4.2e-05</w:t>
+            </w:r>
+          </w:p>
+        </w:tc>
+        <w:tc>
+          <w:tcPr>
+            <w:tcW w:type="dxa" w:w="1440"/>
+          </w:tcPr>
+          <w:p>
+            <w:r>
+              <w:t>0.0052</w:t>
+            </w:r>
+          </w:p>
+        </w:tc>
+      </w:tr>
+      <w:tr>
+        <w:tc>
+          <w:tcPr>
+            <w:tcW w:type="dxa" w:w="1440"/>
+          </w:tcPr>
+          <w:p>
+            <w:r>
+              <w:t>Comamonas</w:t>
+            </w:r>
+          </w:p>
+        </w:tc>
+        <w:tc>
+          <w:tcPr>
+            <w:tcW w:type="dxa" w:w="1440"/>
+          </w:tcPr>
+          <w:p>
+            <w:r>
+              <w:t>51</w:t>
+            </w:r>
+          </w:p>
+        </w:tc>
+        <w:tc>
+          <w:tcPr>
+            <w:tcW w:type="dxa" w:w="1440"/>
+          </w:tcPr>
+          <w:p>
+            <w:r>
+              <w:t>13</w:t>
+            </w:r>
+          </w:p>
+        </w:tc>
+        <w:tc>
+          <w:tcPr>
+            <w:tcW w:type="dxa" w:w="1440"/>
+          </w:tcPr>
+          <w:p>
+            <w:r>
+              <w:t>0.255</w:t>
+            </w:r>
+          </w:p>
+        </w:tc>
+        <w:tc>
+          <w:tcPr>
+            <w:tcW w:type="dxa" w:w="1440"/>
+          </w:tcPr>
+          <w:p>
+            <w:r>
+              <w:t>1.2e-03</w:t>
+            </w:r>
+          </w:p>
+        </w:tc>
+        <w:tc>
+          <w:tcPr>
+            <w:tcW w:type="dxa" w:w="1440"/>
+          </w:tcPr>
+          <w:p>
+            <w:r>
+              <w:t>0.099</w:t>
+            </w:r>
+          </w:p>
+        </w:tc>
+      </w:tr>
+      <w:tr>
+        <w:tc>
+          <w:tcPr>
+            <w:tcW w:type="dxa" w:w="1440"/>
+          </w:tcPr>
+          <w:p>
+            <w:r>
+              <w:t>Johnsonella</w:t>
+            </w:r>
+          </w:p>
+        </w:tc>
+        <w:tc>
+          <w:tcPr>
+            <w:tcW w:type="dxa" w:w="1440"/>
+          </w:tcPr>
+          <w:p>
+            <w:r>
+              <w:t>35</w:t>
+            </w:r>
+          </w:p>
+        </w:tc>
+        <w:tc>
+          <w:tcPr>
+            <w:tcW w:type="dxa" w:w="1440"/>
+          </w:tcPr>
+          <w:p>
+            <w:r>
+              <w:t>10</w:t>
+            </w:r>
+          </w:p>
+        </w:tc>
+        <w:tc>
+          <w:tcPr>
+            <w:tcW w:type="dxa" w:w="1440"/>
+          </w:tcPr>
+          <w:p>
+            <w:r>
+              <w:t>0.286</w:t>
+            </w:r>
+          </w:p>
+        </w:tc>
+        <w:tc>
+          <w:tcPr>
+            <w:tcW w:type="dxa" w:w="1440"/>
+          </w:tcPr>
+          <w:p>
+            <w:r>
+              <w:t>1.7e-03</w:t>
+            </w:r>
+          </w:p>
+        </w:tc>
+        <w:tc>
+          <w:tcPr>
+            <w:tcW w:type="dxa" w:w="1440"/>
+          </w:tcPr>
+          <w:p>
+            <w:r>
+              <w:t>0.099</w:t>
+            </w:r>
+          </w:p>
+        </w:tc>
+      </w:tr>
+      <w:tr>
+        <w:tc>
+          <w:tcPr>
+            <w:tcW w:type="dxa" w:w="1440"/>
+          </w:tcPr>
+          <w:p>
+            <w:r>
+              <w:t>Simonsiella</w:t>
+            </w:r>
+          </w:p>
+        </w:tc>
+        <w:tc>
+          <w:tcPr>
+            <w:tcW w:type="dxa" w:w="1440"/>
+          </w:tcPr>
+          <w:p>
+            <w:r>
+              <w:t>20</w:t>
+            </w:r>
+          </w:p>
+        </w:tc>
+        <w:tc>
+          <w:tcPr>
+            <w:tcW w:type="dxa" w:w="1440"/>
+          </w:tcPr>
+          <w:p>
+            <w:r>
+              <w:t>7</w:t>
+            </w:r>
+          </w:p>
+        </w:tc>
+        <w:tc>
+          <w:tcPr>
+            <w:tcW w:type="dxa" w:w="1440"/>
+          </w:tcPr>
+          <w:p>
+            <w:r>
+              <w:t>0.350</w:t>
+            </w:r>
+          </w:p>
+        </w:tc>
+        <w:tc>
+          <w:tcPr>
+            <w:tcW w:type="dxa" w:w="1440"/>
+          </w:tcPr>
+          <w:p>
+            <w:r>
+              <w:t>2.4e-03</w:t>
+            </w:r>
+          </w:p>
+        </w:tc>
+        <w:tc>
+          <w:tcPr>
+            <w:tcW w:type="dxa" w:w="1440"/>
+          </w:tcPr>
+          <w:p>
+            <w:r>
+              <w:t>0.099</w:t>
+            </w:r>
+          </w:p>
+        </w:tc>
+      </w:tr>
+      <w:tr>
+        <w:tc>
+          <w:tcPr>
+            <w:tcW w:type="dxa" w:w="1440"/>
+          </w:tcPr>
+          <w:p>
+            <w:r>
+              <w:t>Desulfobulbus</w:t>
+            </w:r>
+          </w:p>
+        </w:tc>
+        <w:tc>
+          <w:tcPr>
+            <w:tcW w:type="dxa" w:w="1440"/>
+          </w:tcPr>
+          <w:p>
+            <w:r>
+              <w:t>20</w:t>
+            </w:r>
+          </w:p>
+        </w:tc>
+        <w:tc>
+          <w:tcPr>
+            <w:tcW w:type="dxa" w:w="1440"/>
+          </w:tcPr>
+          <w:p>
+            <w:r>
+              <w:t>7</w:t>
+            </w:r>
+          </w:p>
+        </w:tc>
+        <w:tc>
+          <w:tcPr>
+            <w:tcW w:type="dxa" w:w="1440"/>
+          </w:tcPr>
+          <w:p>
+            <w:r>
+              <w:t>0.350</w:t>
+            </w:r>
+          </w:p>
+        </w:tc>
+        <w:tc>
+          <w:tcPr>
+            <w:tcW w:type="dxa" w:w="1440"/>
+          </w:tcPr>
+          <w:p>
+            <w:r>
+              <w:t>2.4e-03</w:t>
+            </w:r>
+          </w:p>
+        </w:tc>
+        <w:tc>
+          <w:tcPr>
+            <w:tcW w:type="dxa" w:w="1440"/>
+          </w:tcPr>
+          <w:p>
+            <w:r>
+              <w:t>0.099</w:t>
+            </w:r>
+          </w:p>
+        </w:tc>
+      </w:tr>
+      <w:tr>
+        <w:tc>
+          <w:tcPr>
+            <w:tcW w:type="dxa" w:w="1440"/>
+          </w:tcPr>
+          <w:p>
+            <w:r>
+              <w:t>Sutterella</w:t>
+            </w:r>
+          </w:p>
+        </w:tc>
+        <w:tc>
+          <w:tcPr>
+            <w:tcW w:type="dxa" w:w="1440"/>
+          </w:tcPr>
+          <w:p>
+            <w:r>
+              <w:t>56</w:t>
+            </w:r>
+          </w:p>
+        </w:tc>
+        <w:tc>
+          <w:tcPr>
+            <w:tcW w:type="dxa" w:w="1440"/>
+          </w:tcPr>
+          <w:p>
+            <w:r>
+              <w:t>13</w:t>
+            </w:r>
+          </w:p>
+        </w:tc>
+        <w:tc>
+          <w:tcPr>
+            <w:tcW w:type="dxa" w:w="1440"/>
+          </w:tcPr>
+          <w:p>
+            <w:r>
+              <w:t>0.232</w:t>
+            </w:r>
+          </w:p>
+        </w:tc>
+        <w:tc>
+          <w:tcPr>
+            <w:tcW w:type="dxa" w:w="1440"/>
+          </w:tcPr>
+          <w:p>
+            <w:r>
+              <w:t>3.0e-03</w:t>
+            </w:r>
+          </w:p>
+        </w:tc>
+        <w:tc>
+          <w:tcPr>
+            <w:tcW w:type="dxa" w:w="1440"/>
+          </w:tcPr>
+          <w:p>
+            <w:r>
+              <w:t>0.11</w:t>
+            </w:r>
+          </w:p>
+        </w:tc>
+      </w:tr>
+    </w:tbl>
+    <w:p>
+      <w:pPr>
+        <w:spacing w:after="120"/>
+        <w:jc w:val="both"/>
+      </w:pPr>
+      <w:r>
+        <w:t>Two genera pass FDR &lt; 0.05: Cardiobacterium and Eikenella. Both are oral HACEK genera, so the signal most likely reflects the oral studies, where interaction models fit best. It is not a cross-biome keystone law. Out-strength from a ridge model is a statistical dependence score, not a causal keystone effect, and it scales with each genus's variance and prevalence. No experimental validation was done.</w:t>
+      </w:r>
+    </w:p>
+    <w:p>
+      <w:pPr>
+        <w:pStyle w:val="Heading2"/>
+      </w:pPr>
+      <w:r>
+        <w:t>5.5 What predicts where interactions help?</w:t>
+      </w:r>
+    </w:p>
+    <w:p>
+      <w:pPr>
+        <w:spacing w:after="120"/>
+        <w:jc w:val="both"/>
+      </w:pPr>
+      <w:r>
+        <w:t>Across the 160 studies we regressed the audit gain (prior error minus interaction error) on standardised study covariates: Shannon diversity and Bray-Curtis dispersion (scikit-bio), co-occurrence network density and modularity (networkx; edges where |Spearman rho| &gt; 0.3 among genera with prevalence &gt;= 20%), log sample and taxa counts, and assembly and human-gut flags. Inference uses heteroskedasticity-robust (HC3) standard errors:</w:t>
+      </w:r>
+    </w:p>
+    <w:p>
+      <w:pPr>
+        <w:jc w:val="center"/>
+      </w:pPr>
+      <w:r>
+        <w:rPr>
+          <w:i/>
+        </w:rPr>
+        <w:t>gain_s = b_0 + sum_k b_k z_sk + e_s,   Var(b) = (Z'Z)^-1 Z' diag( e_s^2 / (1 - h_ss)^2 ) Z (Z'Z)^-1</w:t>
+      </w:r>
+      <w:r>
+        <w:tab/>
+        <w:tab/>
+        <w:t>(16)</w:t>
+      </w:r>
+    </w:p>
+    <w:p>
+      <w:r>
+        <w:rPr>
+          <w:b/>
+        </w:rPr>
+        <w:t>Table 8. Predictors of interaction gain (OLS R^2 = 0.47; random forest 5-fold CV R^2 = 0.37; results/predictors_audit.json).</w:t>
+      </w:r>
+    </w:p>
+    <w:tbl>
+      <w:tblPr>
+        <w:tblStyle w:val="LightGrid-Accent1"/>
+        <w:tblW w:type="auto" w:w="0"/>
+        <w:tblLook w:firstColumn="1" w:firstRow="1" w:lastColumn="0" w:lastRow="0" w:noHBand="0" w:noVBand="1" w:val="04A0"/>
+      </w:tblPr>
+      <w:tblGrid>
+        <w:gridCol w:w="1728"/>
+        <w:gridCol w:w="1728"/>
+        <w:gridCol w:w="1728"/>
+        <w:gridCol w:w="1728"/>
+        <w:gridCol w:w="1728"/>
+      </w:tblGrid>
+      <w:tr>
+        <w:tc>
+          <w:tcPr>
+            <w:tcW w:type="dxa" w:w="1728"/>
+          </w:tcPr>
+          <w:p>
+            <w:r>
+              <w:t>covariate</w:t>
+            </w:r>
+          </w:p>
+        </w:tc>
+        <w:tc>
+          <w:tcPr>
+            <w:tcW w:type="dxa" w:w="1728"/>
+          </w:tcPr>
+          <w:p>
+            <w:r>
+              <w:t>std. beta</w:t>
+            </w:r>
+          </w:p>
+        </w:tc>
+        <w:tc>
+          <w:tcPr>
+            <w:tcW w:type="dxa" w:w="1728"/>
+          </w:tcPr>
+          <w:p>
+            <w:r>
+              <w:t>p (HC3)</w:t>
+            </w:r>
+          </w:p>
+        </w:tc>
+        <w:tc>
+          <w:tcPr>
+            <w:tcW w:type="dxa" w:w="1728"/>
+          </w:tcPr>
+          <w:p>
+            <w:r>
+              <w:t>RF permutation importance</w:t>
+            </w:r>
+          </w:p>
+        </w:tc>
+        <w:tc>
+          <w:tcPr>
+            <w:tcW w:type="dxa" w:w="1728"/>
+          </w:tcPr>
+          <w:p>
+            <w:r>
+              <w:t>marginal Spearman rho</w:t>
+            </w:r>
+          </w:p>
+        </w:tc>
+      </w:tr>
+      <w:tr>
+        <w:tc>
+          <w:tcPr>
+            <w:tcW w:type="dxa" w:w="1728"/>
+          </w:tcPr>
+          <w:p>
+            <w:r>
+              <w:t>shannon</w:t>
+            </w:r>
+          </w:p>
+        </w:tc>
+        <w:tc>
+          <w:tcPr>
+            <w:tcW w:type="dxa" w:w="1728"/>
+          </w:tcPr>
+          <w:p>
+            <w:r>
+              <w:t>-0.003</w:t>
+            </w:r>
+          </w:p>
+        </w:tc>
+        <w:tc>
+          <w:tcPr>
+            <w:tcW w:type="dxa" w:w="1728"/>
+          </w:tcPr>
+          <w:p>
+            <w:r>
+              <w:t>0.63</w:t>
+            </w:r>
+          </w:p>
+        </w:tc>
+        <w:tc>
+          <w:tcPr>
+            <w:tcW w:type="dxa" w:w="1728"/>
+          </w:tcPr>
+          <w:p>
+            <w:r>
+              <w:t>0.039</w:t>
+            </w:r>
+          </w:p>
+        </w:tc>
+        <w:tc>
+          <w:tcPr>
+            <w:tcW w:type="dxa" w:w="1728"/>
+          </w:tcPr>
+          <w:p>
+            <w:r>
+              <w:t>-0.350</w:t>
+            </w:r>
+          </w:p>
+        </w:tc>
+      </w:tr>
+      <w:tr>
+        <w:tc>
+          <w:tcPr>
+            <w:tcW w:type="dxa" w:w="1728"/>
+          </w:tcPr>
+          <w:p>
+            <w:r>
+              <w:t>beta_bc</w:t>
+            </w:r>
+          </w:p>
+        </w:tc>
+        <w:tc>
+          <w:tcPr>
+            <w:tcW w:type="dxa" w:w="1728"/>
+          </w:tcPr>
+          <w:p>
+            <w:r>
+              <w:t>0.014</w:t>
+            </w:r>
+          </w:p>
+        </w:tc>
+        <w:tc>
+          <w:tcPr>
+            <w:tcW w:type="dxa" w:w="1728"/>
+          </w:tcPr>
+          <w:p>
+            <w:r>
+              <w:t>0.0051</w:t>
+            </w:r>
+          </w:p>
+        </w:tc>
+        <w:tc>
+          <w:tcPr>
+            <w:tcW w:type="dxa" w:w="1728"/>
+          </w:tcPr>
+          <w:p>
+            <w:r>
+              <w:t>0.268</w:t>
+            </w:r>
+          </w:p>
+        </w:tc>
+        <w:tc>
+          <w:tcPr>
+            <w:tcW w:type="dxa" w:w="1728"/>
+          </w:tcPr>
+          <w:p>
+            <w:r>
+              <w:t>0.510</w:t>
+            </w:r>
+          </w:p>
+        </w:tc>
+      </w:tr>
+      <w:tr>
+        <w:tc>
+          <w:tcPr>
+            <w:tcW w:type="dxa" w:w="1728"/>
+          </w:tcPr>
+          <w:p>
+            <w:r>
+              <w:t>net_density</w:t>
+            </w:r>
+          </w:p>
+        </w:tc>
+        <w:tc>
+          <w:tcPr>
+            <w:tcW w:type="dxa" w:w="1728"/>
+          </w:tcPr>
+          <w:p>
+            <w:r>
+              <w:t>0.026</w:t>
+            </w:r>
+          </w:p>
+        </w:tc>
+        <w:tc>
+          <w:tcPr>
+            <w:tcW w:type="dxa" w:w="1728"/>
+          </w:tcPr>
+          <w:p>
+            <w:r>
+              <w:t>0.00076</w:t>
+            </w:r>
+          </w:p>
+        </w:tc>
+        <w:tc>
+          <w:tcPr>
+            <w:tcW w:type="dxa" w:w="1728"/>
+          </w:tcPr>
+          <w:p>
+            <w:r>
+              <w:t>0.600</w:t>
+            </w:r>
+          </w:p>
+        </w:tc>
+        <w:tc>
+          <w:tcPr>
+            <w:tcW w:type="dxa" w:w="1728"/>
+          </w:tcPr>
+          <w:p>
+            <w:r>
+              <w:t>0.610</w:t>
+            </w:r>
+          </w:p>
+        </w:tc>
+      </w:tr>
+      <w:tr>
+        <w:tc>
+          <w:tcPr>
+            <w:tcW w:type="dxa" w:w="1728"/>
+          </w:tcPr>
+          <w:p>
+            <w:r>
+              <w:t>net_modularity</w:t>
+            </w:r>
+          </w:p>
+        </w:tc>
+        <w:tc>
+          <w:tcPr>
+            <w:tcW w:type="dxa" w:w="1728"/>
+          </w:tcPr>
+          <w:p>
+            <w:r>
+              <w:t>-0.001</w:t>
+            </w:r>
+          </w:p>
+        </w:tc>
+        <w:tc>
+          <w:tcPr>
+            <w:tcW w:type="dxa" w:w="1728"/>
+          </w:tcPr>
+          <w:p>
+            <w:r>
+              <w:t>0.89</w:t>
+            </w:r>
+          </w:p>
+        </w:tc>
+        <w:tc>
+          <w:tcPr>
+            <w:tcW w:type="dxa" w:w="1728"/>
+          </w:tcPr>
+          <w:p>
+            <w:r>
+              <w:t>0.022</w:t>
+            </w:r>
+          </w:p>
+        </w:tc>
+        <w:tc>
+          <w:tcPr>
+            <w:tcW w:type="dxa" w:w="1728"/>
+          </w:tcPr>
+          <w:p>
+            <w:r>
+              <w:t>-0.420</w:t>
+            </w:r>
+          </w:p>
+        </w:tc>
+      </w:tr>
+      <w:tr>
+        <w:tc>
+          <w:tcPr>
+            <w:tcW w:type="dxa" w:w="1728"/>
+          </w:tcPr>
+          <w:p>
+            <w:r>
+              <w:t>n</w:t>
+            </w:r>
+          </w:p>
+        </w:tc>
+        <w:tc>
+          <w:tcPr>
+            <w:tcW w:type="dxa" w:w="1728"/>
+          </w:tcPr>
+          <w:p>
+            <w:r>
+              <w:t>0.012</w:t>
+            </w:r>
+          </w:p>
+        </w:tc>
+        <w:tc>
+          <w:tcPr>
+            <w:tcW w:type="dxa" w:w="1728"/>
+          </w:tcPr>
+          <w:p>
+            <w:r>
+              <w:t>0.034</w:t>
+            </w:r>
+          </w:p>
+        </w:tc>
+        <w:tc>
+          <w:tcPr>
+            <w:tcW w:type="dxa" w:w="1728"/>
+          </w:tcPr>
+          <w:p>
+            <w:r>
+              <w:t>0.089</w:t>
+            </w:r>
+          </w:p>
+        </w:tc>
+        <w:tc>
+          <w:tcPr>
+            <w:tcW w:type="dxa" w:w="1728"/>
+          </w:tcPr>
+          <w:p>
+            <w:r>
+              <w:t>0.240</w:t>
+            </w:r>
+          </w:p>
+        </w:tc>
+      </w:tr>
+      <w:tr>
+        <w:tc>
+          <w:tcPr>
+            <w:tcW w:type="dxa" w:w="1728"/>
+          </w:tcPr>
+          <w:p>
+            <w:r>
+              <w:t>taxa</w:t>
+            </w:r>
+          </w:p>
+        </w:tc>
+        <w:tc>
+          <w:tcPr>
+            <w:tcW w:type="dxa" w:w="1728"/>
+          </w:tcPr>
+          <w:p>
+            <w:r>
+              <w:t>0.017</w:t>
+            </w:r>
+          </w:p>
+        </w:tc>
+        <w:tc>
+          <w:tcPr>
+            <w:tcW w:type="dxa" w:w="1728"/>
+          </w:tcPr>
+          <w:p>
+            <w:r>
+              <w:t>0.0061</w:t>
+            </w:r>
+          </w:p>
+        </w:tc>
+        <w:tc>
+          <w:tcPr>
+            <w:tcW w:type="dxa" w:w="1728"/>
+          </w:tcPr>
+          <w:p>
+            <w:r>
+              <w:t>0.127</w:t>
+            </w:r>
+          </w:p>
+        </w:tc>
+        <w:tc>
+          <w:tcPr>
+            <w:tcW w:type="dxa" w:w="1728"/>
+          </w:tcPr>
+          <w:p>
+            <w:r>
+              <w:t>0.540</w:t>
+            </w:r>
+          </w:p>
+        </w:tc>
+      </w:tr>
+      <w:tr>
+        <w:tc>
+          <w:tcPr>
+            <w:tcW w:type="dxa" w:w="1728"/>
+          </w:tcPr>
+          <w:p>
+            <w:r>
+              <w:t>assembly</w:t>
+            </w:r>
+          </w:p>
+        </w:tc>
+        <w:tc>
+          <w:tcPr>
+            <w:tcW w:type="dxa" w:w="1728"/>
+          </w:tcPr>
+          <w:p>
+            <w:r>
+              <w:t>-0.002</w:t>
+            </w:r>
+          </w:p>
+        </w:tc>
+        <w:tc>
+          <w:tcPr>
+            <w:tcW w:type="dxa" w:w="1728"/>
+          </w:tcPr>
+          <w:p>
+            <w:r>
+              <w:t>0.7</w:t>
+            </w:r>
+          </w:p>
+        </w:tc>
+        <w:tc>
+          <w:tcPr>
+            <w:tcW w:type="dxa" w:w="1728"/>
+          </w:tcPr>
+          <w:p>
+            <w:r>
+              <w:t>0.022</w:t>
+            </w:r>
+          </w:p>
+        </w:tc>
+        <w:tc>
+          <w:tcPr>
+            <w:tcW w:type="dxa" w:w="1728"/>
+          </w:tcPr>
+          <w:p>
+            <w:r>
+              <w:t>-0.550</w:t>
+            </w:r>
+          </w:p>
+        </w:tc>
+      </w:tr>
+      <w:tr>
+        <w:tc>
+          <w:tcPr>
+            <w:tcW w:type="dxa" w:w="1728"/>
+          </w:tcPr>
+          <w:p>
+            <w:r>
+              <w:t>human_gut</w:t>
+            </w:r>
+          </w:p>
+        </w:tc>
+        <w:tc>
+          <w:tcPr>
+            <w:tcW w:type="dxa" w:w="1728"/>
+          </w:tcPr>
+          <w:p>
+            <w:r>
+              <w:t>-0.007</w:t>
+            </w:r>
+          </w:p>
+        </w:tc>
+        <w:tc>
+          <w:tcPr>
+            <w:tcW w:type="dxa" w:w="1728"/>
+          </w:tcPr>
+          <w:p>
+            <w:r>
+              <w:t>0.24</w:t>
+            </w:r>
+          </w:p>
+        </w:tc>
+        <w:tc>
+          <w:tcPr>
+            <w:tcW w:type="dxa" w:w="1728"/>
+          </w:tcPr>
+          <w:p>
+            <w:r>
+              <w:t>0.001</w:t>
+            </w:r>
+          </w:p>
+        </w:tc>
+        <w:tc>
+          <w:tcPr>
+            <w:tcW w:type="dxa" w:w="1728"/>
+          </w:tcPr>
+          <w:p>
+            <w:r>
+              <w:t>-0.460</w:t>
+            </w:r>
+          </w:p>
+        </w:tc>
+      </w:tr>
+    </w:tbl>
+    <w:p>
+      <w:pPr>
+        <w:spacing w:after="120"/>
+        <w:jc w:val="both"/>
+      </w:pPr>
+      <w:r>
+        <w:t>Network density is the strongest independent predictor, followed by beta dispersion and community size. Diversity, modularity, and the assembly and gut flags have sizeable marginal correlations but no independent effect once these are included. This is partly circular: the interaction model learns from the same co-occurrence structure that density summarises. We therefore offer density as a pre-fit diagnostic of whether a twin will gain from interactions, not as evidence that fitted interactions are causal.</w:t>
+      </w:r>
+    </w:p>
+    <w:p>
+      <w:pPr>
         <w:pStyle w:val="Heading1"/>
       </w:pPr>
       <w:r>
@@ -4710,6 +5803,24 @@
     </w:p>
     <w:p>
       <w:pPr>
+        <w:spacing w:after="120"/>
+        <w:jc w:val="both"/>
+      </w:pPr>
+      <w:r>
+        <w:t>- Keystone consensus found only 2 of 248 genera at FDR &lt; 0.05, both oral; there is no cross-biome keystone signal.</w:t>
+      </w:r>
+    </w:p>
+    <w:p>
+      <w:pPr>
+        <w:spacing w:after="120"/>
+        <w:jc w:val="both"/>
+      </w:pPr>
+      <w:r>
+        <w:t>- Network modularity and Shannon diversity do not independently predict interaction gain.</w:t>
+      </w:r>
+    </w:p>
+    <w:p>
+      <w:pPr>
         <w:pStyle w:val="Heading1"/>
       </w:pPr>
       <w:r>
@@ -4766,7 +5877,7 @@
         <w:jc w:val="both"/>
       </w:pPr>
       <w:r>
-        <w:t>The program target of 40 external tools was not reached. Table 7 lists every tool actually used.</w:t>
+        <w:t>The program target of 40 external tools was not reached. The table lists every tool actually used, from results/tools_ledger.csv.</w:t>
       </w:r>
     </w:p>
     <w:p>
@@ -4774,7 +5885,7 @@
         <w:rPr>
           <w:b/>
         </w:rPr>
-        <w:t>Table 7. Tools table (honest count: 13).</w:t>
+        <w:t>Table 9. Tools ledger: 17 entries, 12 counting toward the gate after excluding infrastructure.</w:t>
       </w:r>
     </w:p>
     <w:tbl>
@@ -4784,13 +5895,15 @@
         <w:tblLook w:firstColumn="1" w:firstRow="1" w:lastColumn="0" w:lastRow="0" w:noHBand="0" w:noVBand="1" w:val="04A0"/>
       </w:tblPr>
       <w:tblGrid>
-        <w:gridCol w:w="4320"/>
-        <w:gridCol w:w="4320"/>
+        <w:gridCol w:w="2160"/>
+        <w:gridCol w:w="2160"/>
+        <w:gridCol w:w="2160"/>
+        <w:gridCol w:w="2160"/>
       </w:tblGrid>
       <w:tr>
         <w:tc>
           <w:tcPr>
-            <w:tcW w:type="dxa" w:w="4320"/>
+            <w:tcW w:type="dxa" w:w="2160"/>
           </w:tcPr>
           <w:p>
             <w:r>
@@ -4800,11 +5913,31 @@
         </w:tc>
         <w:tc>
           <w:tcPr>
-            <w:tcW w:type="dxa" w:w="4320"/>
-          </w:tcPr>
-          <w:p>
-            <w:r>
-              <w:t>role</w:t>
+            <w:tcW w:type="dxa" w:w="2160"/>
+          </w:tcPr>
+          <w:p>
+            <w:r>
+              <w:t>kind</w:t>
+            </w:r>
+          </w:p>
+        </w:tc>
+        <w:tc>
+          <w:tcPr>
+            <w:tcW w:type="dxa" w:w="2160"/>
+          </w:tcPr>
+          <w:p>
+            <w:r>
+              <w:t>where used</w:t>
+            </w:r>
+          </w:p>
+        </w:tc>
+        <w:tc>
+          <w:tcPr>
+            <w:tcW w:type="dxa" w:w="2160"/>
+          </w:tcPr>
+          <w:p>
+            <w:r>
+              <w:t>gate</w:t>
             </w:r>
           </w:p>
         </w:tc>
@@ -4812,21 +5945,41 @@
       <w:tr>
         <w:tc>
           <w:tcPr>
-            <w:tcW w:type="dxa" w:w="4320"/>
-          </w:tcPr>
-          <w:p>
-            <w:r>
-              <w:t>Python 3.10</w:t>
-            </w:r>
-          </w:p>
-        </w:tc>
-        <w:tc>
-          <w:tcPr>
-            <w:tcW w:type="dxa" w:w="4320"/>
-          </w:tcPr>
-          <w:p>
-            <w:r>
-              <w:t>language</w:t>
+            <w:tcW w:type="dxa" w:w="2160"/>
+          </w:tcPr>
+          <w:p>
+            <w:r>
+              <w:t>NumPy</w:t>
+            </w:r>
+          </w:p>
+        </w:tc>
+        <w:tc>
+          <w:tcPr>
+            <w:tcW w:type="dxa" w:w="2160"/>
+          </w:tcPr>
+          <w:p>
+            <w:r>
+              <w:t>library</w:t>
+            </w:r>
+          </w:p>
+        </w:tc>
+        <w:tc>
+          <w:tcPr>
+            <w:tcW w:type="dxa" w:w="2160"/>
+          </w:tcPr>
+          <w:p>
+            <w:r>
+              <w:t>src/microtwin; run_bench.py; scripts/</w:t>
+            </w:r>
+          </w:p>
+        </w:tc>
+        <w:tc>
+          <w:tcPr>
+            <w:tcW w:type="dxa" w:w="2160"/>
+          </w:tcPr>
+          <w:p>
+            <w:r>
+              <w:t>counts</w:t>
             </w:r>
           </w:p>
         </w:tc>
@@ -4834,21 +5987,41 @@
       <w:tr>
         <w:tc>
           <w:tcPr>
-            <w:tcW w:type="dxa" w:w="4320"/>
-          </w:tcPr>
-          <w:p>
-            <w:r>
-              <w:t>NumPy</w:t>
-            </w:r>
-          </w:p>
-        </w:tc>
-        <w:tc>
-          <w:tcPr>
-            <w:tcW w:type="dxa" w:w="4320"/>
-          </w:tcPr>
-          <w:p>
-            <w:r>
-              <w:t>arrays, bootstrap</w:t>
+            <w:tcW w:type="dxa" w:w="2160"/>
+          </w:tcPr>
+          <w:p>
+            <w:r>
+              <w:t>SciPy</w:t>
+            </w:r>
+          </w:p>
+        </w:tc>
+        <w:tc>
+          <w:tcPr>
+            <w:tcW w:type="dxa" w:w="2160"/>
+          </w:tcPr>
+          <w:p>
+            <w:r>
+              <w:t>library</w:t>
+            </w:r>
+          </w:p>
+        </w:tc>
+        <w:tc>
+          <w:tcPr>
+            <w:tcW w:type="dxa" w:w="2160"/>
+          </w:tcPr>
+          <w:p>
+            <w:r>
+              <w:t>src/microtwin/audit.py; scripts/ (stats; FDR inputs)</w:t>
+            </w:r>
+          </w:p>
+        </w:tc>
+        <w:tc>
+          <w:tcPr>
+            <w:tcW w:type="dxa" w:w="2160"/>
+          </w:tcPr>
+          <w:p>
+            <w:r>
+              <w:t>counts</w:t>
             </w:r>
           </w:p>
         </w:tc>
@@ -4856,21 +6029,41 @@
       <w:tr>
         <w:tc>
           <w:tcPr>
-            <w:tcW w:type="dxa" w:w="4320"/>
-          </w:tcPr>
-          <w:p>
-            <w:r>
-              <w:t>SciPy</w:t>
-            </w:r>
-          </w:p>
-        </w:tc>
-        <w:tc>
-          <w:tcPr>
-            <w:tcW w:type="dxa" w:w="4320"/>
-          </w:tcPr>
-          <w:p>
-            <w:r>
-              <w:t>Wilcoxon, ODE integration</w:t>
+            <w:tcW w:type="dxa" w:w="2160"/>
+          </w:tcPr>
+          <w:p>
+            <w:r>
+              <w:t>pandas</w:t>
+            </w:r>
+          </w:p>
+        </w:tc>
+        <w:tc>
+          <w:tcPr>
+            <w:tcW w:type="dxa" w:w="2160"/>
+          </w:tcPr>
+          <w:p>
+            <w:r>
+              <w:t>library</w:t>
+            </w:r>
+          </w:p>
+        </w:tc>
+        <w:tc>
+          <w:tcPr>
+            <w:tcW w:type="dxa" w:w="2160"/>
+          </w:tcPr>
+          <w:p>
+            <w:r>
+              <w:t>scripts/; paper/build_paper.py</w:t>
+            </w:r>
+          </w:p>
+        </w:tc>
+        <w:tc>
+          <w:tcPr>
+            <w:tcW w:type="dxa" w:w="2160"/>
+          </w:tcPr>
+          <w:p>
+            <w:r>
+              <w:t>counts</w:t>
             </w:r>
           </w:p>
         </w:tc>
@@ -4878,21 +6071,41 @@
       <w:tr>
         <w:tc>
           <w:tcPr>
-            <w:tcW w:type="dxa" w:w="4320"/>
-          </w:tcPr>
-          <w:p>
-            <w:r>
-              <w:t>pandas</w:t>
-            </w:r>
-          </w:p>
-        </w:tc>
-        <w:tc>
-          <w:tcPr>
-            <w:tcW w:type="dxa" w:w="4320"/>
-          </w:tcPr>
-          <w:p>
-            <w:r>
-              <w:t>data loading</w:t>
+            <w:tcW w:type="dxa" w:w="2160"/>
+          </w:tcPr>
+          <w:p>
+            <w:r>
+              <w:t>PyTorch</w:t>
+            </w:r>
+          </w:p>
+        </w:tc>
+        <w:tc>
+          <w:tcPr>
+            <w:tcW w:type="dxa" w:w="2160"/>
+          </w:tcPr>
+          <w:p>
+            <w:r>
+              <w:t>library</w:t>
+            </w:r>
+          </w:p>
+        </w:tc>
+        <w:tc>
+          <w:tcPr>
+            <w:tcW w:type="dxa" w:w="2160"/>
+          </w:tcPr>
+          <w:p>
+            <w:r>
+              <w:t>src/microtwin/models.py; run_bench.py (cNODE and graph-twin models)</w:t>
+            </w:r>
+          </w:p>
+        </w:tc>
+        <w:tc>
+          <w:tcPr>
+            <w:tcW w:type="dxa" w:w="2160"/>
+          </w:tcPr>
+          <w:p>
+            <w:r>
+              <w:t>counts</w:t>
             </w:r>
           </w:p>
         </w:tc>
@@ -4900,21 +6113,41 @@
       <w:tr>
         <w:tc>
           <w:tcPr>
-            <w:tcW w:type="dxa" w:w="4320"/>
-          </w:tcPr>
-          <w:p>
-            <w:r>
-              <w:t>PyTorch</w:t>
-            </w:r>
-          </w:p>
-        </w:tc>
-        <w:tc>
-          <w:tcPr>
-            <w:tcW w:type="dxa" w:w="4320"/>
-          </w:tcPr>
-          <w:p>
-            <w:r>
-              <w:t>cNODE, gLV, GraphTwin training</w:t>
+            <w:tcW w:type="dxa" w:w="2160"/>
+          </w:tcPr>
+          <w:p>
+            <w:r>
+              <w:t>Matplotlib</w:t>
+            </w:r>
+          </w:p>
+        </w:tc>
+        <w:tc>
+          <w:tcPr>
+            <w:tcW w:type="dxa" w:w="2160"/>
+          </w:tcPr>
+          <w:p>
+            <w:r>
+              <w:t>library</w:t>
+            </w:r>
+          </w:p>
+        </w:tc>
+        <w:tc>
+          <w:tcPr>
+            <w:tcW w:type="dxa" w:w="2160"/>
+          </w:tcPr>
+          <w:p>
+            <w:r>
+              <w:t>scripts/summarise_audit.py (fig_mgnify_audit.png)</w:t>
+            </w:r>
+          </w:p>
+        </w:tc>
+        <w:tc>
+          <w:tcPr>
+            <w:tcW w:type="dxa" w:w="2160"/>
+          </w:tcPr>
+          <w:p>
+            <w:r>
+              <w:t>counts</w:t>
             </w:r>
           </w:p>
         </w:tc>
@@ -4922,21 +6155,41 @@
       <w:tr>
         <w:tc>
           <w:tcPr>
-            <w:tcW w:type="dxa" w:w="4320"/>
-          </w:tcPr>
-          <w:p>
-            <w:r>
-              <w:t>matplotlib</w:t>
-            </w:r>
-          </w:p>
-        </w:tc>
-        <w:tc>
-          <w:tcPr>
-            <w:tcW w:type="dxa" w:w="4320"/>
-          </w:tcPr>
-          <w:p>
-            <w:r>
-              <w:t>figures</w:t>
+            <w:tcW w:type="dxa" w:w="2160"/>
+          </w:tcPr>
+          <w:p>
+            <w:r>
+              <w:t>python-docx</w:t>
+            </w:r>
+          </w:p>
+        </w:tc>
+        <w:tc>
+          <w:tcPr>
+            <w:tcW w:type="dxa" w:w="2160"/>
+          </w:tcPr>
+          <w:p>
+            <w:r>
+              <w:t>library</w:t>
+            </w:r>
+          </w:p>
+        </w:tc>
+        <w:tc>
+          <w:tcPr>
+            <w:tcW w:type="dxa" w:w="2160"/>
+          </w:tcPr>
+          <w:p>
+            <w:r>
+              <w:t>paper/paperkit.py</w:t>
+            </w:r>
+          </w:p>
+        </w:tc>
+        <w:tc>
+          <w:tcPr>
+            <w:tcW w:type="dxa" w:w="2160"/>
+          </w:tcPr>
+          <w:p>
+            <w:r>
+              <w:t>infra (excluded)</w:t>
             </w:r>
           </w:p>
         </w:tc>
@@ -4944,7 +6197,7 @@
       <w:tr>
         <w:tc>
           <w:tcPr>
-            <w:tcW w:type="dxa" w:w="4320"/>
+            <w:tcW w:type="dxa" w:w="2160"/>
           </w:tcPr>
           <w:p>
             <w:r>
@@ -4954,11 +6207,31 @@
         </w:tc>
         <w:tc>
           <w:tcPr>
-            <w:tcW w:type="dxa" w:w="4320"/>
-          </w:tcPr>
-          <w:p>
-            <w:r>
-              <w:t>hermetic tests</w:t>
+            <w:tcW w:type="dxa" w:w="2160"/>
+          </w:tcPr>
+          <w:p>
+            <w:r>
+              <w:t>test framework</w:t>
+            </w:r>
+          </w:p>
+        </w:tc>
+        <w:tc>
+          <w:tcPr>
+            <w:tcW w:type="dxa" w:w="2160"/>
+          </w:tcPr>
+          <w:p>
+            <w:r>
+              <w:t>tests/test_microtwin.py; tests/test_audit.py</w:t>
+            </w:r>
+          </w:p>
+        </w:tc>
+        <w:tc>
+          <w:tcPr>
+            <w:tcW w:type="dxa" w:w="2160"/>
+          </w:tcPr>
+          <w:p>
+            <w:r>
+              <w:t>infra (excluded)</w:t>
             </w:r>
           </w:p>
         </w:tc>
@@ -4966,21 +6239,41 @@
       <w:tr>
         <w:tc>
           <w:tcPr>
-            <w:tcW w:type="dxa" w:w="4320"/>
-          </w:tcPr>
-          <w:p>
-            <w:r>
-              <w:t>python-docx</w:t>
-            </w:r>
-          </w:p>
-        </w:tc>
-        <w:tc>
-          <w:tcPr>
-            <w:tcW w:type="dxa" w:w="4320"/>
-          </w:tcPr>
-          <w:p>
-            <w:r>
-              <w:t>this paper</w:t>
+            <w:tcW w:type="dxa" w:w="2160"/>
+          </w:tcPr>
+          <w:p>
+            <w:r>
+              <w:t>LibreOffice (soffice headless)</w:t>
+            </w:r>
+          </w:p>
+        </w:tc>
+        <w:tc>
+          <w:tcPr>
+            <w:tcW w:type="dxa" w:w="2160"/>
+          </w:tcPr>
+          <w:p>
+            <w:r>
+              <w:t>application</w:t>
+            </w:r>
+          </w:p>
+        </w:tc>
+        <w:tc>
+          <w:tcPr>
+            <w:tcW w:type="dxa" w:w="2160"/>
+          </w:tcPr>
+          <w:p>
+            <w:r>
+              <w:t>paper docx -&gt; pdf render</w:t>
+            </w:r>
+          </w:p>
+        </w:tc>
+        <w:tc>
+          <w:tcPr>
+            <w:tcW w:type="dxa" w:w="2160"/>
+          </w:tcPr>
+          <w:p>
+            <w:r>
+              <w:t>infra (excluded)</w:t>
             </w:r>
           </w:p>
         </w:tc>
@@ -4988,21 +6281,41 @@
       <w:tr>
         <w:tc>
           <w:tcPr>
-            <w:tcW w:type="dxa" w:w="4320"/>
-          </w:tcPr>
-          <w:p>
-            <w:r>
-              <w:t>cNODE repository (yixueyang/cNODE)</w:t>
-            </w:r>
-          </w:p>
-        </w:tc>
-        <w:tc>
-          <w:tcPr>
-            <w:tcW w:type="dxa" w:w="4320"/>
-          </w:tcPr>
-          <w:p>
-            <w:r>
-              <w:t>data and reference protocol</w:t>
+            <w:tcW w:type="dxa" w:w="2160"/>
+          </w:tcPr>
+          <w:p>
+            <w:r>
+              <w:t>poppler pdfinfo</w:t>
+            </w:r>
+          </w:p>
+        </w:tc>
+        <w:tc>
+          <w:tcPr>
+            <w:tcW w:type="dxa" w:w="2160"/>
+          </w:tcPr>
+          <w:p>
+            <w:r>
+              <w:t>application</w:t>
+            </w:r>
+          </w:p>
+        </w:tc>
+        <w:tc>
+          <w:tcPr>
+            <w:tcW w:type="dxa" w:w="2160"/>
+          </w:tcPr>
+          <w:p>
+            <w:r>
+              <w:t>page count of rendered paper</w:t>
+            </w:r>
+          </w:p>
+        </w:tc>
+        <w:tc>
+          <w:tcPr>
+            <w:tcW w:type="dxa" w:w="2160"/>
+          </w:tcPr>
+          <w:p>
+            <w:r>
+              <w:t>infra (excluded)</w:t>
             </w:r>
           </w:p>
         </w:tc>
@@ -5010,21 +6323,41 @@
       <w:tr>
         <w:tc>
           <w:tcPr>
-            <w:tcW w:type="dxa" w:w="4320"/>
-          </w:tcPr>
-          <w:p>
-            <w:r>
-              <w:t>MDSINE2_Paper repository (gerberlab)</w:t>
-            </w:r>
-          </w:p>
-        </w:tc>
-        <w:tc>
-          <w:tcPr>
-            <w:tcW w:type="dxa" w:w="4320"/>
-          </w:tcPr>
-          <w:p>
-            <w:r>
-              <w:t>data and official metric notebook</w:t>
+            <w:tcW w:type="dxa" w:w="2160"/>
+          </w:tcPr>
+          <w:p>
+            <w:r>
+              <w:t>Git + GitHub</w:t>
+            </w:r>
+          </w:p>
+        </w:tc>
+        <w:tc>
+          <w:tcPr>
+            <w:tcW w:type="dxa" w:w="2160"/>
+          </w:tcPr>
+          <w:p>
+            <w:r>
+              <w:t>service</w:t>
+            </w:r>
+          </w:p>
+        </w:tc>
+        <w:tc>
+          <w:tcPr>
+            <w:tcW w:type="dxa" w:w="2160"/>
+          </w:tcPr>
+          <w:p>
+            <w:r>
+              <w:t>repo hosting and pushes</w:t>
+            </w:r>
+          </w:p>
+        </w:tc>
+        <w:tc>
+          <w:tcPr>
+            <w:tcW w:type="dxa" w:w="2160"/>
+          </w:tcPr>
+          <w:p>
+            <w:r>
+              <w:t>infra (excluded)</w:t>
             </w:r>
           </w:p>
         </w:tc>
@@ -5032,21 +6365,41 @@
       <w:tr>
         <w:tc>
           <w:tcPr>
-            <w:tcW w:type="dxa" w:w="4320"/>
-          </w:tcPr>
-          <w:p>
-            <w:r>
-              <w:t>git / GitHub</w:t>
-            </w:r>
-          </w:p>
-        </w:tc>
-        <w:tc>
-          <w:tcPr>
-            <w:tcW w:type="dxa" w:w="4320"/>
-          </w:tcPr>
-          <w:p>
-            <w:r>
-              <w:t>version control</w:t>
+            <w:tcW w:type="dxa" w:w="2160"/>
+          </w:tcPr>
+          <w:p>
+            <w:r>
+              <w:t>EBI MGnify REST API v1</w:t>
+            </w:r>
+          </w:p>
+        </w:tc>
+        <w:tc>
+          <w:tcPr>
+            <w:tcW w:type="dxa" w:w="2160"/>
+          </w:tcPr>
+          <w:p>
+            <w:r>
+              <w:t>web API</w:t>
+            </w:r>
+          </w:p>
+        </w:tc>
+        <w:tc>
+          <w:tcPr>
+            <w:tcW w:type="dxa" w:w="2160"/>
+          </w:tcPr>
+          <w:p>
+            <w:r>
+              <w:t>scripts fetching data/raw/mgnify (manifest.csv); scripts/keystone_mgnify.py</w:t>
+            </w:r>
+          </w:p>
+        </w:tc>
+        <w:tc>
+          <w:tcPr>
+            <w:tcW w:type="dxa" w:w="2160"/>
+          </w:tcPr>
+          <w:p>
+            <w:r>
+              <w:t>counts</w:t>
             </w:r>
           </w:p>
         </w:tc>
@@ -5054,21 +6407,41 @@
       <w:tr>
         <w:tc>
           <w:tcPr>
-            <w:tcW w:type="dxa" w:w="4320"/>
-          </w:tcPr>
-          <w:p>
-            <w:r>
-              <w:t>MGnify REST API (EBI)</w:t>
-            </w:r>
-          </w:p>
-        </w:tc>
-        <w:tc>
-          <w:tcPr>
-            <w:tcW w:type="dxa" w:w="4320"/>
-          </w:tcPr>
-          <w:p>
-            <w:r>
-              <w:t>160 study taxonomy tables</w:t>
+            <w:tcW w:type="dxa" w:w="2160"/>
+          </w:tcPr>
+          <w:p>
+            <w:r>
+              <w:t>cNODE published benchmark data (Michel-Mata et al. 2022)</w:t>
+            </w:r>
+          </w:p>
+        </w:tc>
+        <w:tc>
+          <w:tcPr>
+            <w:tcW w:type="dxa" w:w="2160"/>
+          </w:tcPr>
+          <w:p>
+            <w:r>
+              <w:t>public data release</w:t>
+            </w:r>
+          </w:p>
+        </w:tc>
+        <w:tc>
+          <w:tcPr>
+            <w:tcW w:type="dxa" w:w="2160"/>
+          </w:tcPr>
+          <w:p>
+            <w:r>
+              <w:t>data/raw/cnode/*.csv; run_bench.py</w:t>
+            </w:r>
+          </w:p>
+        </w:tc>
+        <w:tc>
+          <w:tcPr>
+            <w:tcW w:type="dxa" w:w="2160"/>
+          </w:tcPr>
+          <w:p>
+            <w:r>
+              <w:t>counts</w:t>
             </w:r>
           </w:p>
         </w:tc>
@@ -5076,7 +6449,175 @@
       <w:tr>
         <w:tc>
           <w:tcPr>
-            <w:tcW w:type="dxa" w:w="4320"/>
+            <w:tcW w:type="dxa" w:w="2160"/>
+          </w:tcPr>
+          <w:p>
+            <w:r>
+              <w:t>MDSINE2 published data and Source Data (Gibson et al. 2025)</w:t>
+            </w:r>
+          </w:p>
+        </w:tc>
+        <w:tc>
+          <w:tcPr>
+            <w:tcW w:type="dxa" w:w="2160"/>
+          </w:tcPr>
+          <w:p>
+            <w:r>
+              <w:t>public data release</w:t>
+            </w:r>
+          </w:p>
+        </w:tc>
+        <w:tc>
+          <w:tcPr>
+            <w:tcW w:type="dxa" w:w="2160"/>
+          </w:tcPr>
+          <w:p>
+            <w:r>
+              <w:t>data/raw/mdsine2*; mdsine2 head-to-head results</w:t>
+            </w:r>
+          </w:p>
+        </w:tc>
+        <w:tc>
+          <w:tcPr>
+            <w:tcW w:type="dxa" w:w="2160"/>
+          </w:tcPr>
+          <w:p>
+            <w:r>
+              <w:t>counts</w:t>
+            </w:r>
+          </w:p>
+        </w:tc>
+      </w:tr>
+      <w:tr>
+        <w:tc>
+          <w:tcPr>
+            <w:tcW w:type="dxa" w:w="2160"/>
+          </w:tcPr>
+          <w:p>
+            <w:r>
+              <w:t>scikit-bio</w:t>
+            </w:r>
+          </w:p>
+        </w:tc>
+        <w:tc>
+          <w:tcPr>
+            <w:tcW w:type="dxa" w:w="2160"/>
+          </w:tcPr>
+          <w:p>
+            <w:r>
+              <w:t>library</w:t>
+            </w:r>
+          </w:p>
+        </w:tc>
+        <w:tc>
+          <w:tcPr>
+            <w:tcW w:type="dxa" w:w="2160"/>
+          </w:tcPr>
+          <w:p>
+            <w:r>
+              <w:t>scripts/predictors_audit.py (Shannon alpha, Bray-Curtis beta diversity)</w:t>
+            </w:r>
+          </w:p>
+        </w:tc>
+        <w:tc>
+          <w:tcPr>
+            <w:tcW w:type="dxa" w:w="2160"/>
+          </w:tcPr>
+          <w:p>
+            <w:r>
+              <w:t>counts</w:t>
+            </w:r>
+          </w:p>
+        </w:tc>
+      </w:tr>
+      <w:tr>
+        <w:tc>
+          <w:tcPr>
+            <w:tcW w:type="dxa" w:w="2160"/>
+          </w:tcPr>
+          <w:p>
+            <w:r>
+              <w:t>scikit-learn</w:t>
+            </w:r>
+          </w:p>
+        </w:tc>
+        <w:tc>
+          <w:tcPr>
+            <w:tcW w:type="dxa" w:w="2160"/>
+          </w:tcPr>
+          <w:p>
+            <w:r>
+              <w:t>library</w:t>
+            </w:r>
+          </w:p>
+        </w:tc>
+        <w:tc>
+          <w:tcPr>
+            <w:tcW w:type="dxa" w:w="2160"/>
+          </w:tcPr>
+          <w:p>
+            <w:r>
+              <w:t>scripts/predictors_audit.py (random forest, CV, permutation importance)</w:t>
+            </w:r>
+          </w:p>
+        </w:tc>
+        <w:tc>
+          <w:tcPr>
+            <w:tcW w:type="dxa" w:w="2160"/>
+          </w:tcPr>
+          <w:p>
+            <w:r>
+              <w:t>counts</w:t>
+            </w:r>
+          </w:p>
+        </w:tc>
+      </w:tr>
+      <w:tr>
+        <w:tc>
+          <w:tcPr>
+            <w:tcW w:type="dxa" w:w="2160"/>
+          </w:tcPr>
+          <w:p>
+            <w:r>
+              <w:t>networkx</w:t>
+            </w:r>
+          </w:p>
+        </w:tc>
+        <w:tc>
+          <w:tcPr>
+            <w:tcW w:type="dxa" w:w="2160"/>
+          </w:tcPr>
+          <w:p>
+            <w:r>
+              <w:t>library</w:t>
+            </w:r>
+          </w:p>
+        </w:tc>
+        <w:tc>
+          <w:tcPr>
+            <w:tcW w:type="dxa" w:w="2160"/>
+          </w:tcPr>
+          <w:p>
+            <w:r>
+              <w:t>scripts/predictors_audit.py (co-occurrence network density, modularity)</w:t>
+            </w:r>
+          </w:p>
+        </w:tc>
+        <w:tc>
+          <w:tcPr>
+            <w:tcW w:type="dxa" w:w="2160"/>
+          </w:tcPr>
+          <w:p>
+            <w:r>
+              <w:t>counts</w:t>
+            </w:r>
+          </w:p>
+        </w:tc>
+      </w:tr>
+      <w:tr>
+        <w:tc>
+          <w:tcPr>
+            <w:tcW w:type="dxa" w:w="2160"/>
           </w:tcPr>
           <w:p>
             <w:r>
@@ -5086,11 +6627,31 @@
         </w:tc>
         <w:tc>
           <w:tcPr>
-            <w:tcW w:type="dxa" w:w="4320"/>
-          </w:tcPr>
-          <w:p>
-            <w:r>
-              <w:t>confounder regression</w:t>
+            <w:tcW w:type="dxa" w:w="2160"/>
+          </w:tcPr>
+          <w:p>
+            <w:r>
+              <w:t>library</w:t>
+            </w:r>
+          </w:p>
+        </w:tc>
+        <w:tc>
+          <w:tcPr>
+            <w:tcW w:type="dxa" w:w="2160"/>
+          </w:tcPr>
+          <w:p>
+            <w:r>
+              <w:t>scripts/predictors_audit.py (OLS with HC3 robust SEs)</w:t>
+            </w:r>
+          </w:p>
+        </w:tc>
+        <w:tc>
+          <w:tcPr>
+            <w:tcW w:type="dxa" w:w="2160"/>
+          </w:tcPr>
+          <w:p>
+            <w:r>
+              <w:t>counts</w:t>
             </w:r>
           </w:p>
         </w:tc>
@@ -5126,7 +6687,7 @@
         <w:rPr>
           <w:b/>
         </w:rPr>
-        <w:t>Table 8. All 160 MGnify studies fetched and used (data/raw/mgnify/manifest.csv).</w:t>
+        <w:t>Table 10. All 160 MGnify studies fetched and used (data/raw/mgnify/manifest.csv).</w:t>
       </w:r>
     </w:p>
     <w:tbl>

--- a/paper/mega27-04-microbiome-twin-paper.docx
+++ b/paper/mega27-04-microbiome-twin-paper.docx
@@ -5200,6 +5200,40 @@
     </w:p>
     <w:p>
       <w:pPr>
+        <w:spacing w:after="120"/>
+        <w:jc w:val="both"/>
+      </w:pPr>
+      <w:r>
+        <w:t>Phylogeny. Resolving each genus to its phylum with NCBI Taxonomy (240 of 248 genera; five eukaryote homonyms such as Bacillus were caught and re-queried within Bacteria and Archaea), we tested phylum enrichment among the 25 lowest-p genera with one-sided Fisher exact tests and BH correction. Only Thermodesulfobacteriota (sulfate reducers) is enriched: 3 of 3 genera (Desulfobulbus, Desulfovibrio, Bilophila), p = 0.001, q = 0.019. With three genera, this is a hypothesis (hydrogen and sulfur cross-feeding hubs), not a result.</w:t>
+      </w:r>
+    </w:p>
+    <w:p>
+      <w:pPr>
+        <w:spacing w:after="120"/>
+        <w:jc w:val="both"/>
+      </w:pPr>
+      <w:r>
+        <w:t>Literature cross-check. Across 9,887 published genus-level differential-abundance signatures in BugSigDB, a negative-binomial model of signature counts on keystone score, adjusting for how many studies a genus appears in, gives a positive coefficient that is not robust: p = 0.025 with dispersion fixed at 1 and p = 0.062 with dispersion estimated (alpha = 1.16). Keystone-consensus genera are not clearly over-represented in the disease literature.</w:t>
+      </w:r>
+    </w:p>
+    <w:p>
+      <w:pPr>
+        <w:jc w:val="center"/>
+      </w:pPr>
+      <w:r>
+        <w:rPr>
+          <w:i/>
+        </w:rPr>
+        <w:t>log E[n_j] = c_0 + c_1 (-log10 p_j) + c_2 log(studies_j),   Var(n_j) = mu_j + alpha mu_j^2</w:t>
+      </w:r>
+      <w:r>
+        <w:tab/>
+        <w:tab/>
+        <w:t>(16)</w:t>
+      </w:r>
+    </w:p>
+    <w:p>
+      <w:pPr>
         <w:pStyle w:val="Heading2"/>
       </w:pPr>
       <w:r>
@@ -5228,7 +5262,7 @@
       <w:r>
         <w:tab/>
         <w:tab/>
-        <w:t>(16)</w:t>
+        <w:t>(17)</w:t>
       </w:r>
     </w:p>
     <w:p>
@@ -5821,6 +5855,15 @@
     </w:p>
     <w:p>
       <w:pPr>
+        <w:spacing w:after="120"/>
+        <w:jc w:val="both"/>
+      </w:pPr>
+      <w:r>
+        <w:t>- Keystone genera are not robustly over-represented in BugSigDB disease signatures (p = 0.062 with estimated dispersion).</w:t>
+      </w:r>
+    </w:p>
+    <w:p>
+      <w:pPr>
         <w:pStyle w:val="Heading1"/>
       </w:pPr>
       <w:r>
@@ -5885,7 +5928,7 @@
         <w:rPr>
           <w:b/>
         </w:rPr>
-        <w:t>Table 9. Tools ledger: 17 entries, 12 counting toward the gate after excluding infrastructure.</w:t>
+        <w:t>Table 9. Tools ledger: 19 entries, 14 counting toward the gate after excluding infrastructure.</w:t>
       </w:r>
     </w:p>
     <w:tbl>
@@ -6642,6 +6685,90 @@
           <w:p>
             <w:r>
               <w:t>scripts/predictors_audit.py (OLS with HC3 robust SEs)</w:t>
+            </w:r>
+          </w:p>
+        </w:tc>
+        <w:tc>
+          <w:tcPr>
+            <w:tcW w:type="dxa" w:w="2160"/>
+          </w:tcPr>
+          <w:p>
+            <w:r>
+              <w:t>counts</w:t>
+            </w:r>
+          </w:p>
+        </w:tc>
+      </w:tr>
+      <w:tr>
+        <w:tc>
+          <w:tcPr>
+            <w:tcW w:type="dxa" w:w="2160"/>
+          </w:tcPr>
+          <w:p>
+            <w:r>
+              <w:t>NCBI Taxonomy (E-utilities esearch/efetch)</w:t>
+            </w:r>
+          </w:p>
+        </w:tc>
+        <w:tc>
+          <w:tcPr>
+            <w:tcW w:type="dxa" w:w="2160"/>
+          </w:tcPr>
+          <w:p>
+            <w:r>
+              <w:t>database/web API</w:t>
+            </w:r>
+          </w:p>
+        </w:tc>
+        <w:tc>
+          <w:tcPr>
+            <w:tcW w:type="dxa" w:w="2160"/>
+          </w:tcPr>
+          <w:p>
+            <w:r>
+              <w:t>scripts/keystone_taxonomy.py (genus -&gt; phylum lineage)</w:t>
+            </w:r>
+          </w:p>
+        </w:tc>
+        <w:tc>
+          <w:tcPr>
+            <w:tcW w:type="dxa" w:w="2160"/>
+          </w:tcPr>
+          <w:p>
+            <w:r>
+              <w:t>counts</w:t>
+            </w:r>
+          </w:p>
+        </w:tc>
+      </w:tr>
+      <w:tr>
+        <w:tc>
+          <w:tcPr>
+            <w:tcW w:type="dxa" w:w="2160"/>
+          </w:tcPr>
+          <w:p>
+            <w:r>
+              <w:t>BugSigDB (genus signature export)</w:t>
+            </w:r>
+          </w:p>
+        </w:tc>
+        <w:tc>
+          <w:tcPr>
+            <w:tcW w:type="dxa" w:w="2160"/>
+          </w:tcPr>
+          <w:p>
+            <w:r>
+              <w:t>database</w:t>
+            </w:r>
+          </w:p>
+        </w:tc>
+        <w:tc>
+          <w:tcPr>
+            <w:tcW w:type="dxa" w:w="2160"/>
+          </w:tcPr>
+          <w:p>
+            <w:r>
+              <w:t>data/ref/bugsigdb_signatures_genus_taxname.gmt; scripts/keystone_bugsigdb.py (literature cross-check)</w:t>
             </w:r>
           </w:p>
         </w:tc>

--- a/paper/mega27-04-microbiome-twin-paper.docx
+++ b/paper/mega27-04-microbiome-twin-paper.docx
@@ -52,6 +52,15 @@
       </w:pPr>
       <w:r>
         <w:t>(4) Under a stricter metric that scores every timepoint, the same forecaster ranks first on both MDSINE2 cohorts (UC 1.654 vs MDSINE2 without modules 1.824; healthy 1.752 vs 2.072; p &lt; 1e-39), which falsified our own prediction that the advantage came from the detection-only metric. (5) At scale the picture changes: across 160 MGnify studies in 8 biomes, an interaction model beats a calibrated presence prior in 121 studies (FDR &lt; 0.05), so the human-data null of finding (1) does not generalise. We ship the microtwin command-line tool (audit and forecast) so anyone can run this audit on their own abundance table.</w:t>
+      </w:r>
+    </w:p>
+    <w:p>
+      <w:pPr>
+        <w:spacing w:after="120"/>
+        <w:jc w:val="both"/>
+      </w:pPr>
+      <w:r>
+        <w:t>(6) Exploratory keystone analysis names one candidate, the anaerobe-keystone hypothesis: across 156 studies, genera made of strict anaerobes are more often network hubs within the same study (study fixed-effect logit, p = 1.4e-4), independent of abundance and prevalence, and sulfate reducers are enriched under both NCBI and GTDB taxonomies (q = 0.02). No single biome passes FDR and keystones come from inferred networks, so this is a falsifiable candidate, not a discovery.</w:t>
       </w:r>
     </w:p>
     <w:p>
@@ -5234,6 +5243,1165 @@
     </w:p>
     <w:p>
       <w:pPr>
+        <w:spacing w:after="120"/>
+        <w:jc w:val="both"/>
+      </w:pPr>
+      <w:r>
+        <w:t>GTDB replication. Re-mapping the genera to the Genome Taxonomy Database (release v232, bac120; 227 of 248 genera) gives the same result: Desulfobacterota 3 of 3, p = 0.0012, q = 0.020. NCBI and GTDB disagree on the phylum of only 7 genera, mostly renamings. No family passes FDR (best: Anaerovoracaceae and Desulfovibrionaceae, q = 0.71). The result does not depend on the taxonomy, but it still rests on three genera.</w:t>
+      </w:r>
+    </w:p>
+    <w:p>
+      <w:pPr>
+        <w:pStyle w:val="Heading3"/>
+      </w:pPr>
+      <w:r>
+        <w:t>5.4.1 Physiological traits of keystones: the anaerobe-keystone candidate</w:t>
+      </w:r>
+    </w:p>
+    <w:p>
+      <w:pPr>
+        <w:spacing w:after="120"/>
+        <w:jc w:val="both"/>
+      </w:pPr>
+      <w:r>
+        <w:t>We joined each genus to the Madin et al. (2020) trait database (14,893 species; condensed_species_NCBI.csv), aggregating species to genus as the share of strict anaerobes, Gram-negative, motile and sporulating species, and the median genome size, GC content and doubling time. We test each trait against keystone frequency (Spearman, BH across traits) and top-25 membership (Mann-Whitney).</w:t>
+      </w:r>
+    </w:p>
+    <w:p>
+      <w:r>
+        <w:rPr>
+          <w:b/>
+        </w:rPr>
+        <w:t>Table 8. Keystone frequency vs genus traits (results/keystone_traits_tests.csv).</w:t>
+      </w:r>
+    </w:p>
+    <w:tbl>
+      <w:tblPr>
+        <w:tblStyle w:val="LightGrid-Accent1"/>
+        <w:tblW w:type="auto" w:w="0"/>
+        <w:tblLook w:firstColumn="1" w:firstRow="1" w:lastColumn="0" w:lastRow="0" w:noHBand="0" w:noVBand="1" w:val="04A0"/>
+      </w:tblPr>
+      <w:tblGrid>
+        <w:gridCol w:w="1234"/>
+        <w:gridCol w:w="1234"/>
+        <w:gridCol w:w="1234"/>
+        <w:gridCol w:w="1234"/>
+        <w:gridCol w:w="1234"/>
+        <w:gridCol w:w="1234"/>
+        <w:gridCol w:w="1234"/>
+      </w:tblGrid>
+      <w:tr>
+        <w:tc>
+          <w:tcPr>
+            <w:tcW w:type="dxa" w:w="1234"/>
+          </w:tcPr>
+          <w:p>
+            <w:r>
+              <w:t>trait</w:t>
+            </w:r>
+          </w:p>
+        </w:tc>
+        <w:tc>
+          <w:tcPr>
+            <w:tcW w:type="dxa" w:w="1234"/>
+          </w:tcPr>
+          <w:p>
+            <w:r>
+              <w:t>genera</w:t>
+            </w:r>
+          </w:p>
+        </w:tc>
+        <w:tc>
+          <w:tcPr>
+            <w:tcW w:type="dxa" w:w="1234"/>
+          </w:tcPr>
+          <w:p>
+            <w:r>
+              <w:t>Spearman rho</w:t>
+            </w:r>
+          </w:p>
+        </w:tc>
+        <w:tc>
+          <w:tcPr>
+            <w:tcW w:type="dxa" w:w="1234"/>
+          </w:tcPr>
+          <w:p>
+            <w:r>
+              <w:t>q (BH)</w:t>
+            </w:r>
+          </w:p>
+        </w:tc>
+        <w:tc>
+          <w:tcPr>
+            <w:tcW w:type="dxa" w:w="1234"/>
+          </w:tcPr>
+          <w:p>
+            <w:r>
+              <w:t>top-25 mean</w:t>
+            </w:r>
+          </w:p>
+        </w:tc>
+        <w:tc>
+          <w:tcPr>
+            <w:tcW w:type="dxa" w:w="1234"/>
+          </w:tcPr>
+          <w:p>
+            <w:r>
+              <w:t>rest mean</w:t>
+            </w:r>
+          </w:p>
+        </w:tc>
+        <w:tc>
+          <w:tcPr>
+            <w:tcW w:type="dxa" w:w="1234"/>
+          </w:tcPr>
+          <w:p>
+            <w:r>
+              <w:t>Mann-Whitney q</w:t>
+            </w:r>
+          </w:p>
+        </w:tc>
+      </w:tr>
+      <w:tr>
+        <w:tc>
+          <w:tcPr>
+            <w:tcW w:type="dxa" w:w="1234"/>
+          </w:tcPr>
+          <w:p>
+            <w:r>
+              <w:t>anaerobe</w:t>
+            </w:r>
+          </w:p>
+        </w:tc>
+        <w:tc>
+          <w:tcPr>
+            <w:tcW w:type="dxa" w:w="1234"/>
+          </w:tcPr>
+          <w:p>
+            <w:r>
+              <w:t>224</w:t>
+            </w:r>
+          </w:p>
+        </w:tc>
+        <w:tc>
+          <w:tcPr>
+            <w:tcW w:type="dxa" w:w="1234"/>
+          </w:tcPr>
+          <w:p>
+            <w:r>
+              <w:t>0.303</w:t>
+            </w:r>
+          </w:p>
+        </w:tc>
+        <w:tc>
+          <w:tcPr>
+            <w:tcW w:type="dxa" w:w="1234"/>
+          </w:tcPr>
+          <w:p>
+            <w:r>
+              <w:t>2.8e-05</w:t>
+            </w:r>
+          </w:p>
+        </w:tc>
+        <w:tc>
+          <w:tcPr>
+            <w:tcW w:type="dxa" w:w="1234"/>
+          </w:tcPr>
+          <w:p>
+            <w:r>
+              <w:t>0.703</w:t>
+            </w:r>
+          </w:p>
+        </w:tc>
+        <w:tc>
+          <w:tcPr>
+            <w:tcW w:type="dxa" w:w="1234"/>
+          </w:tcPr>
+          <w:p>
+            <w:r>
+              <w:t>0.411</w:t>
+            </w:r>
+          </w:p>
+        </w:tc>
+        <w:tc>
+          <w:tcPr>
+            <w:tcW w:type="dxa" w:w="1234"/>
+          </w:tcPr>
+          <w:p>
+            <w:r>
+              <w:t>0.08</w:t>
+            </w:r>
+          </w:p>
+        </w:tc>
+      </w:tr>
+      <w:tr>
+        <w:tc>
+          <w:tcPr>
+            <w:tcW w:type="dxa" w:w="1234"/>
+          </w:tcPr>
+          <w:p>
+            <w:r>
+              <w:t>gram_neg</w:t>
+            </w:r>
+          </w:p>
+        </w:tc>
+        <w:tc>
+          <w:tcPr>
+            <w:tcW w:type="dxa" w:w="1234"/>
+          </w:tcPr>
+          <w:p>
+            <w:r>
+              <w:t>225</w:t>
+            </w:r>
+          </w:p>
+        </w:tc>
+        <w:tc>
+          <w:tcPr>
+            <w:tcW w:type="dxa" w:w="1234"/>
+          </w:tcPr>
+          <w:p>
+            <w:r>
+              <w:t>-0.018</w:t>
+            </w:r>
+          </w:p>
+        </w:tc>
+        <w:tc>
+          <w:tcPr>
+            <w:tcW w:type="dxa" w:w="1234"/>
+          </w:tcPr>
+          <w:p>
+            <w:r>
+              <w:t>0.91</w:t>
+            </w:r>
+          </w:p>
+        </w:tc>
+        <w:tc>
+          <w:tcPr>
+            <w:tcW w:type="dxa" w:w="1234"/>
+          </w:tcPr>
+          <w:p>
+            <w:r>
+              <w:t>0.654</w:t>
+            </w:r>
+          </w:p>
+        </w:tc>
+        <w:tc>
+          <w:tcPr>
+            <w:tcW w:type="dxa" w:w="1234"/>
+          </w:tcPr>
+          <w:p>
+            <w:r>
+              <w:t>0.505</w:t>
+            </w:r>
+          </w:p>
+        </w:tc>
+        <w:tc>
+          <w:tcPr>
+            <w:tcW w:type="dxa" w:w="1234"/>
+          </w:tcPr>
+          <w:p>
+            <w:r>
+              <w:t>0.22</w:t>
+            </w:r>
+          </w:p>
+        </w:tc>
+      </w:tr>
+      <w:tr>
+        <w:tc>
+          <w:tcPr>
+            <w:tcW w:type="dxa" w:w="1234"/>
+          </w:tcPr>
+          <w:p>
+            <w:r>
+              <w:t>motile</w:t>
+            </w:r>
+          </w:p>
+        </w:tc>
+        <w:tc>
+          <w:tcPr>
+            <w:tcW w:type="dxa" w:w="1234"/>
+          </w:tcPr>
+          <w:p>
+            <w:r>
+              <w:t>200</w:t>
+            </w:r>
+          </w:p>
+        </w:tc>
+        <w:tc>
+          <w:tcPr>
+            <w:tcW w:type="dxa" w:w="1234"/>
+          </w:tcPr>
+          <w:p>
+            <w:r>
+              <w:t>-0.104</w:t>
+            </w:r>
+          </w:p>
+        </w:tc>
+        <w:tc>
+          <w:tcPr>
+            <w:tcW w:type="dxa" w:w="1234"/>
+          </w:tcPr>
+          <w:p>
+            <w:r>
+              <w:t>0.2</w:t>
+            </w:r>
+          </w:p>
+        </w:tc>
+        <w:tc>
+          <w:tcPr>
+            <w:tcW w:type="dxa" w:w="1234"/>
+          </w:tcPr>
+          <w:p>
+            <w:r>
+              <w:t>0.443</w:t>
+            </w:r>
+          </w:p>
+        </w:tc>
+        <w:tc>
+          <w:tcPr>
+            <w:tcW w:type="dxa" w:w="1234"/>
+          </w:tcPr>
+          <w:p>
+            <w:r>
+              <w:t>0.337</w:t>
+            </w:r>
+          </w:p>
+        </w:tc>
+        <w:tc>
+          <w:tcPr>
+            <w:tcW w:type="dxa" w:w="1234"/>
+          </w:tcPr>
+          <w:p>
+            <w:r>
+              <w:t>0.65</w:t>
+            </w:r>
+          </w:p>
+        </w:tc>
+      </w:tr>
+      <w:tr>
+        <w:tc>
+          <w:tcPr>
+            <w:tcW w:type="dxa" w:w="1234"/>
+          </w:tcPr>
+          <w:p>
+            <w:r>
+              <w:t>spore</w:t>
+            </w:r>
+          </w:p>
+        </w:tc>
+        <w:tc>
+          <w:tcPr>
+            <w:tcW w:type="dxa" w:w="1234"/>
+          </w:tcPr>
+          <w:p>
+            <w:r>
+              <w:t>214</w:t>
+            </w:r>
+          </w:p>
+        </w:tc>
+        <w:tc>
+          <w:tcPr>
+            <w:tcW w:type="dxa" w:w="1234"/>
+          </w:tcPr>
+          <w:p>
+            <w:r>
+              <w:t>-0.137</w:t>
+            </w:r>
+          </w:p>
+        </w:tc>
+        <w:tc>
+          <w:tcPr>
+            <w:tcW w:type="dxa" w:w="1234"/>
+          </w:tcPr>
+          <w:p>
+            <w:r>
+              <w:t>0.081</w:t>
+            </w:r>
+          </w:p>
+        </w:tc>
+        <w:tc>
+          <w:tcPr>
+            <w:tcW w:type="dxa" w:w="1234"/>
+          </w:tcPr>
+          <w:p>
+            <w:r>
+              <w:t>0.0455</w:t>
+            </w:r>
+          </w:p>
+        </w:tc>
+        <w:tc>
+          <w:tcPr>
+            <w:tcW w:type="dxa" w:w="1234"/>
+          </w:tcPr>
+          <w:p>
+            <w:r>
+              <w:t>0.144</w:t>
+            </w:r>
+          </w:p>
+        </w:tc>
+        <w:tc>
+          <w:tcPr>
+            <w:tcW w:type="dxa" w:w="1234"/>
+          </w:tcPr>
+          <w:p>
+            <w:r>
+              <w:t>0.22</w:t>
+            </w:r>
+          </w:p>
+        </w:tc>
+      </w:tr>
+      <w:tr>
+        <w:tc>
+          <w:tcPr>
+            <w:tcW w:type="dxa" w:w="1234"/>
+          </w:tcPr>
+          <w:p>
+            <w:r>
+              <w:t>genome_size</w:t>
+            </w:r>
+          </w:p>
+        </w:tc>
+        <w:tc>
+          <w:tcPr>
+            <w:tcW w:type="dxa" w:w="1234"/>
+          </w:tcPr>
+          <w:p>
+            <w:r>
+              <w:t>222</w:t>
+            </w:r>
+          </w:p>
+        </w:tc>
+        <w:tc>
+          <w:tcPr>
+            <w:tcW w:type="dxa" w:w="1234"/>
+          </w:tcPr>
+          <w:p>
+            <w:r>
+              <w:t>-0.246</w:t>
+            </w:r>
+          </w:p>
+        </w:tc>
+        <w:tc>
+          <w:tcPr>
+            <w:tcW w:type="dxa" w:w="1234"/>
+          </w:tcPr>
+          <w:p>
+            <w:r>
+              <w:t>0.00077</w:t>
+            </w:r>
+          </w:p>
+        </w:tc>
+        <w:tc>
+          <w:tcPr>
+            <w:tcW w:type="dxa" w:w="1234"/>
+          </w:tcPr>
+          <w:p>
+            <w:r>
+              <w:t>3.04e+06</w:t>
+            </w:r>
+          </w:p>
+        </w:tc>
+        <w:tc>
+          <w:tcPr>
+            <w:tcW w:type="dxa" w:w="1234"/>
+          </w:tcPr>
+          <w:p>
+            <w:r>
+              <w:t>3.64e+06</w:t>
+            </w:r>
+          </w:p>
+        </w:tc>
+        <w:tc>
+          <w:tcPr>
+            <w:tcW w:type="dxa" w:w="1234"/>
+          </w:tcPr>
+          <w:p>
+            <w:r>
+              <w:t>0.22</w:t>
+            </w:r>
+          </w:p>
+        </w:tc>
+      </w:tr>
+      <w:tr>
+        <w:tc>
+          <w:tcPr>
+            <w:tcW w:type="dxa" w:w="1234"/>
+          </w:tcPr>
+          <w:p>
+            <w:r>
+              <w:t>gc_content</w:t>
+            </w:r>
+          </w:p>
+        </w:tc>
+        <w:tc>
+          <w:tcPr>
+            <w:tcW w:type="dxa" w:w="1234"/>
+          </w:tcPr>
+          <w:p>
+            <w:r>
+              <w:t>192</w:t>
+            </w:r>
+          </w:p>
+        </w:tc>
+        <w:tc>
+          <w:tcPr>
+            <w:tcW w:type="dxa" w:w="1234"/>
+          </w:tcPr>
+          <w:p>
+            <w:r>
+              <w:t>-0.153</w:t>
+            </w:r>
+          </w:p>
+        </w:tc>
+        <w:tc>
+          <w:tcPr>
+            <w:tcW w:type="dxa" w:w="1234"/>
+          </w:tcPr>
+          <w:p>
+            <w:r>
+              <w:t>0.08</w:t>
+            </w:r>
+          </w:p>
+        </w:tc>
+        <w:tc>
+          <w:tcPr>
+            <w:tcW w:type="dxa" w:w="1234"/>
+          </w:tcPr>
+          <w:p>
+            <w:r>
+              <w:t>49</w:t>
+            </w:r>
+          </w:p>
+        </w:tc>
+        <w:tc>
+          <w:tcPr>
+            <w:tcW w:type="dxa" w:w="1234"/>
+          </w:tcPr>
+          <w:p>
+            <w:r>
+              <w:t>50.6</w:t>
+            </w:r>
+          </w:p>
+        </w:tc>
+        <w:tc>
+          <w:tcPr>
+            <w:tcW w:type="dxa" w:w="1234"/>
+          </w:tcPr>
+          <w:p>
+            <w:r>
+              <w:t>0.65</w:t>
+            </w:r>
+          </w:p>
+        </w:tc>
+      </w:tr>
+      <w:tr>
+        <w:tc>
+          <w:tcPr>
+            <w:tcW w:type="dxa" w:w="1234"/>
+          </w:tcPr>
+          <w:p>
+            <w:r>
+              <w:t>doubling_h</w:t>
+            </w:r>
+          </w:p>
+        </w:tc>
+        <w:tc>
+          <w:tcPr>
+            <w:tcW w:type="dxa" w:w="1234"/>
+          </w:tcPr>
+          <w:p>
+            <w:r>
+              <w:t>57</w:t>
+            </w:r>
+          </w:p>
+        </w:tc>
+        <w:tc>
+          <w:tcPr>
+            <w:tcW w:type="dxa" w:w="1234"/>
+          </w:tcPr>
+          <w:p>
+            <w:r>
+              <w:t>0.008</w:t>
+            </w:r>
+          </w:p>
+        </w:tc>
+        <w:tc>
+          <w:tcPr>
+            <w:tcW w:type="dxa" w:w="1234"/>
+          </w:tcPr>
+          <w:p>
+            <w:r>
+              <w:t>0.96</w:t>
+            </w:r>
+          </w:p>
+        </w:tc>
+        <w:tc>
+          <w:tcPr>
+            <w:tcW w:type="dxa" w:w="1234"/>
+          </w:tcPr>
+          <w:p>
+            <w:r>
+              <w:t>10.6</w:t>
+            </w:r>
+          </w:p>
+        </w:tc>
+        <w:tc>
+          <w:tcPr>
+            <w:tcW w:type="dxa" w:w="1234"/>
+          </w:tcPr>
+          <w:p>
+            <w:r>
+              <w:t>4.36</w:t>
+            </w:r>
+          </w:p>
+        </w:tc>
+        <w:tc>
+          <w:tcPr>
+            <w:tcW w:type="dxa" w:w="1234"/>
+          </w:tcPr>
+          <w:p>
+            <w:r>
+              <w:t>1</w:t>
+            </w:r>
+          </w:p>
+        </w:tc>
+      </w:tr>
+    </w:tbl>
+    <w:p>
+      <w:pPr>
+        <w:spacing w:after="120"/>
+        <w:jc w:val="both"/>
+      </w:pPr>
+      <w:r>
+        <w:t>Strict-anaerobe share and small genome size track keystone frequency; the other traits do not. The anaerobe effect keeps its sign and significance in a rank regression with genome size and log study count (p = 5.8e-04, HC3) and under permutation within study-count quintiles (p = 2.0e-04). Because biome could confound this (anaerobes dominate gut studies), we ran two falsification tests inside studies. First, within each of 155 studies we compared keystones with the other genera: keystones have the higher anaerobe share in 62% of studies (mean difference +0.071, sign-flip p = 2.0e-04). Second, we fitted a logistic model with study fixed effects and study-clustered standard errors, adding abundance and prevalence:</w:t>
+      </w:r>
+    </w:p>
+    <w:p>
+      <w:pPr>
+        <w:jc w:val="center"/>
+      </w:pPr>
+      <w:r>
+        <w:rPr>
+          <w:i/>
+        </w:rPr>
+        <w:t>logit P(top_js = 1) = a_s + b_1 anaerobe_j + b_2 log10(mean RA_js) + b_3 prevalence_js</w:t>
+      </w:r>
+      <w:r>
+        <w:tab/>
+        <w:tab/>
+        <w:t>(17)</w:t>
+      </w:r>
+    </w:p>
+    <w:p>
+      <w:pPr>
+        <w:spacing w:after="120"/>
+        <w:jc w:val="both"/>
+      </w:pPr>
+      <w:r>
+        <w:t>On 10,599 genus-study rows from 156 studies, b_1 = 0.40 (p = 1.4e-04), almost the same as without abundance terms (0.41). Anaerobe share is nearly uncorrelated with abundance (r = 0.09). So the association is not a biome mix or abundance artifact.</w:t>
+      </w:r>
+    </w:p>
+    <w:p>
+      <w:r>
+        <w:rPr>
+          <w:b/>
+        </w:rPr>
+        <w:t>Table 9. Within-study anaerobe difference by biome (results/keystone_traits_biome.json).</w:t>
+      </w:r>
+    </w:p>
+    <w:tbl>
+      <w:tblPr>
+        <w:tblStyle w:val="LightGrid-Accent1"/>
+        <w:tblW w:type="auto" w:w="0"/>
+        <w:tblLook w:firstColumn="1" w:firstRow="1" w:lastColumn="0" w:lastRow="0" w:noHBand="0" w:noVBand="1" w:val="04A0"/>
+      </w:tblPr>
+      <w:tblGrid>
+        <w:gridCol w:w="1728"/>
+        <w:gridCol w:w="1728"/>
+        <w:gridCol w:w="1728"/>
+        <w:gridCol w:w="1728"/>
+        <w:gridCol w:w="1728"/>
+      </w:tblGrid>
+      <w:tr>
+        <w:tc>
+          <w:tcPr>
+            <w:tcW w:type="dxa" w:w="1728"/>
+          </w:tcPr>
+          <w:p>
+            <w:r>
+              <w:t>biome</w:t>
+            </w:r>
+          </w:p>
+        </w:tc>
+        <w:tc>
+          <w:tcPr>
+            <w:tcW w:type="dxa" w:w="1728"/>
+          </w:tcPr>
+          <w:p>
+            <w:r>
+              <w:t>studies</w:t>
+            </w:r>
+          </w:p>
+        </w:tc>
+        <w:tc>
+          <w:tcPr>
+            <w:tcW w:type="dxa" w:w="1728"/>
+          </w:tcPr>
+          <w:p>
+            <w:r>
+              <w:t>mean difference (top - rest)</w:t>
+            </w:r>
+          </w:p>
+        </w:tc>
+        <w:tc>
+          <w:tcPr>
+            <w:tcW w:type="dxa" w:w="1728"/>
+          </w:tcPr>
+          <w:p>
+            <w:r>
+              <w:t>p (sign-flip)</w:t>
+            </w:r>
+          </w:p>
+        </w:tc>
+        <w:tc>
+          <w:tcPr>
+            <w:tcW w:type="dxa" w:w="1728"/>
+          </w:tcPr>
+          <w:p>
+            <w:r>
+              <w:t>q (BH)</w:t>
+            </w:r>
+          </w:p>
+        </w:tc>
+      </w:tr>
+      <w:tr>
+        <w:tc>
+          <w:tcPr>
+            <w:tcW w:type="dxa" w:w="1728"/>
+          </w:tcPr>
+          <w:p>
+            <w:r>
+              <w:t>Digestive system</w:t>
+            </w:r>
+          </w:p>
+        </w:tc>
+        <w:tc>
+          <w:tcPr>
+            <w:tcW w:type="dxa" w:w="1728"/>
+          </w:tcPr>
+          <w:p>
+            <w:r>
+              <w:t>41</w:t>
+            </w:r>
+          </w:p>
+        </w:tc>
+        <w:tc>
+          <w:tcPr>
+            <w:tcW w:type="dxa" w:w="1728"/>
+          </w:tcPr>
+          <w:p>
+            <w:r>
+              <w:t>+0.065</w:t>
+            </w:r>
+          </w:p>
+        </w:tc>
+        <w:tc>
+          <w:tcPr>
+            <w:tcW w:type="dxa" w:w="1728"/>
+          </w:tcPr>
+          <w:p>
+            <w:r>
+              <w:t>0.038</w:t>
+            </w:r>
+          </w:p>
+        </w:tc>
+        <w:tc>
+          <w:tcPr>
+            <w:tcW w:type="dxa" w:w="1728"/>
+          </w:tcPr>
+          <w:p>
+            <w:r>
+              <w:t>0.10</w:t>
+            </w:r>
+          </w:p>
+        </w:tc>
+      </w:tr>
+      <w:tr>
+        <w:tc>
+          <w:tcPr>
+            <w:tcW w:type="dxa" w:w="1728"/>
+          </w:tcPr>
+          <w:p>
+            <w:r>
+              <w:t>Oral</w:t>
+            </w:r>
+          </w:p>
+        </w:tc>
+        <w:tc>
+          <w:tcPr>
+            <w:tcW w:type="dxa" w:w="1728"/>
+          </w:tcPr>
+          <w:p>
+            <w:r>
+              <w:t>19</w:t>
+            </w:r>
+          </w:p>
+        </w:tc>
+        <w:tc>
+          <w:tcPr>
+            <w:tcW w:type="dxa" w:w="1728"/>
+          </w:tcPr>
+          <w:p>
+            <w:r>
+              <w:t>+0.014</w:t>
+            </w:r>
+          </w:p>
+        </w:tc>
+        <w:tc>
+          <w:tcPr>
+            <w:tcW w:type="dxa" w:w="1728"/>
+          </w:tcPr>
+          <w:p>
+            <w:r>
+              <w:t>0.720</w:t>
+            </w:r>
+          </w:p>
+        </w:tc>
+        <w:tc>
+          <w:tcPr>
+            <w:tcW w:type="dxa" w:w="1728"/>
+          </w:tcPr>
+          <w:p>
+            <w:r>
+              <w:t>0.72</w:t>
+            </w:r>
+          </w:p>
+        </w:tc>
+      </w:tr>
+      <w:tr>
+        <w:tc>
+          <w:tcPr>
+            <w:tcW w:type="dxa" w:w="1728"/>
+          </w:tcPr>
+          <w:p>
+            <w:r>
+              <w:t>Skin</w:t>
+            </w:r>
+          </w:p>
+        </w:tc>
+        <w:tc>
+          <w:tcPr>
+            <w:tcW w:type="dxa" w:w="1728"/>
+          </w:tcPr>
+          <w:p>
+            <w:r>
+              <w:t>17</w:t>
+            </w:r>
+          </w:p>
+        </w:tc>
+        <w:tc>
+          <w:tcPr>
+            <w:tcW w:type="dxa" w:w="1728"/>
+          </w:tcPr>
+          <w:p>
+            <w:r>
+              <w:t>+0.110</w:t>
+            </w:r>
+          </w:p>
+        </w:tc>
+        <w:tc>
+          <w:tcPr>
+            <w:tcW w:type="dxa" w:w="1728"/>
+          </w:tcPr>
+          <w:p>
+            <w:r>
+              <w:t>0.034</w:t>
+            </w:r>
+          </w:p>
+        </w:tc>
+        <w:tc>
+          <w:tcPr>
+            <w:tcW w:type="dxa" w:w="1728"/>
+          </w:tcPr>
+          <w:p>
+            <w:r>
+              <w:t>0.10</w:t>
+            </w:r>
+          </w:p>
+        </w:tc>
+      </w:tr>
+      <w:tr>
+        <w:tc>
+          <w:tcPr>
+            <w:tcW w:type="dxa" w:w="1728"/>
+          </w:tcPr>
+          <w:p>
+            <w:r>
+              <w:t>Mammals</w:t>
+            </w:r>
+          </w:p>
+        </w:tc>
+        <w:tc>
+          <w:tcPr>
+            <w:tcW w:type="dxa" w:w="1728"/>
+          </w:tcPr>
+          <w:p>
+            <w:r>
+              <w:t>20</w:t>
+            </w:r>
+          </w:p>
+        </w:tc>
+        <w:tc>
+          <w:tcPr>
+            <w:tcW w:type="dxa" w:w="1728"/>
+          </w:tcPr>
+          <w:p>
+            <w:r>
+              <w:t>+0.056</w:t>
+            </w:r>
+          </w:p>
+        </w:tc>
+        <w:tc>
+          <w:tcPr>
+            <w:tcW w:type="dxa" w:w="1728"/>
+          </w:tcPr>
+          <w:p>
+            <w:r>
+              <w:t>0.174</w:t>
+            </w:r>
+          </w:p>
+        </w:tc>
+        <w:tc>
+          <w:tcPr>
+            <w:tcW w:type="dxa" w:w="1728"/>
+          </w:tcPr>
+          <w:p>
+            <w:r>
+              <w:t>0.28</w:t>
+            </w:r>
+          </w:p>
+        </w:tc>
+      </w:tr>
+      <w:tr>
+        <w:tc>
+          <w:tcPr>
+            <w:tcW w:type="dxa" w:w="1728"/>
+          </w:tcPr>
+          <w:p>
+            <w:r>
+              <w:t>Plants</w:t>
+            </w:r>
+          </w:p>
+        </w:tc>
+        <w:tc>
+          <w:tcPr>
+            <w:tcW w:type="dxa" w:w="1728"/>
+          </w:tcPr>
+          <w:p>
+            <w:r>
+              <w:t>18</w:t>
+            </w:r>
+          </w:p>
+        </w:tc>
+        <w:tc>
+          <w:tcPr>
+            <w:tcW w:type="dxa" w:w="1728"/>
+          </w:tcPr>
+          <w:p>
+            <w:r>
+              <w:t>+0.041</w:t>
+            </w:r>
+          </w:p>
+        </w:tc>
+        <w:tc>
+          <w:tcPr>
+            <w:tcW w:type="dxa" w:w="1728"/>
+          </w:tcPr>
+          <w:p>
+            <w:r>
+              <w:t>0.605</w:t>
+            </w:r>
+          </w:p>
+        </w:tc>
+        <w:tc>
+          <w:tcPr>
+            <w:tcW w:type="dxa" w:w="1728"/>
+          </w:tcPr>
+          <w:p>
+            <w:r>
+              <w:t>0.69</w:t>
+            </w:r>
+          </w:p>
+        </w:tc>
+      </w:tr>
+      <w:tr>
+        <w:tc>
+          <w:tcPr>
+            <w:tcW w:type="dxa" w:w="1728"/>
+          </w:tcPr>
+          <w:p>
+            <w:r>
+              <w:t>Birds</w:t>
+            </w:r>
+          </w:p>
+        </w:tc>
+        <w:tc>
+          <w:tcPr>
+            <w:tcW w:type="dxa" w:w="1728"/>
+          </w:tcPr>
+          <w:p>
+            <w:r>
+              <w:t>19</w:t>
+            </w:r>
+          </w:p>
+        </w:tc>
+        <w:tc>
+          <w:tcPr>
+            <w:tcW w:type="dxa" w:w="1728"/>
+          </w:tcPr>
+          <w:p>
+            <w:r>
+              <w:t>+0.178</w:t>
+            </w:r>
+          </w:p>
+        </w:tc>
+        <w:tc>
+          <w:tcPr>
+            <w:tcW w:type="dxa" w:w="1728"/>
+          </w:tcPr>
+          <w:p>
+            <w:r>
+              <w:t>0.020</w:t>
+            </w:r>
+          </w:p>
+        </w:tc>
+        <w:tc>
+          <w:tcPr>
+            <w:tcW w:type="dxa" w:w="1728"/>
+          </w:tcPr>
+          <w:p>
+            <w:r>
+              <w:t>0.10</w:t>
+            </w:r>
+          </w:p>
+        </w:tc>
+      </w:tr>
+      <w:tr>
+        <w:tc>
+          <w:tcPr>
+            <w:tcW w:type="dxa" w:w="1728"/>
+          </w:tcPr>
+          <w:p>
+            <w:r>
+              <w:t>Fish</w:t>
+            </w:r>
+          </w:p>
+        </w:tc>
+        <w:tc>
+          <w:tcPr>
+            <w:tcW w:type="dxa" w:w="1728"/>
+          </w:tcPr>
+          <w:p>
+            <w:r>
+              <w:t>14</w:t>
+            </w:r>
+          </w:p>
+        </w:tc>
+        <w:tc>
+          <w:tcPr>
+            <w:tcW w:type="dxa" w:w="1728"/>
+          </w:tcPr>
+          <w:p>
+            <w:r>
+              <w:t>+0.081</w:t>
+            </w:r>
+          </w:p>
+        </w:tc>
+        <w:tc>
+          <w:tcPr>
+            <w:tcW w:type="dxa" w:w="1728"/>
+          </w:tcPr>
+          <w:p>
+            <w:r>
+              <w:t>0.134</w:t>
+            </w:r>
+          </w:p>
+        </w:tc>
+        <w:tc>
+          <w:tcPr>
+            <w:tcW w:type="dxa" w:w="1728"/>
+          </w:tcPr>
+          <w:p>
+            <w:r>
+              <w:t>0.27</w:t>
+            </w:r>
+          </w:p>
+        </w:tc>
+      </w:tr>
+      <w:tr>
+        <w:tc>
+          <w:tcPr>
+            <w:tcW w:type="dxa" w:w="1728"/>
+          </w:tcPr>
+          <w:p>
+            <w:r>
+              <w:t>Insecta</w:t>
+            </w:r>
+          </w:p>
+        </w:tc>
+        <w:tc>
+          <w:tcPr>
+            <w:tcW w:type="dxa" w:w="1728"/>
+          </w:tcPr>
+          <w:p>
+            <w:r>
+              <w:t>7</w:t>
+            </w:r>
+          </w:p>
+        </w:tc>
+        <w:tc>
+          <w:tcPr>
+            <w:tcW w:type="dxa" w:w="1728"/>
+          </w:tcPr>
+          <w:p>
+            <w:r>
+              <w:t>-0.026</w:t>
+            </w:r>
+          </w:p>
+        </w:tc>
+        <w:tc>
+          <w:tcPr>
+            <w:tcW w:type="dxa" w:w="1728"/>
+          </w:tcPr>
+          <w:p>
+            <w:r>
+              <w:t>0.602</w:t>
+            </w:r>
+          </w:p>
+        </w:tc>
+        <w:tc>
+          <w:tcPr>
+            <w:tcW w:type="dxa" w:w="1728"/>
+          </w:tcPr>
+          <w:p>
+            <w:r>
+              <w:t>0.69</w:t>
+            </w:r>
+          </w:p>
+        </w:tc>
+      </w:tr>
+    </w:tbl>
+    <w:p>
+      <w:pPr>
+        <w:spacing w:after="120"/>
+        <w:jc w:val="both"/>
+      </w:pPr>
+      <w:r>
+        <w:t>It is positive in 7 of 8 biomes but no single biome passes FDR (smallest q = 0.10). We name it the anaerobe-keystone hypothesis: genera made of strict anaerobes rank as network hubs more often, independent of biome, abundance and prevalence. It is falsified if (a) it fails in an independent cohort with a single biome and adequate power, or (b) perturbation experiments show inferred out-strength does not predict community response. Keystone status here comes from our own inferred networks, so this is a candidate property of interaction inference, not a proven ecological law.</w:t>
+      </w:r>
+    </w:p>
+    <w:p>
+      <w:pPr>
         <w:pStyle w:val="Heading2"/>
       </w:pPr>
       <w:r>
@@ -5262,7 +6430,7 @@
       <w:r>
         <w:tab/>
         <w:tab/>
-        <w:t>(17)</w:t>
+        <w:t>(18)</w:t>
       </w:r>
     </w:p>
     <w:p>
@@ -5270,7 +6438,7 @@
         <w:rPr>
           <w:b/>
         </w:rPr>
-        <w:t>Table 8. Predictors of interaction gain (OLS R^2 = 0.47; random forest 5-fold CV R^2 = 0.37; results/predictors_audit.json).</w:t>
+        <w:t>Table 10. Predictors of interaction gain (OLS R^2 = 0.47; random forest 5-fold CV R^2 = 0.37; results/predictors_audit.json).</w:t>
       </w:r>
     </w:p>
     <w:tbl>
@@ -5864,6 +7032,33 @@
     </w:p>
     <w:p>
       <w:pPr>
+        <w:spacing w:after="120"/>
+        <w:jc w:val="both"/>
+      </w:pPr>
+      <w:r>
+        <w:t>- No GTDB family is enriched among keystones after FDR (best q = 0.71).</w:t>
+      </w:r>
+    </w:p>
+    <w:p>
+      <w:pPr>
+        <w:spacing w:after="120"/>
+        <w:jc w:val="both"/>
+      </w:pPr>
+      <w:r>
+        <w:t>- Gram stain, motility, sporulation, GC content and doubling time do not track keystone frequency after BH.</w:t>
+      </w:r>
+    </w:p>
+    <w:p>
+      <w:pPr>
+        <w:spacing w:after="120"/>
+        <w:jc w:val="both"/>
+      </w:pPr>
+      <w:r>
+        <w:t>- The anaerobe-keystone association does not pass FDR within any single biome (Oral, Plants, Insecta show near-zero or negative effects).</w:t>
+      </w:r>
+    </w:p>
+    <w:p>
+      <w:pPr>
         <w:pStyle w:val="Heading1"/>
       </w:pPr>
       <w:r>
@@ -5928,7 +7123,7 @@
         <w:rPr>
           <w:b/>
         </w:rPr>
-        <w:t>Table 9. Tools ledger: 19 entries, 14 counting toward the gate after excluding infrastructure.</w:t>
+        <w:t>Table 11. Tools ledger: 21 entries, 16 counting toward the gate after excluding infrastructure.</w:t>
       </w:r>
     </w:p>
     <w:tbl>
@@ -6769,6 +7964,90 @@
           <w:p>
             <w:r>
               <w:t>data/ref/bugsigdb_signatures_genus_taxname.gmt; scripts/keystone_bugsigdb.py (literature cross-check)</w:t>
+            </w:r>
+          </w:p>
+        </w:tc>
+        <w:tc>
+          <w:tcPr>
+            <w:tcW w:type="dxa" w:w="2160"/>
+          </w:tcPr>
+          <w:p>
+            <w:r>
+              <w:t>counts</w:t>
+            </w:r>
+          </w:p>
+        </w:tc>
+      </w:tr>
+      <w:tr>
+        <w:tc>
+          <w:tcPr>
+            <w:tcW w:type="dxa" w:w="2160"/>
+          </w:tcPr>
+          <w:p>
+            <w:r>
+              <w:t>GTDB (release v232 bac120 taxonomy)</w:t>
+            </w:r>
+          </w:p>
+        </w:tc>
+        <w:tc>
+          <w:tcPr>
+            <w:tcW w:type="dxa" w:w="2160"/>
+          </w:tcPr>
+          <w:p>
+            <w:r>
+              <w:t>database</w:t>
+            </w:r>
+          </w:p>
+        </w:tc>
+        <w:tc>
+          <w:tcPr>
+            <w:tcW w:type="dxa" w:w="2160"/>
+          </w:tcPr>
+          <w:p>
+            <w:r>
+              <w:t>scripts/keystone_gtdb.py</w:t>
+            </w:r>
+          </w:p>
+        </w:tc>
+        <w:tc>
+          <w:tcPr>
+            <w:tcW w:type="dxa" w:w="2160"/>
+          </w:tcPr>
+          <w:p>
+            <w:r>
+              <w:t>counts</w:t>
+            </w:r>
+          </w:p>
+        </w:tc>
+      </w:tr>
+      <w:tr>
+        <w:tc>
+          <w:tcPr>
+            <w:tcW w:type="dxa" w:w="2160"/>
+          </w:tcPr>
+          <w:p>
+            <w:r>
+              <w:t>Madin et al. 2020 bacterial/archaeal trait database (condensed_species_NCBI)</w:t>
+            </w:r>
+          </w:p>
+        </w:tc>
+        <w:tc>
+          <w:tcPr>
+            <w:tcW w:type="dxa" w:w="2160"/>
+          </w:tcPr>
+          <w:p>
+            <w:r>
+              <w:t>database</w:t>
+            </w:r>
+          </w:p>
+        </w:tc>
+        <w:tc>
+          <w:tcPr>
+            <w:tcW w:type="dxa" w:w="2160"/>
+          </w:tcPr>
+          <w:p>
+            <w:r>
+              <w:t>scripts/keystone_traits.py</w:t>
             </w:r>
           </w:p>
         </w:tc>
@@ -6814,7 +8093,7 @@
         <w:rPr>
           <w:b/>
         </w:rPr>
-        <w:t>Table 10. All 160 MGnify studies fetched and used (data/raw/mgnify/manifest.csv).</w:t>
+        <w:t>Table 12. All 160 MGnify studies fetched and used (data/raw/mgnify/manifest.csv).</w:t>
       </w:r>
     </w:p>
     <w:tbl>
@@ -15236,6 +16515,24 @@
       </w:pPr>
       <w:r>
         <w:t>Gibson TE, Kim Y, Acharya S, et al. Learning ecosystem-scale dynamics from microbiome data with MDSINE2. Nature Microbiology 2025. https://www.nature.com/articles/s41564-025-02112-6</w:t>
+      </w:r>
+    </w:p>
+    <w:p>
+      <w:pPr>
+        <w:spacing w:after="120"/>
+        <w:jc w:val="both"/>
+      </w:pPr>
+      <w:r>
+        <w:t>Madin JS, Nielsen DA, Brbic M, et al. A synthesis of bacterial and archaeal phenotypic trait data. Scientific Data 2020;7:170.</w:t>
+      </w:r>
+    </w:p>
+    <w:p>
+      <w:pPr>
+        <w:spacing w:after="120"/>
+        <w:jc w:val="both"/>
+      </w:pPr>
+      <w:r>
+        <w:t>Parks DH, Chuvochina M, Rinke C, et al. GTDB: an ongoing census of bacterial and archaeal diversity through a phylogenetically consistent, rank normalized and complete genome-based taxonomy. Nucleic Acids Res 2022.</w:t>
       </w:r>
     </w:p>
     <w:p>

--- a/paper/mega27-04-microbiome-twin-paper.docx
+++ b/paper/mega27-04-microbiome-twin-paper.docx
@@ -60,7 +60,7 @@
         <w:jc w:val="both"/>
       </w:pPr>
       <w:r>
-        <w:t>(6) Exploratory keystone analysis names one candidate, the anaerobe-keystone hypothesis: across 156 studies, genera made of strict anaerobes are more often network hubs within the same study (study fixed-effect logit, p = 1.4e-4), independent of abundance and prevalence, and sulfate reducers are enriched under both NCBI and GTDB taxonomies (q = 0.02). No single biome passes FDR and keystones come from inferred networks, so this is a falsifiable candidate, not a discovery.</w:t>
+        <w:t>(6) Exploratory keystone analysis names one candidate, the anaerobe-keystone hypothesis: across 156 studies, genera made of strict anaerobes are more often network hubs within the same study (study fixed-effect logit, p = 1.4e-4), independent of abundance and prevalence, and sulfate reducers are enriched under both NCBI and GTDB taxonomies (q = 0.02); a KEGG genomic anaerobe index replicates it (p = 7e-8). No single biome passes FDR and keystones come from inferred networks, so this is a falsifiable candidate, not a discovery.</w:t>
       </w:r>
     </w:p>
     <w:p>
@@ -5902,6 +5902,40 @@
       </w:r>
     </w:p>
     <w:p>
+      <w:pPr>
+        <w:spacing w:after="120"/>
+        <w:jc w:val="both"/>
+      </w:pPr>
+      <w:r>
+        <w:t>Genomic replication (KEGG). To avoid relying on one phenotype database, we scored marker genes across 11,951 KEGG genomes (203 of 248 genera mapped): pyruvate:ferredoxin oxidoreductase (PFOR; K00169 or K03737), [FeFe]-hydrogenase, complete dissimilatory sulfate reduction (dsrA, dsrB and aprA), aa3 cytochrome c oxidase (coxA, K02274), catalase and cytochrome bd. The genomic anaerobe index is</w:t>
+      </w:r>
+    </w:p>
+    <w:p>
+      <w:pPr>
+        <w:jc w:val="center"/>
+      </w:pPr>
+      <w:r>
+        <w:rPr>
+          <w:i/>
+        </w:rPr>
+        <w:t>GAI_j = (1/|g_j|) sum_{x in g_j} 1[PFOR in x]  -  (1/|g_j|) sum_{x in g_j} 1[coxA in x]</w:t>
+      </w:r>
+      <w:r>
+        <w:tab/>
+        <w:tab/>
+        <w:t>(18)</w:t>
+      </w:r>
+    </w:p>
+    <w:p>
+      <w:pPr>
+        <w:spacing w:after="120"/>
+        <w:jc w:val="both"/>
+      </w:pPr>
+      <w:r>
+        <w:t>It agrees with the Madin anaerobe share (Spearman 0.84) and tracks keystone frequency (rho = 0.36, p = 9e-08). In the within-study fixed-effect logit with abundance and prevalence (13,294 rows, 159 studies), GAI has coefficient 0.32 (p = 7e-08). Most of this is the absence of aerobic respiration (coxA -0.52, p = 6e-06; PFOR alone p = 0.08), plus complete sulfate reduction (+0.70, p = 3e-05).</w:t>
+      </w:r>
+    </w:p>
+    <w:p>
       <w:r>
         <w:rPr>
           <w:b/>
@@ -6430,7 +6464,7 @@
       <w:r>
         <w:tab/>
         <w:tab/>
-        <w:t>(18)</w:t>
+        <w:t>(19)</w:t>
       </w:r>
     </w:p>
     <w:p>
@@ -7123,7 +7157,7 @@
         <w:rPr>
           <w:b/>
         </w:rPr>
-        <w:t>Table 11. Tools ledger: 21 entries, 16 counting toward the gate after excluding infrastructure.</w:t>
+        <w:t>Table 11. Tools ledger: 22 entries, 17 counting toward the gate after excluding infrastructure.</w:t>
       </w:r>
     </w:p>
     <w:tbl>
@@ -8048,6 +8082,48 @@
           <w:p>
             <w:r>
               <w:t>scripts/keystone_traits.py</w:t>
+            </w:r>
+          </w:p>
+        </w:tc>
+        <w:tc>
+          <w:tcPr>
+            <w:tcW w:type="dxa" w:w="2160"/>
+          </w:tcPr>
+          <w:p>
+            <w:r>
+              <w:t>counts</w:t>
+            </w:r>
+          </w:p>
+        </w:tc>
+      </w:tr>
+      <w:tr>
+        <w:tc>
+          <w:tcPr>
+            <w:tcW w:type="dxa" w:w="2160"/>
+          </w:tcPr>
+          <w:p>
+            <w:r>
+              <w:t>KEGG REST (genome list + KO-gene links)</w:t>
+            </w:r>
+          </w:p>
+        </w:tc>
+        <w:tc>
+          <w:tcPr>
+            <w:tcW w:type="dxa" w:w="2160"/>
+          </w:tcPr>
+          <w:p>
+            <w:r>
+              <w:t>database</w:t>
+            </w:r>
+          </w:p>
+        </w:tc>
+        <w:tc>
+          <w:tcPr>
+            <w:tcW w:type="dxa" w:w="2160"/>
+          </w:tcPr>
+          <w:p>
+            <w:r>
+              <w:t>scripts/keystone_kegg.py</w:t>
             </w:r>
           </w:p>
         </w:tc>
@@ -16515,6 +16591,15 @@
       </w:pPr>
       <w:r>
         <w:t>Gibson TE, Kim Y, Acharya S, et al. Learning ecosystem-scale dynamics from microbiome data with MDSINE2. Nature Microbiology 2025. https://www.nature.com/articles/s41564-025-02112-6</w:t>
+      </w:r>
+    </w:p>
+    <w:p>
+      <w:pPr>
+        <w:spacing w:after="120"/>
+        <w:jc w:val="both"/>
+      </w:pPr>
+      <w:r>
+        <w:t>Kanehisa M, Furumichi M, Sato Y, et al. KEGG for taxonomy-based analysis of pathways and genomes. Nucleic Acids Res 2023.</w:t>
       </w:r>
     </w:p>
     <w:p>

--- a/paper/mega27-04-microbiome-twin-paper.docx
+++ b/paper/mega27-04-microbiome-twin-paper.docx
@@ -5936,6 +5936,15 @@
       </w:r>
     </w:p>
     <w:p>
+      <w:pPr>
+        <w:spacing w:after="120"/>
+        <w:jc w:val="both"/>
+      </w:pPr>
+      <w:r>
+        <w:t>Third source (BV-BRC). Oxygen-requirement annotations of 11,323 BV-BRC genomes cover 102 keystone genera (&gt;= 3 annotated genomes). Their anaerobe share agrees with Madin (rho = 0.83) and KEGG GAI (rho = 0.81), tracks keystone frequency (rho = 0.34, p = 6e-04), and keeps its effect in the fixed-effect logit (coefficient 0.44, p = 6e-04; 6,804 rows, 151 studies). The three trait sources overlap partly in their curated inputs, so they are not fully independent.</w:t>
+      </w:r>
+    </w:p>
+    <w:p>
       <w:r>
         <w:rPr>
           <w:b/>
@@ -7157,7 +7166,7 @@
         <w:rPr>
           <w:b/>
         </w:rPr>
-        <w:t>Table 11. Tools ledger: 22 entries, 17 counting toward the gate after excluding infrastructure.</w:t>
+        <w:t>Table 11. Tools ledger: 23 entries, 18 counting toward the gate after excluding infrastructure.</w:t>
       </w:r>
     </w:p>
     <w:tbl>
@@ -8124,6 +8133,48 @@
           <w:p>
             <w:r>
               <w:t>scripts/keystone_kegg.py</w:t>
+            </w:r>
+          </w:p>
+        </w:tc>
+        <w:tc>
+          <w:tcPr>
+            <w:tcW w:type="dxa" w:w="2160"/>
+          </w:tcPr>
+          <w:p>
+            <w:r>
+              <w:t>counts</w:t>
+            </w:r>
+          </w:p>
+        </w:tc>
+      </w:tr>
+      <w:tr>
+        <w:tc>
+          <w:tcPr>
+            <w:tcW w:type="dxa" w:w="2160"/>
+          </w:tcPr>
+          <w:p>
+            <w:r>
+              <w:t>BV-BRC genome API (oxygen_requirement facets)</w:t>
+            </w:r>
+          </w:p>
+        </w:tc>
+        <w:tc>
+          <w:tcPr>
+            <w:tcW w:type="dxa" w:w="2160"/>
+          </w:tcPr>
+          <w:p>
+            <w:r>
+              <w:t>database</w:t>
+            </w:r>
+          </w:p>
+        </w:tc>
+        <w:tc>
+          <w:tcPr>
+            <w:tcW w:type="dxa" w:w="2160"/>
+          </w:tcPr>
+          <w:p>
+            <w:r>
+              <w:t>scripts/keystone_bvbrc.py</w:t>
             </w:r>
           </w:p>
         </w:tc>
@@ -16600,6 +16651,15 @@
       </w:pPr>
       <w:r>
         <w:t>Kanehisa M, Furumichi M, Sato Y, et al. KEGG for taxonomy-based analysis of pathways and genomes. Nucleic Acids Res 2023.</w:t>
+      </w:r>
+    </w:p>
+    <w:p>
+      <w:pPr>
+        <w:spacing w:after="120"/>
+        <w:jc w:val="both"/>
+      </w:pPr>
+      <w:r>
+        <w:t>Olson RD, Assaf R, Brettin T, et al. Introducing the Bacterial and Viral Bioinformatics Resource Center (BV-BRC). Nucleic Acids Res 2023.</w:t>
       </w:r>
     </w:p>
     <w:p>

--- a/paper/mega27-04-microbiome-twin-paper.docx
+++ b/paper/mega27-04-microbiome-twin-paper.docx
@@ -53836,7 +53836,7 @@
     </a:clrScheme>
     <a:fontScheme name="Office">
       <a:majorFont>
-        <a:latin typeface="Calibri"/>
+        <a:latin typeface="Times New Roman"/>
         <a:ea typeface=""/>
         <a:cs typeface=""/>
         <a:font script="Jpan" typeface="ＭＳ ゴシック"/>
